--- a/auca/Sem-6/introduction to linux/solution/ass1/29061_Mutangana_Joseph_Assinment#1.docx
+++ b/auca/Sem-6/introduction to linux/solution/ass1/29061_Mutangana_Joseph_Assinment#1.docx
@@ -318,12 +318,29 @@
     </w:p>
     <w:p>
       <w:pPr>
+        <w:rPr>
+          <w:rFonts w:ascii="Arial" w:eastAsiaTheme="majorEastAsia" w:hAnsi="Arial" w:cstheme="majorBidi"/>
+          <w:color w:val="1F4E79" w:themeColor="accent1" w:themeShade="80"/>
+          <w:sz w:val="28"/>
+          <w:szCs w:val="32"/>
+        </w:rPr>
+      </w:pPr>
+      <w:r>
+        <w:rPr>
+          <w:b/>
+        </w:rPr>
+        <w:br w:type="page"/>
+      </w:r>
+    </w:p>
+    <w:p>
+      <w:pPr>
         <w:pStyle w:val="Heading1"/>
       </w:pPr>
       <w:r>
         <w:rPr>
           <w:b w:val="0"/>
         </w:rPr>
+        <w:lastRenderedPageBreak/>
         <w:t>Tas</w:t>
       </w:r>
       <w:r>
@@ -352,206 +369,16 @@
         <mc:AlternateContent>
           <mc:Choice Requires="wps">
             <w:drawing>
-              <wp:anchor distT="0" distB="0" distL="114300" distR="114300" simplePos="0" relativeHeight="251661312" behindDoc="0" locked="0" layoutInCell="1" allowOverlap="1" wp14:anchorId="295E7ABA" wp14:editId="2896F442">
+              <wp:anchor distT="0" distB="0" distL="114300" distR="114300" simplePos="0" relativeHeight="251659264" behindDoc="0" locked="0" layoutInCell="1" allowOverlap="1" wp14:anchorId="34A90A49" wp14:editId="53FC4F23">
                 <wp:simplePos x="0" y="0"/>
                 <wp:positionH relativeFrom="column">
-                  <wp:posOffset>85725</wp:posOffset>
+                  <wp:posOffset>-13334</wp:posOffset>
                 </wp:positionH>
                 <wp:positionV relativeFrom="paragraph">
-                  <wp:posOffset>146050</wp:posOffset>
+                  <wp:posOffset>110490</wp:posOffset>
                 </wp:positionV>
-                <wp:extent cx="5791200" cy="286385"/>
-                <wp:effectExtent l="0" t="0" r="0" b="0"/>
-                <wp:wrapNone/>
-                <wp:docPr id="7" name="Rectangle 7"/>
-                <wp:cNvGraphicFramePr/>
-                <a:graphic xmlns:a="http://schemas.openxmlformats.org/drawingml/2006/main">
-                  <a:graphicData uri="http://schemas.microsoft.com/office/word/2010/wordprocessingShape">
-                    <wps:wsp>
-                      <wps:cNvSpPr/>
-                      <wps:spPr>
-                        <a:xfrm>
-                          <a:off x="0" y="0"/>
-                          <a:ext cx="5791200" cy="286385"/>
-                        </a:xfrm>
-                        <a:prstGeom prst="rect">
-                          <a:avLst/>
-                        </a:prstGeom>
-                        <a:solidFill>
-                          <a:schemeClr val="tx2">
-                            <a:lumMod val="40000"/>
-                            <a:lumOff val="60000"/>
-                          </a:schemeClr>
-                        </a:solidFill>
-                        <a:ln>
-                          <a:noFill/>
-                        </a:ln>
-                      </wps:spPr>
-                      <wps:style>
-                        <a:lnRef idx="2">
-                          <a:schemeClr val="accent1">
-                            <a:shade val="50000"/>
-                          </a:schemeClr>
-                        </a:lnRef>
-                        <a:fillRef idx="1">
-                          <a:schemeClr val="accent1"/>
-                        </a:fillRef>
-                        <a:effectRef idx="0">
-                          <a:schemeClr val="accent1"/>
-                        </a:effectRef>
-                        <a:fontRef idx="minor">
-                          <a:schemeClr val="lt1"/>
-                        </a:fontRef>
-                      </wps:style>
-                      <wps:txbx>
-                        <w:txbxContent>
-                          <w:p>
-                            <w:pPr>
-                              <w:rPr>
-                                <w:color w:val="000000" w:themeColor="text1"/>
-                              </w:rPr>
-                            </w:pPr>
-                            <w:proofErr w:type="spellStart"/>
-                            <w:r>
-                              <w:rPr>
-                                <w:color w:val="000000" w:themeColor="text1"/>
-                              </w:rPr>
-                              <w:t>sudo</w:t>
-                            </w:r>
-                            <w:proofErr w:type="spellEnd"/>
-                            <w:r>
-                              <w:rPr>
-                                <w:color w:val="000000" w:themeColor="text1"/>
-                              </w:rPr>
-                              <w:t xml:space="preserve"> </w:t>
-                            </w:r>
-                            <w:proofErr w:type="spellStart"/>
-                            <w:r>
-                              <w:rPr>
-                                <w:color w:val="000000" w:themeColor="text1"/>
-                              </w:rPr>
-                              <w:t>useradd</w:t>
-                            </w:r>
-                            <w:proofErr w:type="spellEnd"/>
-                            <w:r>
-                              <w:rPr>
-                                <w:color w:val="000000" w:themeColor="text1"/>
-                              </w:rPr>
-                              <w:t xml:space="preserve"> --</w:t>
-                            </w:r>
-                            <w:proofErr w:type="spellStart"/>
-                            <w:r>
-                              <w:rPr>
-                                <w:color w:val="000000" w:themeColor="text1"/>
-                              </w:rPr>
-                              <w:t>badname</w:t>
-                            </w:r>
-                            <w:proofErr w:type="spellEnd"/>
-                            <w:r>
-                              <w:rPr>
-                                <w:color w:val="000000" w:themeColor="text1"/>
-                              </w:rPr>
-                              <w:t xml:space="preserve"> 29061</w:t>
-                            </w:r>
-                          </w:p>
-                        </w:txbxContent>
-                      </wps:txbx>
-                      <wps:bodyPr rot="0" spcFirstLastPara="0" vertOverflow="overflow" horzOverflow="overflow" vert="horz" wrap="square" lIns="91440" tIns="45720" rIns="91440" bIns="45720" numCol="1" spcCol="0" rtlCol="0" fromWordArt="0" anchor="ctr" anchorCtr="0" forceAA="0" compatLnSpc="1">
-                        <a:prstTxWarp prst="textNoShape">
-                          <a:avLst/>
-                        </a:prstTxWarp>
-                        <a:noAutofit/>
-                      </wps:bodyPr>
-                    </wps:wsp>
-                  </a:graphicData>
-                </a:graphic>
-                <wp14:sizeRelH relativeFrom="margin">
-                  <wp14:pctWidth>0</wp14:pctWidth>
-                </wp14:sizeRelH>
-                <wp14:sizeRelV relativeFrom="margin">
-                  <wp14:pctHeight>0</wp14:pctHeight>
-                </wp14:sizeRelV>
-              </wp:anchor>
-            </w:drawing>
-          </mc:Choice>
-          <mc:Fallback>
-            <w:pict>
-              <v:rect w14:anchorId="295E7ABA" id="Rectangle 7" o:spid="_x0000_s1026" style="position:absolute;margin-left:6.75pt;margin-top:11.5pt;width:456pt;height:22.55pt;z-index:251661312;visibility:visible;mso-wrap-style:square;mso-width-percent:0;mso-height-percent:0;mso-wrap-distance-left:9pt;mso-wrap-distance-top:0;mso-wrap-distance-right:9pt;mso-wrap-distance-bottom:0;mso-position-horizontal:absolute;mso-position-horizontal-relative:text;mso-position-vertical:absolute;mso-position-vertical-relative:text;mso-width-percent:0;mso-height-percent:0;mso-width-relative:margin;mso-height-relative:margin;v-text-anchor:middle" o:gfxdata="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" fillcolor="#acb9ca [1311]" stroked="f" strokeweight="1pt">
-                <v:textbox>
-                  <w:txbxContent>
-                    <w:p>
-                      <w:pPr>
-                        <w:rPr>
-                          <w:color w:val="000000" w:themeColor="text1"/>
-                        </w:rPr>
-                      </w:pPr>
-                      <w:proofErr w:type="spellStart"/>
-                      <w:r>
-                        <w:rPr>
-                          <w:color w:val="000000" w:themeColor="text1"/>
-                        </w:rPr>
-                        <w:t>sudo</w:t>
-                      </w:r>
-                      <w:proofErr w:type="spellEnd"/>
-                      <w:r>
-                        <w:rPr>
-                          <w:color w:val="000000" w:themeColor="text1"/>
-                        </w:rPr>
-                        <w:t xml:space="preserve"> </w:t>
-                      </w:r>
-                      <w:proofErr w:type="spellStart"/>
-                      <w:r>
-                        <w:rPr>
-                          <w:color w:val="000000" w:themeColor="text1"/>
-                        </w:rPr>
-                        <w:t>useradd</w:t>
-                      </w:r>
-                      <w:proofErr w:type="spellEnd"/>
-                      <w:r>
-                        <w:rPr>
-                          <w:color w:val="000000" w:themeColor="text1"/>
-                        </w:rPr>
-                        <w:t xml:space="preserve"> --</w:t>
-                      </w:r>
-                      <w:proofErr w:type="spellStart"/>
-                      <w:r>
-                        <w:rPr>
-                          <w:color w:val="000000" w:themeColor="text1"/>
-                        </w:rPr>
-                        <w:t>badname</w:t>
-                      </w:r>
-                      <w:proofErr w:type="spellEnd"/>
-                      <w:r>
-                        <w:rPr>
-                          <w:color w:val="000000" w:themeColor="text1"/>
-                        </w:rPr>
-                        <w:t xml:space="preserve"> 29061</w:t>
-                      </w:r>
-                    </w:p>
-                  </w:txbxContent>
-                </v:textbox>
-              </v:rect>
-            </w:pict>
-          </mc:Fallback>
-        </mc:AlternateContent>
-      </w:r>
-      <w:r>
-        <w:rPr>
-          <w:noProof/>
-        </w:rPr>
-        <mc:AlternateContent>
-          <mc:Choice Requires="wps">
-            <w:drawing>
-              <wp:anchor distT="0" distB="0" distL="114300" distR="114300" simplePos="0" relativeHeight="251659264" behindDoc="0" locked="0" layoutInCell="1" allowOverlap="1" wp14:anchorId="1C99AEBB" wp14:editId="4ED0F2DB">
-                <wp:simplePos x="0" y="0"/>
-                <wp:positionH relativeFrom="column">
-                  <wp:posOffset>-11303</wp:posOffset>
-                </wp:positionH>
-                <wp:positionV relativeFrom="paragraph">
-                  <wp:posOffset>147955</wp:posOffset>
-                </wp:positionV>
-                <wp:extent cx="45085" cy="286385"/>
-                <wp:effectExtent l="0" t="0" r="0" b="0"/>
+                <wp:extent cx="45719" cy="850900"/>
+                <wp:effectExtent l="0" t="0" r="0" b="6350"/>
                 <wp:wrapNone/>
                 <wp:docPr id="6" name="Rectangle 6"/>
                 <wp:cNvGraphicFramePr/>
@@ -562,7 +389,7 @@
                       <wps:spPr>
                         <a:xfrm>
                           <a:off x="0" y="0"/>
-                          <a:ext cx="45085" cy="286385"/>
+                          <a:ext cx="45719" cy="850900"/>
                         </a:xfrm>
                         <a:prstGeom prst="rect">
                           <a:avLst/>
@@ -619,7 +446,7 @@
           </mc:Choice>
           <mc:Fallback>
             <w:pict>
-              <v:rect w14:anchorId="1C99AEBB" id="Rectangle 6" o:spid="_x0000_s1027" style="position:absolute;margin-left:-.9pt;margin-top:11.65pt;width:3.55pt;height:22.55pt;z-index:251659264;visibility:visible;mso-wrap-style:square;mso-height-percent:0;mso-wrap-distance-left:9pt;mso-wrap-distance-top:0;mso-wrap-distance-right:9pt;mso-wrap-distance-bottom:0;mso-position-horizontal:absolute;mso-position-horizontal-relative:text;mso-position-vertical:absolute;mso-position-vertical-relative:text;mso-height-percent:0;mso-height-relative:margin;v-text-anchor:middle" o:gfxdata="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" fillcolor="#ed7d31 [3205]" stroked="f" strokeweight="1pt">
+              <v:rect w14:anchorId="34A90A49" id="Rectangle 6" o:spid="_x0000_s1026" style="position:absolute;margin-left:-1.05pt;margin-top:8.7pt;width:3.6pt;height:67pt;z-index:251659264;visibility:visible;mso-wrap-style:square;mso-height-percent:0;mso-wrap-distance-left:9pt;mso-wrap-distance-top:0;mso-wrap-distance-right:9pt;mso-wrap-distance-bottom:0;mso-position-horizontal:absolute;mso-position-horizontal-relative:text;mso-position-vertical:absolute;mso-position-vertical-relative:text;mso-height-percent:0;mso-height-relative:margin;v-text-anchor:middle" o:gfxdata="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" fillcolor="#ed7d31 [3205]" stroked="f" strokeweight="1pt">
                 <v:textbox>
                   <w:txbxContent>
                     <w:p>
@@ -637,6 +464,466 @@
           </mc:Fallback>
         </mc:AlternateContent>
       </w:r>
+      <w:r>
+        <w:rPr>
+          <w:noProof/>
+        </w:rPr>
+        <mc:AlternateContent>
+          <mc:Choice Requires="wps">
+            <w:drawing>
+              <wp:anchor distT="0" distB="0" distL="114300" distR="114300" simplePos="0" relativeHeight="251661312" behindDoc="0" locked="0" layoutInCell="1" allowOverlap="1" wp14:anchorId="65D93511" wp14:editId="58D5C2BD">
+                <wp:simplePos x="0" y="0"/>
+                <wp:positionH relativeFrom="column">
+                  <wp:posOffset>88900</wp:posOffset>
+                </wp:positionH>
+                <wp:positionV relativeFrom="paragraph">
+                  <wp:posOffset>111125</wp:posOffset>
+                </wp:positionV>
+                <wp:extent cx="5791200" cy="850900"/>
+                <wp:effectExtent l="0" t="0" r="0" b="6350"/>
+                <wp:wrapNone/>
+                <wp:docPr id="7" name="Rectangle 7"/>
+                <wp:cNvGraphicFramePr/>
+                <a:graphic xmlns:a="http://schemas.openxmlformats.org/drawingml/2006/main">
+                  <a:graphicData uri="http://schemas.microsoft.com/office/word/2010/wordprocessingShape">
+                    <wps:wsp>
+                      <wps:cNvSpPr/>
+                      <wps:spPr>
+                        <a:xfrm>
+                          <a:off x="0" y="0"/>
+                          <a:ext cx="5791200" cy="850900"/>
+                        </a:xfrm>
+                        <a:prstGeom prst="rect">
+                          <a:avLst/>
+                        </a:prstGeom>
+                        <a:solidFill>
+                          <a:schemeClr val="tx2">
+                            <a:lumMod val="40000"/>
+                            <a:lumOff val="60000"/>
+                          </a:schemeClr>
+                        </a:solidFill>
+                        <a:ln>
+                          <a:noFill/>
+                        </a:ln>
+                      </wps:spPr>
+                      <wps:style>
+                        <a:lnRef idx="2">
+                          <a:schemeClr val="accent1">
+                            <a:shade val="50000"/>
+                          </a:schemeClr>
+                        </a:lnRef>
+                        <a:fillRef idx="1">
+                          <a:schemeClr val="accent1"/>
+                        </a:fillRef>
+                        <a:effectRef idx="0">
+                          <a:schemeClr val="accent1"/>
+                        </a:effectRef>
+                        <a:fontRef idx="minor">
+                          <a:schemeClr val="lt1"/>
+                        </a:fontRef>
+                      </wps:style>
+                      <wps:txbx>
+                        <w:txbxContent>
+                          <w:p>
+                            <w:pPr>
+                              <w:rPr>
+                                <w:b/>
+                                <w:color w:val="000000" w:themeColor="text1"/>
+                              </w:rPr>
+                            </w:pPr>
+                            <w:proofErr w:type="spellStart"/>
+                            <w:r>
+                              <w:rPr>
+                                <w:b/>
+                                <w:color w:val="000000" w:themeColor="text1"/>
+                              </w:rPr>
+                              <w:t>sudo</w:t>
+                            </w:r>
+                            <w:proofErr w:type="spellEnd"/>
+                            <w:r>
+                              <w:rPr>
+                                <w:b/>
+                                <w:color w:val="000000" w:themeColor="text1"/>
+                              </w:rPr>
+                              <w:t xml:space="preserve"> </w:t>
+                            </w:r>
+                            <w:proofErr w:type="spellStart"/>
+                            <w:r>
+                              <w:rPr>
+                                <w:b/>
+                                <w:color w:val="000000" w:themeColor="text1"/>
+                              </w:rPr>
+                              <w:t>useradd</w:t>
+                            </w:r>
+                            <w:proofErr w:type="spellEnd"/>
+                            <w:r>
+                              <w:rPr>
+                                <w:b/>
+                                <w:color w:val="000000" w:themeColor="text1"/>
+                              </w:rPr>
+                              <w:t xml:space="preserve"> --</w:t>
+                            </w:r>
+                            <w:proofErr w:type="spellStart"/>
+                            <w:r>
+                              <w:rPr>
+                                <w:b/>
+                                <w:color w:val="000000" w:themeColor="text1"/>
+                              </w:rPr>
+                              <w:t>badname</w:t>
+                            </w:r>
+                            <w:proofErr w:type="spellEnd"/>
+                            <w:r>
+                              <w:rPr>
+                                <w:b/>
+                                <w:color w:val="000000" w:themeColor="text1"/>
+                              </w:rPr>
+                              <w:t xml:space="preserve"> -m -g </w:t>
+                            </w:r>
+                            <w:proofErr w:type="spellStart"/>
+                            <w:r>
+                              <w:rPr>
+                                <w:b/>
+                                <w:color w:val="000000" w:themeColor="text1"/>
+                              </w:rPr>
+                              <w:t>mutangana</w:t>
+                            </w:r>
+                            <w:proofErr w:type="spellEnd"/>
+                            <w:r>
+                              <w:rPr>
+                                <w:b/>
+                                <w:color w:val="000000" w:themeColor="text1"/>
+                              </w:rPr>
+                              <w:t xml:space="preserve"> -s /bin/bash 29061</w:t>
+                            </w:r>
+                          </w:p>
+                          <w:p>
+                            <w:pPr>
+                              <w:rPr>
+                                <w:b/>
+                                <w:color w:val="000000" w:themeColor="text1"/>
+                              </w:rPr>
+                            </w:pPr>
+                            <w:proofErr w:type="spellStart"/>
+                            <w:r>
+                              <w:rPr>
+                                <w:b/>
+                                <w:color w:val="000000" w:themeColor="text1"/>
+                              </w:rPr>
+                              <w:t>sudo</w:t>
+                            </w:r>
+                            <w:proofErr w:type="spellEnd"/>
+                            <w:r>
+                              <w:rPr>
+                                <w:b/>
+                                <w:color w:val="000000" w:themeColor="text1"/>
+                              </w:rPr>
+                              <w:t xml:space="preserve"> </w:t>
+                            </w:r>
+                            <w:proofErr w:type="spellStart"/>
+                            <w:r>
+                              <w:rPr>
+                                <w:b/>
+                                <w:color w:val="000000" w:themeColor="text1"/>
+                              </w:rPr>
+                              <w:t>passwd</w:t>
+                            </w:r>
+                            <w:proofErr w:type="spellEnd"/>
+                            <w:r>
+                              <w:rPr>
+                                <w:b/>
+                                <w:color w:val="000000" w:themeColor="text1"/>
+                              </w:rPr>
+                              <w:t xml:space="preserve"> 29061</w:t>
+                            </w:r>
+                          </w:p>
+                          <w:p>
+                            <w:pPr>
+                              <w:rPr>
+                                <w:b/>
+                                <w:color w:val="000000" w:themeColor="text1"/>
+                              </w:rPr>
+                            </w:pPr>
+                            <w:proofErr w:type="spellStart"/>
+                            <w:r>
+                              <w:rPr>
+                                <w:b/>
+                                <w:color w:val="000000" w:themeColor="text1"/>
+                              </w:rPr>
+                              <w:t>sudo</w:t>
+                            </w:r>
+                            <w:proofErr w:type="spellEnd"/>
+                            <w:r>
+                              <w:rPr>
+                                <w:b/>
+                                <w:color w:val="000000" w:themeColor="text1"/>
+                              </w:rPr>
+                              <w:t xml:space="preserve"> </w:t>
+                            </w:r>
+                            <w:proofErr w:type="spellStart"/>
+                            <w:r>
+                              <w:rPr>
+                                <w:b/>
+                                <w:color w:val="000000" w:themeColor="text1"/>
+                              </w:rPr>
+                              <w:t>usermod</w:t>
+                            </w:r>
+                            <w:proofErr w:type="spellEnd"/>
+                            <w:r>
+                              <w:rPr>
+                                <w:b/>
+                                <w:color w:val="000000" w:themeColor="text1"/>
+                              </w:rPr>
+                              <w:t xml:space="preserve"> -</w:t>
+                            </w:r>
+                            <w:proofErr w:type="spellStart"/>
+                            <w:r>
+                              <w:rPr>
+                                <w:b/>
+                                <w:color w:val="000000" w:themeColor="text1"/>
+                              </w:rPr>
+                              <w:t>aG</w:t>
+                            </w:r>
+                            <w:proofErr w:type="spellEnd"/>
+                            <w:r>
+                              <w:rPr>
+                                <w:b/>
+                                <w:color w:val="000000" w:themeColor="text1"/>
+                              </w:rPr>
+                              <w:t xml:space="preserve"> </w:t>
+                            </w:r>
+                            <w:proofErr w:type="spellStart"/>
+                            <w:r>
+                              <w:rPr>
+                                <w:b/>
+                                <w:color w:val="000000" w:themeColor="text1"/>
+                              </w:rPr>
+                              <w:t>sudo</w:t>
+                            </w:r>
+                            <w:proofErr w:type="spellEnd"/>
+                            <w:r>
+                              <w:rPr>
+                                <w:b/>
+                                <w:color w:val="000000" w:themeColor="text1"/>
+                              </w:rPr>
+                              <w:t xml:space="preserve"> 29061</w:t>
+                            </w:r>
+                          </w:p>
+                        </w:txbxContent>
+                      </wps:txbx>
+                      <wps:bodyPr rot="0" spcFirstLastPara="0" vertOverflow="overflow" horzOverflow="overflow" vert="horz" wrap="square" lIns="91440" tIns="45720" rIns="91440" bIns="45720" numCol="1" spcCol="0" rtlCol="0" fromWordArt="0" anchor="ctr" anchorCtr="0" forceAA="0" compatLnSpc="1">
+                        <a:prstTxWarp prst="textNoShape">
+                          <a:avLst/>
+                        </a:prstTxWarp>
+                        <a:noAutofit/>
+                      </wps:bodyPr>
+                    </wps:wsp>
+                  </a:graphicData>
+                </a:graphic>
+                <wp14:sizeRelH relativeFrom="margin">
+                  <wp14:pctWidth>0</wp14:pctWidth>
+                </wp14:sizeRelH>
+                <wp14:sizeRelV relativeFrom="margin">
+                  <wp14:pctHeight>0</wp14:pctHeight>
+                </wp14:sizeRelV>
+              </wp:anchor>
+            </w:drawing>
+          </mc:Choice>
+          <mc:Fallback>
+            <w:pict>
+              <v:rect w14:anchorId="65D93511" id="Rectangle 7" o:spid="_x0000_s1027" style="position:absolute;margin-left:7pt;margin-top:8.75pt;width:456pt;height:67pt;z-index:251661312;visibility:visible;mso-wrap-style:square;mso-width-percent:0;mso-height-percent:0;mso-wrap-distance-left:9pt;mso-wrap-distance-top:0;mso-wrap-distance-right:9pt;mso-wrap-distance-bottom:0;mso-position-horizontal:absolute;mso-position-horizontal-relative:text;mso-position-vertical:absolute;mso-position-vertical-relative:text;mso-width-percent:0;mso-height-percent:0;mso-width-relative:margin;mso-height-relative:margin;v-text-anchor:middle" o:gfxdata="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" fillcolor="#acb9ca [1311]" stroked="f" strokeweight="1pt">
+                <v:textbox>
+                  <w:txbxContent>
+                    <w:p>
+                      <w:pPr>
+                        <w:rPr>
+                          <w:b/>
+                          <w:color w:val="000000" w:themeColor="text1"/>
+                        </w:rPr>
+                      </w:pPr>
+                      <w:proofErr w:type="spellStart"/>
+                      <w:r>
+                        <w:rPr>
+                          <w:b/>
+                          <w:color w:val="000000" w:themeColor="text1"/>
+                        </w:rPr>
+                        <w:t>sudo</w:t>
+                      </w:r>
+                      <w:proofErr w:type="spellEnd"/>
+                      <w:r>
+                        <w:rPr>
+                          <w:b/>
+                          <w:color w:val="000000" w:themeColor="text1"/>
+                        </w:rPr>
+                        <w:t xml:space="preserve"> </w:t>
+                      </w:r>
+                      <w:proofErr w:type="spellStart"/>
+                      <w:r>
+                        <w:rPr>
+                          <w:b/>
+                          <w:color w:val="000000" w:themeColor="text1"/>
+                        </w:rPr>
+                        <w:t>useradd</w:t>
+                      </w:r>
+                      <w:proofErr w:type="spellEnd"/>
+                      <w:r>
+                        <w:rPr>
+                          <w:b/>
+                          <w:color w:val="000000" w:themeColor="text1"/>
+                        </w:rPr>
+                        <w:t xml:space="preserve"> --</w:t>
+                      </w:r>
+                      <w:proofErr w:type="spellStart"/>
+                      <w:r>
+                        <w:rPr>
+                          <w:b/>
+                          <w:color w:val="000000" w:themeColor="text1"/>
+                        </w:rPr>
+                        <w:t>badname</w:t>
+                      </w:r>
+                      <w:proofErr w:type="spellEnd"/>
+                      <w:r>
+                        <w:rPr>
+                          <w:b/>
+                          <w:color w:val="000000" w:themeColor="text1"/>
+                        </w:rPr>
+                        <w:t xml:space="preserve"> -m -g </w:t>
+                      </w:r>
+                      <w:proofErr w:type="spellStart"/>
+                      <w:r>
+                        <w:rPr>
+                          <w:b/>
+                          <w:color w:val="000000" w:themeColor="text1"/>
+                        </w:rPr>
+                        <w:t>mutangana</w:t>
+                      </w:r>
+                      <w:proofErr w:type="spellEnd"/>
+                      <w:r>
+                        <w:rPr>
+                          <w:b/>
+                          <w:color w:val="000000" w:themeColor="text1"/>
+                        </w:rPr>
+                        <w:t xml:space="preserve"> -s /bin/bash 29061</w:t>
+                      </w:r>
+                    </w:p>
+                    <w:p>
+                      <w:pPr>
+                        <w:rPr>
+                          <w:b/>
+                          <w:color w:val="000000" w:themeColor="text1"/>
+                        </w:rPr>
+                      </w:pPr>
+                      <w:proofErr w:type="spellStart"/>
+                      <w:r>
+                        <w:rPr>
+                          <w:b/>
+                          <w:color w:val="000000" w:themeColor="text1"/>
+                        </w:rPr>
+                        <w:t>sudo</w:t>
+                      </w:r>
+                      <w:proofErr w:type="spellEnd"/>
+                      <w:r>
+                        <w:rPr>
+                          <w:b/>
+                          <w:color w:val="000000" w:themeColor="text1"/>
+                        </w:rPr>
+                        <w:t xml:space="preserve"> </w:t>
+                      </w:r>
+                      <w:proofErr w:type="spellStart"/>
+                      <w:r>
+                        <w:rPr>
+                          <w:b/>
+                          <w:color w:val="000000" w:themeColor="text1"/>
+                        </w:rPr>
+                        <w:t>passwd</w:t>
+                      </w:r>
+                      <w:proofErr w:type="spellEnd"/>
+                      <w:r>
+                        <w:rPr>
+                          <w:b/>
+                          <w:color w:val="000000" w:themeColor="text1"/>
+                        </w:rPr>
+                        <w:t xml:space="preserve"> 29061</w:t>
+                      </w:r>
+                    </w:p>
+                    <w:p>
+                      <w:pPr>
+                        <w:rPr>
+                          <w:b/>
+                          <w:color w:val="000000" w:themeColor="text1"/>
+                        </w:rPr>
+                      </w:pPr>
+                      <w:proofErr w:type="spellStart"/>
+                      <w:r>
+                        <w:rPr>
+                          <w:b/>
+                          <w:color w:val="000000" w:themeColor="text1"/>
+                        </w:rPr>
+                        <w:t>sudo</w:t>
+                      </w:r>
+                      <w:proofErr w:type="spellEnd"/>
+                      <w:r>
+                        <w:rPr>
+                          <w:b/>
+                          <w:color w:val="000000" w:themeColor="text1"/>
+                        </w:rPr>
+                        <w:t xml:space="preserve"> </w:t>
+                      </w:r>
+                      <w:proofErr w:type="spellStart"/>
+                      <w:r>
+                        <w:rPr>
+                          <w:b/>
+                          <w:color w:val="000000" w:themeColor="text1"/>
+                        </w:rPr>
+                        <w:t>usermod</w:t>
+                      </w:r>
+                      <w:proofErr w:type="spellEnd"/>
+                      <w:r>
+                        <w:rPr>
+                          <w:b/>
+                          <w:color w:val="000000" w:themeColor="text1"/>
+                        </w:rPr>
+                        <w:t xml:space="preserve"> -</w:t>
+                      </w:r>
+                      <w:proofErr w:type="spellStart"/>
+                      <w:r>
+                        <w:rPr>
+                          <w:b/>
+                          <w:color w:val="000000" w:themeColor="text1"/>
+                        </w:rPr>
+                        <w:t>aG</w:t>
+                      </w:r>
+                      <w:proofErr w:type="spellEnd"/>
+                      <w:r>
+                        <w:rPr>
+                          <w:b/>
+                          <w:color w:val="000000" w:themeColor="text1"/>
+                        </w:rPr>
+                        <w:t xml:space="preserve"> </w:t>
+                      </w:r>
+                      <w:proofErr w:type="spellStart"/>
+                      <w:r>
+                        <w:rPr>
+                          <w:b/>
+                          <w:color w:val="000000" w:themeColor="text1"/>
+                        </w:rPr>
+                        <w:t>sudo</w:t>
+                      </w:r>
+                      <w:proofErr w:type="spellEnd"/>
+                      <w:r>
+                        <w:rPr>
+                          <w:b/>
+                          <w:color w:val="000000" w:themeColor="text1"/>
+                        </w:rPr>
+                        <w:t xml:space="preserve"> 29061</w:t>
+                      </w:r>
+                    </w:p>
+                  </w:txbxContent>
+                </v:textbox>
+              </v:rect>
+            </w:pict>
+          </mc:Fallback>
+        </mc:AlternateContent>
+      </w:r>
     </w:p>
     <w:p>
       <w:pPr>
@@ -651,28 +938,50 @@
           <w:i/>
         </w:rPr>
       </w:pPr>
-      <w:r>
+    </w:p>
+    <w:p>
+      <w:pPr>
         <w:rPr>
           <w:i/>
         </w:rPr>
-        <w:t xml:space="preserve">The command above used to force </w:t>
-      </w:r>
-      <w:proofErr w:type="spellStart"/>
-      <w:r>
+      </w:pPr>
+    </w:p>
+    <w:p>
+      <w:pPr>
         <w:rPr>
           <w:i/>
         </w:rPr>
-        <w:t>linux</w:t>
-      </w:r>
-      <w:proofErr w:type="spellEnd"/>
+      </w:pPr>
       <w:r>
         <w:rPr>
           <w:i/>
         </w:rPr>
-        <w:t xml:space="preserve"> to accept bad username like 29061</w:t>
-      </w:r>
-    </w:p>
-    <w:p>
+        <w:t>The comm</w:t>
+      </w:r>
+      <w:r>
+        <w:rPr>
+          <w:i/>
+        </w:rPr>
+        <w:t>and above used to force linux</w:t>
+      </w:r>
+      <w:r>
+        <w:rPr>
+          <w:i/>
+        </w:rPr>
+        <w:t xml:space="preserve"> accept bad username like 29061</w:t>
+      </w:r>
+    </w:p>
+    <w:p>
+      <w:pPr>
+        <w:rPr>
+          <w:b/>
+          <w:i/>
+        </w:rPr>
+      </w:pPr>
+    </w:p>
+    <w:p>
+      <w:bookmarkStart w:id="0" w:name="_GoBack"/>
+      <w:bookmarkEnd w:id="0"/>
       <w:r>
         <w:rPr>
           <w:b/>
@@ -1026,21 +1335,7 @@
                             <w:rStyle w:val="Hyperlink"/>
                             <w:color w:val="5B9BD5" w:themeColor="accent1"/>
                           </w:rPr>
-                          <w:t>https://drive.</w:t>
-                        </w:r>
-                        <w:r>
-                          <w:rPr>
-                            <w:rStyle w:val="Hyperlink"/>
-                            <w:color w:val="5B9BD5" w:themeColor="accent1"/>
-                          </w:rPr>
-                          <w:t>g</w:t>
-                        </w:r>
-                        <w:r>
-                          <w:rPr>
-                            <w:rStyle w:val="Hyperlink"/>
-                            <w:color w:val="5B9BD5" w:themeColor="accent1"/>
-                          </w:rPr>
-                          <w:t>oogle.com/drive/folders/1sP0LSWD5WmOLfl7u7xqHvQFOjcoCa5bu?usp=drive_link</w:t>
+                          <w:t>https://drive.google.com/drive/folders/1sP0LSWD5WmOLfl7u7xqHvQFOjcoCa5bu?usp=drive_link</w:t>
                         </w:r>
                       </w:hyperlink>
                     </w:p>
@@ -1192,18 +1487,16 @@
         <w:t>The script I created is called semester director</w:t>
       </w:r>
       <w:r>
-        <w:t>y generator (</w:t>
+        <w:t>y setup</w:t>
+      </w:r>
+      <w:r>
+        <w:t xml:space="preserve"> (</w:t>
       </w:r>
       <w:r>
         <w:t>SDS). Why this SDS</w:t>
       </w:r>
       <w:r>
-        <w:t>, because I have been creating same folder</w:t>
-      </w:r>
-      <w:bookmarkStart w:id="0" w:name="_GoBack"/>
-      <w:bookmarkEnd w:id="0"/>
-      <w:r>
-        <w:t>s every semester manual, example, if I’m semester 5 I create sem-5 inside that directory I create sub directories of courses I’m going to be learning in certain semester, and inside of them, each course, has folders like, notes, assignments, solutions, revisions, something like that.</w:t>
+        <w:t>, because I have been creating same folders every semester manual, example, if I’m semester 5 I create sem-5 inside that directory I create sub directories of courses I’m going to be learning in certain semester, and inside of them, each course, has folders like, notes, assignments, solutions, revisions, something like that.</w:t>
       </w:r>
       <w:r>
         <w:br/>
@@ -1216,41 +1509,7818 @@
         <w:t xml:space="preserve"> course directory. With this SDS</w:t>
       </w:r>
       <w:r>
-        <w:t>, I can run it and prompt me to enter the name of the semester I’m going to create directory for, and it ask me how many courses am I taking in that semester, then it loops through that number asking me the name of course I’m having and after it create default directories such notes, assignment in each course directory.</w:t>
+        <w:t xml:space="preserve">, I </w:t>
+      </w:r>
+      <w:r>
+        <w:lastRenderedPageBreak/>
+        <w:t>can run it and prompt me to enter the name of the semester I’m going to create directory for, and it ask me how many courses am I taking in that semester, then it loops through that number asking me the name of course I’m having and after it create default directories such notes, assignment in each course directory.</w:t>
       </w:r>
     </w:p>
     <w:p/>
     <w:p>
       <w:pPr>
-        <w:rPr>
-          <w:i/>
-        </w:rPr>
-      </w:pPr>
-      <w:r>
         <w:rPr>
           <w:b/>
           <w:i/>
         </w:rPr>
-        <w:t xml:space="preserve">Figure 5: </w:t>
-      </w:r>
-      <w:r>
-        <w:rPr>
-          <w:i/>
-        </w:rPr>
-        <w:t>SDG running in terminal</w:t>
-      </w:r>
-    </w:p>
-    <w:p>
-      <w:pPr>
+      </w:pPr>
+      <w:r>
         <w:rPr>
           <w:b/>
           <w:i/>
         </w:rPr>
+        <w:br w:type="page"/>
+      </w:r>
+    </w:p>
+    <w:p>
+      <w:pPr>
+        <w:rPr>
+          <w:i/>
+        </w:rPr>
+      </w:pPr>
+      <w:r>
+        <w:rPr>
+          <w:b/>
+          <w:i/>
+        </w:rPr>
+        <w:lastRenderedPageBreak/>
+        <w:t>Fi</w:t>
+      </w:r>
+      <w:r>
+        <w:rPr>
+          <w:b/>
+          <w:i/>
+        </w:rPr>
+        <w:t xml:space="preserve">gure 5: </w:t>
+      </w:r>
+      <w:r>
+        <w:rPr>
+          <w:i/>
+        </w:rPr>
+        <w:t>SDS</w:t>
+      </w:r>
+      <w:r>
+        <w:rPr>
+          <w:i/>
+        </w:rPr>
+        <w:t xml:space="preserve"> running in terminal</w:t>
+      </w:r>
+    </w:p>
+    <w:p>
+      <w:pPr>
+        <w:rPr>
+          <w:b/>
+        </w:rPr>
+      </w:pPr>
+      <w:r>
+        <w:rPr>
+          <w:b/>
+          <w:noProof/>
+        </w:rPr>
+        <w:drawing>
+          <wp:inline distT="0" distB="0" distL="0" distR="0">
+            <wp:extent cx="5943600" cy="4941570"/>
+            <wp:effectExtent l="0" t="0" r="0" b="0"/>
+            <wp:docPr id="16" name="Picture 16"/>
+            <wp:cNvGraphicFramePr>
+              <a:graphicFrameLocks xmlns:a="http://schemas.openxmlformats.org/drawingml/2006/main" noChangeAspect="1"/>
+            </wp:cNvGraphicFramePr>
+            <a:graphic xmlns:a="http://schemas.openxmlformats.org/drawingml/2006/main">
+              <a:graphicData uri="http://schemas.openxmlformats.org/drawingml/2006/picture">
+                <pic:pic xmlns:pic="http://schemas.openxmlformats.org/drawingml/2006/picture">
+                  <pic:nvPicPr>
+                    <pic:cNvPr id="16" name="scriptrunn1.png"/>
+                    <pic:cNvPicPr/>
+                  </pic:nvPicPr>
+                  <pic:blipFill>
+                    <a:blip r:embed="rId12">
+                      <a:extLst>
+                        <a:ext uri="{28A0092B-C50C-407E-A947-70E740481C1C}">
+                          <a14:useLocalDpi xmlns:a14="http://schemas.microsoft.com/office/drawing/2010/main" val="0"/>
+                        </a:ext>
+                      </a:extLst>
+                    </a:blip>
+                    <a:stretch>
+                      <a:fillRect/>
+                    </a:stretch>
+                  </pic:blipFill>
+                  <pic:spPr>
+                    <a:xfrm>
+                      <a:off x="0" y="0"/>
+                      <a:ext cx="5943600" cy="4941570"/>
+                    </a:xfrm>
+                    <a:prstGeom prst="rect">
+                      <a:avLst/>
+                    </a:prstGeom>
+                  </pic:spPr>
+                </pic:pic>
+              </a:graphicData>
+            </a:graphic>
+          </wp:inline>
+        </w:drawing>
+      </w:r>
+    </w:p>
+    <w:p>
+      <w:pPr>
+        <w:rPr>
+          <w:b/>
+          <w:i/>
+        </w:rPr>
+      </w:pPr>
+      <w:r>
+        <w:rPr>
+          <w:b/>
+          <w:i/>
+          <w:noProof/>
+        </w:rPr>
+        <w:lastRenderedPageBreak/>
+        <w:drawing>
+          <wp:inline distT="0" distB="0" distL="0" distR="0">
+            <wp:extent cx="5943600" cy="3671570"/>
+            <wp:effectExtent l="0" t="0" r="0" b="5080"/>
+            <wp:docPr id="17" name="Picture 17"/>
+            <wp:cNvGraphicFramePr>
+              <a:graphicFrameLocks xmlns:a="http://schemas.openxmlformats.org/drawingml/2006/main" noChangeAspect="1"/>
+            </wp:cNvGraphicFramePr>
+            <a:graphic xmlns:a="http://schemas.openxmlformats.org/drawingml/2006/main">
+              <a:graphicData uri="http://schemas.openxmlformats.org/drawingml/2006/picture">
+                <pic:pic xmlns:pic="http://schemas.openxmlformats.org/drawingml/2006/picture">
+                  <pic:nvPicPr>
+                    <pic:cNvPr id="17" name="scriptrun2.png"/>
+                    <pic:cNvPicPr/>
+                  </pic:nvPicPr>
+                  <pic:blipFill>
+                    <a:blip r:embed="rId13">
+                      <a:extLst>
+                        <a:ext uri="{28A0092B-C50C-407E-A947-70E740481C1C}">
+                          <a14:useLocalDpi xmlns:a14="http://schemas.microsoft.com/office/drawing/2010/main" val="0"/>
+                        </a:ext>
+                      </a:extLst>
+                    </a:blip>
+                    <a:stretch>
+                      <a:fillRect/>
+                    </a:stretch>
+                  </pic:blipFill>
+                  <pic:spPr>
+                    <a:xfrm>
+                      <a:off x="0" y="0"/>
+                      <a:ext cx="5943600" cy="3671570"/>
+                    </a:xfrm>
+                    <a:prstGeom prst="rect">
+                      <a:avLst/>
+                    </a:prstGeom>
+                  </pic:spPr>
+                </pic:pic>
+              </a:graphicData>
+            </a:graphic>
+          </wp:inline>
+        </w:drawing>
+      </w:r>
+    </w:p>
+    <w:p>
+      <w:pPr>
+        <w:rPr>
+          <w:b/>
+        </w:rPr>
+      </w:pPr>
+    </w:p>
+    <w:p>
+      <w:pPr>
+        <w:rPr>
+          <w:b/>
+        </w:rPr>
+      </w:pPr>
+      <w:r>
+        <w:rPr>
+          <w:b/>
+          <w:noProof/>
+        </w:rPr>
+        <w:drawing>
+          <wp:inline distT="0" distB="0" distL="0" distR="0">
+            <wp:extent cx="5943600" cy="3622675"/>
+            <wp:effectExtent l="0" t="0" r="0" b="0"/>
+            <wp:docPr id="18" name="Picture 18"/>
+            <wp:cNvGraphicFramePr>
+              <a:graphicFrameLocks xmlns:a="http://schemas.openxmlformats.org/drawingml/2006/main" noChangeAspect="1"/>
+            </wp:cNvGraphicFramePr>
+            <a:graphic xmlns:a="http://schemas.openxmlformats.org/drawingml/2006/main">
+              <a:graphicData uri="http://schemas.openxmlformats.org/drawingml/2006/picture">
+                <pic:pic xmlns:pic="http://schemas.openxmlformats.org/drawingml/2006/picture">
+                  <pic:nvPicPr>
+                    <pic:cNvPr id="18" name="scriptoutput.png"/>
+                    <pic:cNvPicPr/>
+                  </pic:nvPicPr>
+                  <pic:blipFill>
+                    <a:blip r:embed="rId14">
+                      <a:extLst>
+                        <a:ext uri="{28A0092B-C50C-407E-A947-70E740481C1C}">
+                          <a14:useLocalDpi xmlns:a14="http://schemas.microsoft.com/office/drawing/2010/main" val="0"/>
+                        </a:ext>
+                      </a:extLst>
+                    </a:blip>
+                    <a:stretch>
+                      <a:fillRect/>
+                    </a:stretch>
+                  </pic:blipFill>
+                  <pic:spPr>
+                    <a:xfrm>
+                      <a:off x="0" y="0"/>
+                      <a:ext cx="5943600" cy="3622675"/>
+                    </a:xfrm>
+                    <a:prstGeom prst="rect">
+                      <a:avLst/>
+                    </a:prstGeom>
+                  </pic:spPr>
+                </pic:pic>
+              </a:graphicData>
+            </a:graphic>
+          </wp:inline>
+        </w:drawing>
+      </w:r>
+    </w:p>
+    <w:p>
+      <w:pPr>
+        <w:rPr>
+          <w:b/>
+        </w:rPr>
+      </w:pPr>
+      <w:r>
+        <w:rPr>
+          <w:b/>
+        </w:rPr>
+        <w:br w:type="page"/>
+      </w:r>
+    </w:p>
+    <w:p>
+      <w:pPr>
+        <w:rPr>
+          <w:b/>
+        </w:rPr>
+      </w:pPr>
+      <w:r>
+        <w:rPr>
+          <w:b/>
+          <w:noProof/>
+        </w:rPr>
+        <w:lastRenderedPageBreak/>
+        <mc:AlternateContent>
+          <mc:Choice Requires="wps">
+            <w:drawing>
+              <wp:anchor distT="0" distB="0" distL="114300" distR="114300" simplePos="0" relativeHeight="251666432" behindDoc="0" locked="0" layoutInCell="1" allowOverlap="1" wp14:anchorId="54E0E571" wp14:editId="52CEFDEF">
+                <wp:simplePos x="0" y="0"/>
+                <wp:positionH relativeFrom="column">
+                  <wp:posOffset>0</wp:posOffset>
+                </wp:positionH>
+                <wp:positionV relativeFrom="paragraph">
+                  <wp:posOffset>1270</wp:posOffset>
+                </wp:positionV>
+                <wp:extent cx="45085" cy="286385"/>
+                <wp:effectExtent l="0" t="0" r="0" b="0"/>
+                <wp:wrapNone/>
+                <wp:docPr id="19" name="Rectangle 19"/>
+                <wp:cNvGraphicFramePr/>
+                <a:graphic xmlns:a="http://schemas.openxmlformats.org/drawingml/2006/main">
+                  <a:graphicData uri="http://schemas.microsoft.com/office/word/2010/wordprocessingShape">
+                    <wps:wsp>
+                      <wps:cNvSpPr/>
+                      <wps:spPr>
+                        <a:xfrm>
+                          <a:off x="0" y="0"/>
+                          <a:ext cx="45085" cy="286385"/>
+                        </a:xfrm>
+                        <a:prstGeom prst="rect">
+                          <a:avLst/>
+                        </a:prstGeom>
+                        <a:solidFill>
+                          <a:schemeClr val="accent2"/>
+                        </a:solidFill>
+                        <a:ln>
+                          <a:noFill/>
+                        </a:ln>
+                      </wps:spPr>
+                      <wps:style>
+                        <a:lnRef idx="2">
+                          <a:schemeClr val="accent1">
+                            <a:shade val="50000"/>
+                          </a:schemeClr>
+                        </a:lnRef>
+                        <a:fillRef idx="1">
+                          <a:schemeClr val="accent1"/>
+                        </a:fillRef>
+                        <a:effectRef idx="0">
+                          <a:schemeClr val="accent1"/>
+                        </a:effectRef>
+                        <a:fontRef idx="minor">
+                          <a:schemeClr val="lt1"/>
+                        </a:fontRef>
+                      </wps:style>
+                      <wps:txbx>
+                        <w:txbxContent>
+                          <w:p>
+                            <w:pPr>
+                              <w:jc w:val="center"/>
+                            </w:pPr>
+                            <w:r>
+                              <w:t>v</w:t>
+                            </w:r>
+                          </w:p>
+                        </w:txbxContent>
+                      </wps:txbx>
+                      <wps:bodyPr rot="0" spcFirstLastPara="0" vertOverflow="overflow" horzOverflow="overflow" vert="horz" wrap="square" lIns="91440" tIns="45720" rIns="91440" bIns="45720" numCol="1" spcCol="0" rtlCol="0" fromWordArt="0" anchor="ctr" anchorCtr="0" forceAA="0" compatLnSpc="1">
+                        <a:prstTxWarp prst="textNoShape">
+                          <a:avLst/>
+                        </a:prstTxWarp>
+                        <a:noAutofit/>
+                      </wps:bodyPr>
+                    </wps:wsp>
+                  </a:graphicData>
+                </a:graphic>
+                <wp14:sizeRelV relativeFrom="margin">
+                  <wp14:pctHeight>0</wp14:pctHeight>
+                </wp14:sizeRelV>
+              </wp:anchor>
+            </w:drawing>
+          </mc:Choice>
+          <mc:Fallback>
+            <w:pict>
+              <v:rect w14:anchorId="54E0E571" id="Rectangle 19" o:spid="_x0000_s1030" style="position:absolute;margin-left:0;margin-top:.1pt;width:3.55pt;height:22.55pt;z-index:251666432;visibility:visible;mso-wrap-style:square;mso-height-percent:0;mso-wrap-distance-left:9pt;mso-wrap-distance-top:0;mso-wrap-distance-right:9pt;mso-wrap-distance-bottom:0;mso-position-horizontal:absolute;mso-position-horizontal-relative:text;mso-position-vertical:absolute;mso-position-vertical-relative:text;mso-height-percent:0;mso-height-relative:margin;v-text-anchor:middle" o:gfxdata="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" fillcolor="#ed7d31 [3205]" stroked="f" strokeweight="1pt">
+                <v:textbox>
+                  <w:txbxContent>
+                    <w:p>
+                      <w:pPr>
+                        <w:jc w:val="center"/>
+                      </w:pPr>
+                      <w:r>
+                        <w:t>v</w:t>
+                      </w:r>
+                    </w:p>
+                  </w:txbxContent>
+                </v:textbox>
+              </v:rect>
+            </w:pict>
+          </mc:Fallback>
+        </mc:AlternateContent>
+      </w:r>
+      <w:r>
+        <w:rPr>
+          <w:b/>
+          <w:noProof/>
+        </w:rPr>
+        <mc:AlternateContent>
+          <mc:Choice Requires="wps">
+            <w:drawing>
+              <wp:anchor distT="0" distB="0" distL="114300" distR="114300" simplePos="0" relativeHeight="251667456" behindDoc="0" locked="0" layoutInCell="1" allowOverlap="1" wp14:anchorId="50CA6AFC" wp14:editId="00772802">
+                <wp:simplePos x="0" y="0"/>
+                <wp:positionH relativeFrom="column">
+                  <wp:posOffset>96520</wp:posOffset>
+                </wp:positionH>
+                <wp:positionV relativeFrom="paragraph">
+                  <wp:posOffset>-635</wp:posOffset>
+                </wp:positionV>
+                <wp:extent cx="5791200" cy="286385"/>
+                <wp:effectExtent l="0" t="0" r="0" b="0"/>
+                <wp:wrapNone/>
+                <wp:docPr id="20" name="Rectangle 20"/>
+                <wp:cNvGraphicFramePr/>
+                <a:graphic xmlns:a="http://schemas.openxmlformats.org/drawingml/2006/main">
+                  <a:graphicData uri="http://schemas.microsoft.com/office/word/2010/wordprocessingShape">
+                    <wps:wsp>
+                      <wps:cNvSpPr/>
+                      <wps:spPr>
+                        <a:xfrm>
+                          <a:off x="0" y="0"/>
+                          <a:ext cx="5791200" cy="286385"/>
+                        </a:xfrm>
+                        <a:prstGeom prst="rect">
+                          <a:avLst/>
+                        </a:prstGeom>
+                        <a:solidFill>
+                          <a:schemeClr val="tx2">
+                            <a:lumMod val="40000"/>
+                            <a:lumOff val="60000"/>
+                          </a:schemeClr>
+                        </a:solidFill>
+                        <a:ln>
+                          <a:noFill/>
+                        </a:ln>
+                      </wps:spPr>
+                      <wps:style>
+                        <a:lnRef idx="2">
+                          <a:schemeClr val="accent1">
+                            <a:shade val="50000"/>
+                          </a:schemeClr>
+                        </a:lnRef>
+                        <a:fillRef idx="1">
+                          <a:schemeClr val="accent1"/>
+                        </a:fillRef>
+                        <a:effectRef idx="0">
+                          <a:schemeClr val="accent1"/>
+                        </a:effectRef>
+                        <a:fontRef idx="minor">
+                          <a:schemeClr val="lt1"/>
+                        </a:fontRef>
+                      </wps:style>
+                      <wps:txbx>
+                        <w:txbxContent>
+                          <w:p>
+                            <w:pPr>
+                              <w:rPr>
+                                <w:b/>
+                                <w:color w:val="000000" w:themeColor="text1"/>
+                              </w:rPr>
+                            </w:pPr>
+                            <w:r>
+                              <w:rPr>
+                                <w:b/>
+                                <w:color w:val="000000" w:themeColor="text1"/>
+                              </w:rPr>
+                              <w:t>SDS script</w:t>
+                            </w:r>
+                            <w:r>
+                              <w:rPr>
+                                <w:b/>
+                                <w:color w:val="000000" w:themeColor="text1"/>
+                              </w:rPr>
+                              <w:t xml:space="preserve"> source code</w:t>
+                            </w:r>
+                          </w:p>
+                        </w:txbxContent>
+                      </wps:txbx>
+                      <wps:bodyPr rot="0" spcFirstLastPara="0" vertOverflow="overflow" horzOverflow="overflow" vert="horz" wrap="square" lIns="91440" tIns="45720" rIns="91440" bIns="45720" numCol="1" spcCol="0" rtlCol="0" fromWordArt="0" anchor="ctr" anchorCtr="0" forceAA="0" compatLnSpc="1">
+                        <a:prstTxWarp prst="textNoShape">
+                          <a:avLst/>
+                        </a:prstTxWarp>
+                        <a:noAutofit/>
+                      </wps:bodyPr>
+                    </wps:wsp>
+                  </a:graphicData>
+                </a:graphic>
+                <wp14:sizeRelH relativeFrom="margin">
+                  <wp14:pctWidth>0</wp14:pctWidth>
+                </wp14:sizeRelH>
+                <wp14:sizeRelV relativeFrom="margin">
+                  <wp14:pctHeight>0</wp14:pctHeight>
+                </wp14:sizeRelV>
+              </wp:anchor>
+            </w:drawing>
+          </mc:Choice>
+          <mc:Fallback>
+            <w:pict>
+              <v:rect w14:anchorId="50CA6AFC" id="Rectangle 20" o:spid="_x0000_s1031" style="position:absolute;margin-left:7.6pt;margin-top:-.05pt;width:456pt;height:22.55pt;z-index:251667456;visibility:visible;mso-wrap-style:square;mso-width-percent:0;mso-height-percent:0;mso-wrap-distance-left:9pt;mso-wrap-distance-top:0;mso-wrap-distance-right:9pt;mso-wrap-distance-bottom:0;mso-position-horizontal:absolute;mso-position-horizontal-relative:text;mso-position-vertical:absolute;mso-position-vertical-relative:text;mso-width-percent:0;mso-height-percent:0;mso-width-relative:margin;mso-height-relative:margin;v-text-anchor:middle" o:gfxdata="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" fillcolor="#acb9ca [1311]" stroked="f" strokeweight="1pt">
+                <v:textbox>
+                  <w:txbxContent>
+                    <w:p>
+                      <w:pPr>
+                        <w:rPr>
+                          <w:b/>
+                          <w:color w:val="000000" w:themeColor="text1"/>
+                        </w:rPr>
+                      </w:pPr>
+                      <w:r>
+                        <w:rPr>
+                          <w:b/>
+                          <w:color w:val="000000" w:themeColor="text1"/>
+                        </w:rPr>
+                        <w:t>SDS script</w:t>
+                      </w:r>
+                      <w:r>
+                        <w:rPr>
+                          <w:b/>
+                          <w:color w:val="000000" w:themeColor="text1"/>
+                        </w:rPr>
+                        <w:t xml:space="preserve"> source code</w:t>
+                      </w:r>
+                    </w:p>
+                  </w:txbxContent>
+                </v:textbox>
+              </v:rect>
+            </w:pict>
+          </mc:Fallback>
+        </mc:AlternateContent>
+      </w:r>
+    </w:p>
+    <w:p>
+      <w:pPr>
+        <w:rPr>
+          <w:b/>
+        </w:rPr>
+      </w:pPr>
+    </w:p>
+    <w:p>
+      <w:pPr>
+        <w:shd w:val="clear" w:color="auto" w:fill="121314"/>
+        <w:spacing w:after="0" w:line="285" w:lineRule="atLeast"/>
+        <w:rPr>
+          <w:rFonts w:ascii="Consolas" w:eastAsia="Times New Roman" w:hAnsi="Consolas" w:cs="Times New Roman"/>
+          <w:color w:val="BBBEBF"/>
+          <w:sz w:val="21"/>
+          <w:szCs w:val="21"/>
+        </w:rPr>
+      </w:pPr>
+      <w:proofErr w:type="gramStart"/>
+      <w:r>
+        <w:rPr>
+          <w:rFonts w:ascii="Consolas" w:eastAsia="Times New Roman" w:hAnsi="Consolas" w:cs="Times New Roman"/>
+          <w:color w:val="8B949E"/>
+          <w:sz w:val="21"/>
+          <w:szCs w:val="21"/>
+        </w:rPr>
+        <w:t>#!/</w:t>
+      </w:r>
+      <w:proofErr w:type="gramEnd"/>
+      <w:r>
+        <w:rPr>
+          <w:rFonts w:ascii="Consolas" w:eastAsia="Times New Roman" w:hAnsi="Consolas" w:cs="Times New Roman"/>
+          <w:color w:val="8B949E"/>
+          <w:sz w:val="21"/>
+          <w:szCs w:val="21"/>
+        </w:rPr>
+        <w:t>bin/bash</w:t>
+      </w:r>
+    </w:p>
+    <w:p>
+      <w:pPr>
+        <w:shd w:val="clear" w:color="auto" w:fill="121314"/>
+        <w:spacing w:after="0" w:line="285" w:lineRule="atLeast"/>
+        <w:rPr>
+          <w:rFonts w:ascii="Consolas" w:eastAsia="Times New Roman" w:hAnsi="Consolas" w:cs="Times New Roman"/>
+          <w:color w:val="BBBEBF"/>
+          <w:sz w:val="21"/>
+          <w:szCs w:val="21"/>
+        </w:rPr>
+      </w:pPr>
+    </w:p>
+    <w:p>
+      <w:pPr>
+        <w:shd w:val="clear" w:color="auto" w:fill="121314"/>
+        <w:spacing w:after="0" w:line="285" w:lineRule="atLeast"/>
+        <w:rPr>
+          <w:rFonts w:ascii="Consolas" w:eastAsia="Times New Roman" w:hAnsi="Consolas" w:cs="Times New Roman"/>
+          <w:color w:val="BBBEBF"/>
+          <w:sz w:val="21"/>
+          <w:szCs w:val="21"/>
+        </w:rPr>
+      </w:pPr>
+      <w:r>
+        <w:rPr>
+          <w:rFonts w:ascii="Consolas" w:eastAsia="Times New Roman" w:hAnsi="Consolas" w:cs="Times New Roman"/>
+          <w:color w:val="8B949E"/>
+          <w:sz w:val="21"/>
+          <w:szCs w:val="21"/>
+        </w:rPr>
+        <w:t xml:space="preserve">#Semester Directory Setup (SDS) is a script for helping me setup my semester files container gracefully and faster, it </w:t>
+      </w:r>
+      <w:proofErr w:type="spellStart"/>
+      <w:r>
+        <w:rPr>
+          <w:rFonts w:ascii="Consolas" w:eastAsia="Times New Roman" w:hAnsi="Consolas" w:cs="Times New Roman"/>
+          <w:color w:val="8B949E"/>
+          <w:sz w:val="21"/>
+          <w:szCs w:val="21"/>
+        </w:rPr>
+        <w:t>enteracts</w:t>
+      </w:r>
+      <w:proofErr w:type="spellEnd"/>
+      <w:r>
+        <w:rPr>
+          <w:rFonts w:ascii="Consolas" w:eastAsia="Times New Roman" w:hAnsi="Consolas" w:cs="Times New Roman"/>
+          <w:color w:val="8B949E"/>
+          <w:sz w:val="21"/>
+          <w:szCs w:val="21"/>
+        </w:rPr>
+        <w:t xml:space="preserve"> with me, it is less time consuming because, some repeatedly directories I have been creating manual, now they can be created under few seconds by just accepting it. I have used different </w:t>
+      </w:r>
+      <w:proofErr w:type="spellStart"/>
+      <w:r>
+        <w:rPr>
+          <w:rFonts w:ascii="Consolas" w:eastAsia="Times New Roman" w:hAnsi="Consolas" w:cs="Times New Roman"/>
+          <w:color w:val="8B949E"/>
+          <w:sz w:val="21"/>
+          <w:szCs w:val="21"/>
+        </w:rPr>
+        <w:t>linux</w:t>
+      </w:r>
+      <w:proofErr w:type="spellEnd"/>
+      <w:r>
+        <w:rPr>
+          <w:rFonts w:ascii="Consolas" w:eastAsia="Times New Roman" w:hAnsi="Consolas" w:cs="Times New Roman"/>
+          <w:color w:val="8B949E"/>
+          <w:sz w:val="21"/>
+          <w:szCs w:val="21"/>
+        </w:rPr>
+        <w:t xml:space="preserve"> commands, such as, echo, </w:t>
+      </w:r>
+      <w:proofErr w:type="spellStart"/>
+      <w:r>
+        <w:rPr>
+          <w:rFonts w:ascii="Consolas" w:eastAsia="Times New Roman" w:hAnsi="Consolas" w:cs="Times New Roman"/>
+          <w:color w:val="8B949E"/>
+          <w:sz w:val="21"/>
+          <w:szCs w:val="21"/>
+        </w:rPr>
+        <w:t>mkdir</w:t>
+      </w:r>
+      <w:proofErr w:type="spellEnd"/>
+      <w:r>
+        <w:rPr>
+          <w:rFonts w:ascii="Consolas" w:eastAsia="Times New Roman" w:hAnsi="Consolas" w:cs="Times New Roman"/>
+          <w:color w:val="8B949E"/>
+          <w:sz w:val="21"/>
+          <w:szCs w:val="21"/>
+        </w:rPr>
+        <w:t xml:space="preserve">, cd, </w:t>
+      </w:r>
+      <w:proofErr w:type="spellStart"/>
+      <w:r>
+        <w:rPr>
+          <w:rFonts w:ascii="Consolas" w:eastAsia="Times New Roman" w:hAnsi="Consolas" w:cs="Times New Roman"/>
+          <w:color w:val="8B949E"/>
+          <w:sz w:val="21"/>
+          <w:szCs w:val="21"/>
+        </w:rPr>
+        <w:t>pwd</w:t>
+      </w:r>
+      <w:proofErr w:type="spellEnd"/>
+      <w:r>
+        <w:rPr>
+          <w:rFonts w:ascii="Consolas" w:eastAsia="Times New Roman" w:hAnsi="Consolas" w:cs="Times New Roman"/>
+          <w:color w:val="8B949E"/>
+          <w:sz w:val="21"/>
+          <w:szCs w:val="21"/>
+        </w:rPr>
+        <w:t xml:space="preserve">, cat, du. Those helped to successfully complete the SDS. I also used control structure such as while loop, if, and for loop, while loop used to ensure that directories aren't already exist in current directory, if used to make decisions like create directories or not, for used to iterate through the number of courses user will enter to ask user provide name of the courses. I also append redirection operator to generate the report of the semester. </w:t>
+      </w:r>
+    </w:p>
+    <w:p>
+      <w:pPr>
+        <w:shd w:val="clear" w:color="auto" w:fill="121314"/>
+        <w:spacing w:after="240" w:line="285" w:lineRule="atLeast"/>
+        <w:rPr>
+          <w:rFonts w:ascii="Consolas" w:eastAsia="Times New Roman" w:hAnsi="Consolas" w:cs="Times New Roman"/>
+          <w:color w:val="BBBEBF"/>
+          <w:sz w:val="21"/>
+          <w:szCs w:val="21"/>
+        </w:rPr>
+      </w:pPr>
+    </w:p>
+    <w:p>
+      <w:pPr>
+        <w:shd w:val="clear" w:color="auto" w:fill="121314"/>
+        <w:spacing w:after="0" w:line="285" w:lineRule="atLeast"/>
+        <w:rPr>
+          <w:rFonts w:ascii="Consolas" w:eastAsia="Times New Roman" w:hAnsi="Consolas" w:cs="Times New Roman"/>
+          <w:color w:val="BBBEBF"/>
+          <w:sz w:val="21"/>
+          <w:szCs w:val="21"/>
+        </w:rPr>
+      </w:pPr>
+      <w:r>
+        <w:rPr>
+          <w:rFonts w:ascii="Consolas" w:eastAsia="Times New Roman" w:hAnsi="Consolas" w:cs="Times New Roman"/>
+          <w:color w:val="DCDCAA"/>
+          <w:sz w:val="21"/>
+          <w:szCs w:val="21"/>
+        </w:rPr>
+        <w:t>echo</w:t>
+      </w:r>
+      <w:r>
+        <w:rPr>
+          <w:rFonts w:ascii="Consolas" w:eastAsia="Times New Roman" w:hAnsi="Consolas" w:cs="Times New Roman"/>
+          <w:color w:val="BBBEBF"/>
+          <w:sz w:val="21"/>
+          <w:szCs w:val="21"/>
+        </w:rPr>
+        <w:t xml:space="preserve"> </w:t>
+      </w:r>
+      <w:r>
+        <w:rPr>
+          <w:rFonts w:ascii="Consolas" w:eastAsia="Times New Roman" w:hAnsi="Consolas" w:cs="Times New Roman"/>
+          <w:color w:val="569CD6"/>
+          <w:sz w:val="21"/>
+          <w:szCs w:val="21"/>
+        </w:rPr>
+        <w:t>-e</w:t>
+      </w:r>
+      <w:r>
+        <w:rPr>
+          <w:rFonts w:ascii="Consolas" w:eastAsia="Times New Roman" w:hAnsi="Consolas" w:cs="Times New Roman"/>
+          <w:color w:val="BBBEBF"/>
+          <w:sz w:val="21"/>
+          <w:szCs w:val="21"/>
+        </w:rPr>
+        <w:t xml:space="preserve"> </w:t>
+      </w:r>
+      <w:r>
+        <w:rPr>
+          <w:rFonts w:ascii="Consolas" w:eastAsia="Times New Roman" w:hAnsi="Consolas" w:cs="Times New Roman"/>
+          <w:color w:val="A5D6FF"/>
+          <w:sz w:val="21"/>
+          <w:szCs w:val="21"/>
+        </w:rPr>
+        <w:t>"\n\n======================================================"</w:t>
+      </w:r>
+      <w:r>
+        <w:rPr>
+          <w:rFonts w:ascii="Consolas" w:eastAsia="Times New Roman" w:hAnsi="Consolas" w:cs="Times New Roman"/>
+          <w:color w:val="BBBEBF"/>
+          <w:sz w:val="21"/>
+          <w:szCs w:val="21"/>
+        </w:rPr>
+        <w:t>;</w:t>
+      </w:r>
+    </w:p>
+    <w:p>
+      <w:pPr>
+        <w:shd w:val="clear" w:color="auto" w:fill="121314"/>
+        <w:spacing w:after="0" w:line="285" w:lineRule="atLeast"/>
+        <w:rPr>
+          <w:rFonts w:ascii="Consolas" w:eastAsia="Times New Roman" w:hAnsi="Consolas" w:cs="Times New Roman"/>
+          <w:color w:val="BBBEBF"/>
+          <w:sz w:val="21"/>
+          <w:szCs w:val="21"/>
+        </w:rPr>
+      </w:pPr>
+      <w:r>
+        <w:rPr>
+          <w:rFonts w:ascii="Consolas" w:eastAsia="Times New Roman" w:hAnsi="Consolas" w:cs="Times New Roman"/>
+          <w:color w:val="DCDCAA"/>
+          <w:sz w:val="21"/>
+          <w:szCs w:val="21"/>
+        </w:rPr>
+        <w:t>echo</w:t>
+      </w:r>
+      <w:r>
+        <w:rPr>
+          <w:rFonts w:ascii="Consolas" w:eastAsia="Times New Roman" w:hAnsi="Consolas" w:cs="Times New Roman"/>
+          <w:color w:val="BBBEBF"/>
+          <w:sz w:val="21"/>
+          <w:szCs w:val="21"/>
+        </w:rPr>
+        <w:t xml:space="preserve"> </w:t>
+      </w:r>
+      <w:r>
+        <w:rPr>
+          <w:rFonts w:ascii="Consolas" w:eastAsia="Times New Roman" w:hAnsi="Consolas" w:cs="Times New Roman"/>
+          <w:color w:val="A5D6FF"/>
+          <w:sz w:val="21"/>
+          <w:szCs w:val="21"/>
+        </w:rPr>
+        <w:t>"       WELCOME TO SEMESTER DIRECTORY SETUP</w:t>
+      </w:r>
+      <w:r>
+        <w:rPr>
+          <w:rFonts w:ascii="Consolas" w:eastAsia="Times New Roman" w:hAnsi="Consolas" w:cs="Times New Roman"/>
+          <w:color w:val="A5D6FF"/>
+          <w:sz w:val="21"/>
+          <w:szCs w:val="21"/>
+        </w:rPr>
+        <w:t xml:space="preserve"> (SDS)</w:t>
+      </w:r>
+      <w:r>
+        <w:rPr>
+          <w:rFonts w:ascii="Consolas" w:eastAsia="Times New Roman" w:hAnsi="Consolas" w:cs="Times New Roman"/>
+          <w:color w:val="A5D6FF"/>
+          <w:sz w:val="21"/>
+          <w:szCs w:val="21"/>
+        </w:rPr>
+        <w:t>"</w:t>
+      </w:r>
+      <w:r>
+        <w:rPr>
+          <w:rFonts w:ascii="Consolas" w:eastAsia="Times New Roman" w:hAnsi="Consolas" w:cs="Times New Roman"/>
+          <w:color w:val="BBBEBF"/>
+          <w:sz w:val="21"/>
+          <w:szCs w:val="21"/>
+        </w:rPr>
+        <w:t>;</w:t>
+      </w:r>
+    </w:p>
+    <w:p>
+      <w:pPr>
+        <w:shd w:val="clear" w:color="auto" w:fill="121314"/>
+        <w:spacing w:after="0" w:line="285" w:lineRule="atLeast"/>
+        <w:rPr>
+          <w:rFonts w:ascii="Consolas" w:eastAsia="Times New Roman" w:hAnsi="Consolas" w:cs="Times New Roman"/>
+          <w:color w:val="BBBEBF"/>
+          <w:sz w:val="21"/>
+          <w:szCs w:val="21"/>
+        </w:rPr>
+      </w:pPr>
+      <w:r>
+        <w:rPr>
+          <w:rFonts w:ascii="Consolas" w:eastAsia="Times New Roman" w:hAnsi="Consolas" w:cs="Times New Roman"/>
+          <w:color w:val="DCDCAA"/>
+          <w:sz w:val="21"/>
+          <w:szCs w:val="21"/>
+        </w:rPr>
+        <w:t>echo</w:t>
+      </w:r>
+      <w:r>
+        <w:rPr>
+          <w:rFonts w:ascii="Consolas" w:eastAsia="Times New Roman" w:hAnsi="Consolas" w:cs="Times New Roman"/>
+          <w:color w:val="BBBEBF"/>
+          <w:sz w:val="21"/>
+          <w:szCs w:val="21"/>
+        </w:rPr>
+        <w:t xml:space="preserve"> </w:t>
+      </w:r>
+      <w:r>
+        <w:rPr>
+          <w:rFonts w:ascii="Consolas" w:eastAsia="Times New Roman" w:hAnsi="Consolas" w:cs="Times New Roman"/>
+          <w:color w:val="569CD6"/>
+          <w:sz w:val="21"/>
+          <w:szCs w:val="21"/>
+        </w:rPr>
+        <w:t>-e</w:t>
+      </w:r>
+      <w:r>
+        <w:rPr>
+          <w:rFonts w:ascii="Consolas" w:eastAsia="Times New Roman" w:hAnsi="Consolas" w:cs="Times New Roman"/>
+          <w:color w:val="BBBEBF"/>
+          <w:sz w:val="21"/>
+          <w:szCs w:val="21"/>
+        </w:rPr>
+        <w:t xml:space="preserve"> </w:t>
+      </w:r>
+      <w:r>
+        <w:rPr>
+          <w:rFonts w:ascii="Consolas" w:eastAsia="Times New Roman" w:hAnsi="Consolas" w:cs="Times New Roman"/>
+          <w:color w:val="A5D6FF"/>
+          <w:sz w:val="21"/>
+          <w:szCs w:val="21"/>
+        </w:rPr>
+        <w:t>"======================================================\n\n"</w:t>
+      </w:r>
+      <w:r>
+        <w:rPr>
+          <w:rFonts w:ascii="Consolas" w:eastAsia="Times New Roman" w:hAnsi="Consolas" w:cs="Times New Roman"/>
+          <w:color w:val="BBBEBF"/>
+          <w:sz w:val="21"/>
+          <w:szCs w:val="21"/>
+        </w:rPr>
+        <w:t>;</w:t>
+      </w:r>
+    </w:p>
+    <w:p>
+      <w:pPr>
+        <w:shd w:val="clear" w:color="auto" w:fill="121314"/>
+        <w:spacing w:after="0" w:line="285" w:lineRule="atLeast"/>
+        <w:rPr>
+          <w:rFonts w:ascii="Consolas" w:eastAsia="Times New Roman" w:hAnsi="Consolas" w:cs="Times New Roman"/>
+          <w:color w:val="BBBEBF"/>
+          <w:sz w:val="21"/>
+          <w:szCs w:val="21"/>
+        </w:rPr>
+      </w:pPr>
+    </w:p>
+    <w:p>
+      <w:pPr>
+        <w:shd w:val="clear" w:color="auto" w:fill="121314"/>
+        <w:spacing w:after="0" w:line="285" w:lineRule="atLeast"/>
+        <w:rPr>
+          <w:rFonts w:ascii="Consolas" w:eastAsia="Times New Roman" w:hAnsi="Consolas" w:cs="Times New Roman"/>
+          <w:color w:val="BBBEBF"/>
+          <w:sz w:val="21"/>
+          <w:szCs w:val="21"/>
+        </w:rPr>
+      </w:pPr>
+      <w:r>
+        <w:rPr>
+          <w:rFonts w:ascii="Consolas" w:eastAsia="Times New Roman" w:hAnsi="Consolas" w:cs="Times New Roman"/>
+          <w:color w:val="DCDCAA"/>
+          <w:sz w:val="21"/>
+          <w:szCs w:val="21"/>
+        </w:rPr>
+        <w:t>echo</w:t>
+      </w:r>
+      <w:r>
+        <w:rPr>
+          <w:rFonts w:ascii="Consolas" w:eastAsia="Times New Roman" w:hAnsi="Consolas" w:cs="Times New Roman"/>
+          <w:color w:val="BBBEBF"/>
+          <w:sz w:val="21"/>
+          <w:szCs w:val="21"/>
+        </w:rPr>
+        <w:t xml:space="preserve"> </w:t>
+      </w:r>
+      <w:r>
+        <w:rPr>
+          <w:rFonts w:ascii="Consolas" w:eastAsia="Times New Roman" w:hAnsi="Consolas" w:cs="Times New Roman"/>
+          <w:color w:val="569CD6"/>
+          <w:sz w:val="21"/>
+          <w:szCs w:val="21"/>
+        </w:rPr>
+        <w:t>-n</w:t>
+      </w:r>
+      <w:r>
+        <w:rPr>
+          <w:rFonts w:ascii="Consolas" w:eastAsia="Times New Roman" w:hAnsi="Consolas" w:cs="Times New Roman"/>
+          <w:color w:val="BBBEBF"/>
+          <w:sz w:val="21"/>
+          <w:szCs w:val="21"/>
+        </w:rPr>
+        <w:t xml:space="preserve"> </w:t>
+      </w:r>
+      <w:r>
+        <w:rPr>
+          <w:rFonts w:ascii="Consolas" w:eastAsia="Times New Roman" w:hAnsi="Consolas" w:cs="Times New Roman"/>
+          <w:color w:val="A5D6FF"/>
+          <w:sz w:val="21"/>
+          <w:szCs w:val="21"/>
+        </w:rPr>
+        <w:t>"Enter your name: "</w:t>
+      </w:r>
+      <w:r>
+        <w:rPr>
+          <w:rFonts w:ascii="Consolas" w:eastAsia="Times New Roman" w:hAnsi="Consolas" w:cs="Times New Roman"/>
+          <w:color w:val="BBBEBF"/>
+          <w:sz w:val="21"/>
+          <w:szCs w:val="21"/>
+        </w:rPr>
+        <w:t>;</w:t>
+      </w:r>
+    </w:p>
+    <w:p>
+      <w:pPr>
+        <w:shd w:val="clear" w:color="auto" w:fill="121314"/>
+        <w:spacing w:after="0" w:line="285" w:lineRule="atLeast"/>
+        <w:rPr>
+          <w:rFonts w:ascii="Consolas" w:eastAsia="Times New Roman" w:hAnsi="Consolas" w:cs="Times New Roman"/>
+          <w:color w:val="BBBEBF"/>
+          <w:sz w:val="21"/>
+          <w:szCs w:val="21"/>
+        </w:rPr>
+      </w:pPr>
+      <w:r>
+        <w:rPr>
+          <w:rFonts w:ascii="Consolas" w:eastAsia="Times New Roman" w:hAnsi="Consolas" w:cs="Times New Roman"/>
+          <w:color w:val="DCDCAA"/>
+          <w:sz w:val="21"/>
+          <w:szCs w:val="21"/>
+        </w:rPr>
+        <w:t>read</w:t>
+      </w:r>
+      <w:r>
+        <w:rPr>
+          <w:rFonts w:ascii="Consolas" w:eastAsia="Times New Roman" w:hAnsi="Consolas" w:cs="Times New Roman"/>
+          <w:color w:val="BBBEBF"/>
+          <w:sz w:val="21"/>
+          <w:szCs w:val="21"/>
+        </w:rPr>
+        <w:t xml:space="preserve"> </w:t>
+      </w:r>
+      <w:r>
+        <w:rPr>
+          <w:rFonts w:ascii="Consolas" w:eastAsia="Times New Roman" w:hAnsi="Consolas" w:cs="Times New Roman"/>
+          <w:color w:val="A5D6FF"/>
+          <w:sz w:val="21"/>
+          <w:szCs w:val="21"/>
+        </w:rPr>
+        <w:t>name</w:t>
+      </w:r>
+      <w:r>
+        <w:rPr>
+          <w:rFonts w:ascii="Consolas" w:eastAsia="Times New Roman" w:hAnsi="Consolas" w:cs="Times New Roman"/>
+          <w:color w:val="BBBEBF"/>
+          <w:sz w:val="21"/>
+          <w:szCs w:val="21"/>
+        </w:rPr>
+        <w:t>;</w:t>
+      </w:r>
+    </w:p>
+    <w:p>
+      <w:pPr>
+        <w:shd w:val="clear" w:color="auto" w:fill="121314"/>
+        <w:spacing w:after="0" w:line="285" w:lineRule="atLeast"/>
+        <w:rPr>
+          <w:rFonts w:ascii="Consolas" w:eastAsia="Times New Roman" w:hAnsi="Consolas" w:cs="Times New Roman"/>
+          <w:color w:val="BBBEBF"/>
+          <w:sz w:val="21"/>
+          <w:szCs w:val="21"/>
+        </w:rPr>
+      </w:pPr>
+    </w:p>
+    <w:p>
+      <w:pPr>
+        <w:shd w:val="clear" w:color="auto" w:fill="121314"/>
+        <w:spacing w:after="0" w:line="285" w:lineRule="atLeast"/>
+        <w:rPr>
+          <w:rFonts w:ascii="Consolas" w:eastAsia="Times New Roman" w:hAnsi="Consolas" w:cs="Times New Roman"/>
+          <w:color w:val="BBBEBF"/>
+          <w:sz w:val="21"/>
+          <w:szCs w:val="21"/>
+        </w:rPr>
+      </w:pPr>
+      <w:r>
+        <w:rPr>
+          <w:rFonts w:ascii="Consolas" w:eastAsia="Times New Roman" w:hAnsi="Consolas" w:cs="Times New Roman"/>
+          <w:color w:val="DCDCAA"/>
+          <w:sz w:val="21"/>
+          <w:szCs w:val="21"/>
+        </w:rPr>
+        <w:t>echo</w:t>
+      </w:r>
+      <w:r>
+        <w:rPr>
+          <w:rFonts w:ascii="Consolas" w:eastAsia="Times New Roman" w:hAnsi="Consolas" w:cs="Times New Roman"/>
+          <w:color w:val="BBBEBF"/>
+          <w:sz w:val="21"/>
+          <w:szCs w:val="21"/>
+        </w:rPr>
+        <w:t xml:space="preserve"> </w:t>
+      </w:r>
+      <w:r>
+        <w:rPr>
+          <w:rFonts w:ascii="Consolas" w:eastAsia="Times New Roman" w:hAnsi="Consolas" w:cs="Times New Roman"/>
+          <w:color w:val="569CD6"/>
+          <w:sz w:val="21"/>
+          <w:szCs w:val="21"/>
+        </w:rPr>
+        <w:t>-n</w:t>
+      </w:r>
+      <w:r>
+        <w:rPr>
+          <w:rFonts w:ascii="Consolas" w:eastAsia="Times New Roman" w:hAnsi="Consolas" w:cs="Times New Roman"/>
+          <w:color w:val="BBBEBF"/>
+          <w:sz w:val="21"/>
+          <w:szCs w:val="21"/>
+        </w:rPr>
+        <w:t xml:space="preserve"> </w:t>
+      </w:r>
+      <w:r>
+        <w:rPr>
+          <w:rFonts w:ascii="Consolas" w:eastAsia="Times New Roman" w:hAnsi="Consolas" w:cs="Times New Roman"/>
+          <w:color w:val="A5D6FF"/>
+          <w:sz w:val="21"/>
+          <w:szCs w:val="21"/>
+        </w:rPr>
+        <w:t xml:space="preserve">"Enter your semester, </w:t>
+      </w:r>
+      <w:proofErr w:type="spellStart"/>
+      <w:r>
+        <w:rPr>
+          <w:rFonts w:ascii="Consolas" w:eastAsia="Times New Roman" w:hAnsi="Consolas" w:cs="Times New Roman"/>
+          <w:color w:val="A5D6FF"/>
+          <w:sz w:val="21"/>
+          <w:szCs w:val="21"/>
+        </w:rPr>
+        <w:t>e.g</w:t>
+      </w:r>
+      <w:proofErr w:type="spellEnd"/>
+      <w:r>
+        <w:rPr>
+          <w:rFonts w:ascii="Consolas" w:eastAsia="Times New Roman" w:hAnsi="Consolas" w:cs="Times New Roman"/>
+          <w:color w:val="A5D6FF"/>
+          <w:sz w:val="21"/>
+          <w:szCs w:val="21"/>
+        </w:rPr>
+        <w:t xml:space="preserve"> Fall2026: "</w:t>
+      </w:r>
+      <w:r>
+        <w:rPr>
+          <w:rFonts w:ascii="Consolas" w:eastAsia="Times New Roman" w:hAnsi="Consolas" w:cs="Times New Roman"/>
+          <w:color w:val="BBBEBF"/>
+          <w:sz w:val="21"/>
+          <w:szCs w:val="21"/>
+        </w:rPr>
+        <w:t>;</w:t>
+      </w:r>
+    </w:p>
+    <w:p>
+      <w:pPr>
+        <w:shd w:val="clear" w:color="auto" w:fill="121314"/>
+        <w:spacing w:after="0" w:line="285" w:lineRule="atLeast"/>
+        <w:rPr>
+          <w:rFonts w:ascii="Consolas" w:eastAsia="Times New Roman" w:hAnsi="Consolas" w:cs="Times New Roman"/>
+          <w:color w:val="BBBEBF"/>
+          <w:sz w:val="21"/>
+          <w:szCs w:val="21"/>
+        </w:rPr>
+      </w:pPr>
+      <w:r>
+        <w:rPr>
+          <w:rFonts w:ascii="Consolas" w:eastAsia="Times New Roman" w:hAnsi="Consolas" w:cs="Times New Roman"/>
+          <w:color w:val="DCDCAA"/>
+          <w:sz w:val="21"/>
+          <w:szCs w:val="21"/>
+        </w:rPr>
+        <w:t>read</w:t>
+      </w:r>
+      <w:r>
+        <w:rPr>
+          <w:rFonts w:ascii="Consolas" w:eastAsia="Times New Roman" w:hAnsi="Consolas" w:cs="Times New Roman"/>
+          <w:color w:val="BBBEBF"/>
+          <w:sz w:val="21"/>
+          <w:szCs w:val="21"/>
+        </w:rPr>
+        <w:t xml:space="preserve"> </w:t>
+      </w:r>
+      <w:r>
+        <w:rPr>
+          <w:rFonts w:ascii="Consolas" w:eastAsia="Times New Roman" w:hAnsi="Consolas" w:cs="Times New Roman"/>
+          <w:color w:val="A5D6FF"/>
+          <w:sz w:val="21"/>
+          <w:szCs w:val="21"/>
+        </w:rPr>
+        <w:t>semester</w:t>
+      </w:r>
+      <w:r>
+        <w:rPr>
+          <w:rFonts w:ascii="Consolas" w:eastAsia="Times New Roman" w:hAnsi="Consolas" w:cs="Times New Roman"/>
+          <w:color w:val="BBBEBF"/>
+          <w:sz w:val="21"/>
+          <w:szCs w:val="21"/>
+        </w:rPr>
+        <w:t>;</w:t>
+      </w:r>
+    </w:p>
+    <w:p>
+      <w:pPr>
+        <w:shd w:val="clear" w:color="auto" w:fill="121314"/>
+        <w:spacing w:after="240" w:line="285" w:lineRule="atLeast"/>
+        <w:rPr>
+          <w:rFonts w:ascii="Consolas" w:eastAsia="Times New Roman" w:hAnsi="Consolas" w:cs="Times New Roman"/>
+          <w:color w:val="BBBEBF"/>
+          <w:sz w:val="21"/>
+          <w:szCs w:val="21"/>
+        </w:rPr>
+      </w:pPr>
+    </w:p>
+    <w:p>
+      <w:pPr>
+        <w:shd w:val="clear" w:color="auto" w:fill="121314"/>
+        <w:spacing w:after="0" w:line="285" w:lineRule="atLeast"/>
+        <w:rPr>
+          <w:rFonts w:ascii="Consolas" w:eastAsia="Times New Roman" w:hAnsi="Consolas" w:cs="Times New Roman"/>
+          <w:color w:val="BBBEBF"/>
+          <w:sz w:val="21"/>
+          <w:szCs w:val="21"/>
+        </w:rPr>
+      </w:pPr>
+      <w:r>
+        <w:rPr>
+          <w:rFonts w:ascii="Consolas" w:eastAsia="Times New Roman" w:hAnsi="Consolas" w:cs="Times New Roman"/>
+          <w:color w:val="8B949E"/>
+          <w:sz w:val="21"/>
+          <w:szCs w:val="21"/>
+        </w:rPr>
+        <w:t>#This while loop is most important in this, script for handling user inputs similar to existing directories. If user/me enters existing directory, the SDS does not create that directory, unless user retyped different directory name</w:t>
+      </w:r>
+    </w:p>
+    <w:p>
+      <w:pPr>
+        <w:shd w:val="clear" w:color="auto" w:fill="121314"/>
+        <w:spacing w:after="0" w:line="285" w:lineRule="atLeast"/>
+        <w:rPr>
+          <w:rFonts w:ascii="Consolas" w:eastAsia="Times New Roman" w:hAnsi="Consolas" w:cs="Times New Roman"/>
+          <w:color w:val="BBBEBF"/>
+          <w:sz w:val="21"/>
+          <w:szCs w:val="21"/>
+        </w:rPr>
+      </w:pPr>
+    </w:p>
+    <w:p>
+      <w:pPr>
+        <w:shd w:val="clear" w:color="auto" w:fill="121314"/>
+        <w:spacing w:after="0" w:line="285" w:lineRule="atLeast"/>
+        <w:rPr>
+          <w:rFonts w:ascii="Consolas" w:eastAsia="Times New Roman" w:hAnsi="Consolas" w:cs="Times New Roman"/>
+          <w:color w:val="BBBEBF"/>
+          <w:sz w:val="21"/>
+          <w:szCs w:val="21"/>
+        </w:rPr>
+      </w:pPr>
+      <w:r>
+        <w:rPr>
+          <w:rFonts w:ascii="Consolas" w:eastAsia="Times New Roman" w:hAnsi="Consolas" w:cs="Times New Roman"/>
+          <w:color w:val="C586C0"/>
+          <w:sz w:val="21"/>
+          <w:szCs w:val="21"/>
+        </w:rPr>
+        <w:t>while</w:t>
+      </w:r>
+      <w:r>
+        <w:rPr>
+          <w:rFonts w:ascii="Consolas" w:eastAsia="Times New Roman" w:hAnsi="Consolas" w:cs="Times New Roman"/>
+          <w:color w:val="BBBEBF"/>
+          <w:sz w:val="21"/>
+          <w:szCs w:val="21"/>
+        </w:rPr>
+        <w:t xml:space="preserve"> [[ </w:t>
+      </w:r>
+      <w:r>
+        <w:rPr>
+          <w:rFonts w:ascii="Consolas" w:eastAsia="Times New Roman" w:hAnsi="Consolas" w:cs="Times New Roman"/>
+          <w:color w:val="D4D4D4"/>
+          <w:sz w:val="21"/>
+          <w:szCs w:val="21"/>
+        </w:rPr>
+        <w:t>-d</w:t>
+      </w:r>
+      <w:r>
+        <w:rPr>
+          <w:rFonts w:ascii="Consolas" w:eastAsia="Times New Roman" w:hAnsi="Consolas" w:cs="Times New Roman"/>
+          <w:color w:val="BBBEBF"/>
+          <w:sz w:val="21"/>
+          <w:szCs w:val="21"/>
+        </w:rPr>
+        <w:t xml:space="preserve"> </w:t>
+      </w:r>
+      <w:r>
+        <w:rPr>
+          <w:rFonts w:ascii="Consolas" w:eastAsia="Times New Roman" w:hAnsi="Consolas" w:cs="Times New Roman"/>
+          <w:color w:val="A5D6FF"/>
+          <w:sz w:val="21"/>
+          <w:szCs w:val="21"/>
+        </w:rPr>
+        <w:t>"</w:t>
+      </w:r>
+      <w:r>
+        <w:rPr>
+          <w:rFonts w:ascii="Consolas" w:eastAsia="Times New Roman" w:hAnsi="Consolas" w:cs="Times New Roman"/>
+          <w:color w:val="C9D1D9"/>
+          <w:sz w:val="21"/>
+          <w:szCs w:val="21"/>
+        </w:rPr>
+        <w:t>$semester</w:t>
+      </w:r>
+      <w:proofErr w:type="gramStart"/>
+      <w:r>
+        <w:rPr>
+          <w:rFonts w:ascii="Consolas" w:eastAsia="Times New Roman" w:hAnsi="Consolas" w:cs="Times New Roman"/>
+          <w:color w:val="A5D6FF"/>
+          <w:sz w:val="21"/>
+          <w:szCs w:val="21"/>
+        </w:rPr>
+        <w:t>"</w:t>
+      </w:r>
+      <w:r>
+        <w:rPr>
+          <w:rFonts w:ascii="Consolas" w:eastAsia="Times New Roman" w:hAnsi="Consolas" w:cs="Times New Roman"/>
+          <w:color w:val="BBBEBF"/>
+          <w:sz w:val="21"/>
+          <w:szCs w:val="21"/>
+        </w:rPr>
+        <w:t xml:space="preserve"> ]</w:t>
+      </w:r>
+      <w:proofErr w:type="gramEnd"/>
+      <w:r>
+        <w:rPr>
+          <w:rFonts w:ascii="Consolas" w:eastAsia="Times New Roman" w:hAnsi="Consolas" w:cs="Times New Roman"/>
+          <w:color w:val="BBBEBF"/>
+          <w:sz w:val="21"/>
+          <w:szCs w:val="21"/>
+        </w:rPr>
+        <w:t xml:space="preserve">]; </w:t>
+      </w:r>
+      <w:r>
+        <w:rPr>
+          <w:rFonts w:ascii="Consolas" w:eastAsia="Times New Roman" w:hAnsi="Consolas" w:cs="Times New Roman"/>
+          <w:color w:val="C586C0"/>
+          <w:sz w:val="21"/>
+          <w:szCs w:val="21"/>
+        </w:rPr>
+        <w:t>do</w:t>
+      </w:r>
+    </w:p>
+    <w:p>
+      <w:pPr>
+        <w:shd w:val="clear" w:color="auto" w:fill="121314"/>
+        <w:spacing w:after="0" w:line="285" w:lineRule="atLeast"/>
+        <w:rPr>
+          <w:rFonts w:ascii="Consolas" w:eastAsia="Times New Roman" w:hAnsi="Consolas" w:cs="Times New Roman"/>
+          <w:color w:val="BBBEBF"/>
+          <w:sz w:val="21"/>
+          <w:szCs w:val="21"/>
+        </w:rPr>
+      </w:pPr>
+      <w:r>
+        <w:rPr>
+          <w:rFonts w:ascii="Consolas" w:eastAsia="Times New Roman" w:hAnsi="Consolas" w:cs="Times New Roman"/>
+          <w:color w:val="BBBEBF"/>
+          <w:sz w:val="21"/>
+          <w:szCs w:val="21"/>
+        </w:rPr>
+        <w:t>     </w:t>
+      </w:r>
+      <w:r>
+        <w:rPr>
+          <w:rFonts w:ascii="Consolas" w:eastAsia="Times New Roman" w:hAnsi="Consolas" w:cs="Times New Roman"/>
+          <w:color w:val="DCDCAA"/>
+          <w:sz w:val="21"/>
+          <w:szCs w:val="21"/>
+        </w:rPr>
+        <w:t>echo</w:t>
+      </w:r>
+      <w:r>
+        <w:rPr>
+          <w:rFonts w:ascii="Consolas" w:eastAsia="Times New Roman" w:hAnsi="Consolas" w:cs="Times New Roman"/>
+          <w:color w:val="BBBEBF"/>
+          <w:sz w:val="21"/>
+          <w:szCs w:val="21"/>
+        </w:rPr>
+        <w:t xml:space="preserve"> </w:t>
+      </w:r>
+      <w:r>
+        <w:rPr>
+          <w:rFonts w:ascii="Consolas" w:eastAsia="Times New Roman" w:hAnsi="Consolas" w:cs="Times New Roman"/>
+          <w:color w:val="569CD6"/>
+          <w:sz w:val="21"/>
+          <w:szCs w:val="21"/>
+        </w:rPr>
+        <w:t>-n</w:t>
+      </w:r>
+      <w:r>
+        <w:rPr>
+          <w:rFonts w:ascii="Consolas" w:eastAsia="Times New Roman" w:hAnsi="Consolas" w:cs="Times New Roman"/>
+          <w:color w:val="BBBEBF"/>
+          <w:sz w:val="21"/>
+          <w:szCs w:val="21"/>
+        </w:rPr>
+        <w:t xml:space="preserve"> </w:t>
+      </w:r>
+      <w:r>
+        <w:rPr>
+          <w:rFonts w:ascii="Consolas" w:eastAsia="Times New Roman" w:hAnsi="Consolas" w:cs="Times New Roman"/>
+          <w:color w:val="A5D6FF"/>
+          <w:sz w:val="21"/>
+          <w:szCs w:val="21"/>
+        </w:rPr>
+        <w:t>"The directory '</w:t>
+      </w:r>
+      <w:r>
+        <w:rPr>
+          <w:rFonts w:ascii="Consolas" w:eastAsia="Times New Roman" w:hAnsi="Consolas" w:cs="Times New Roman"/>
+          <w:color w:val="C9D1D9"/>
+          <w:sz w:val="21"/>
+          <w:szCs w:val="21"/>
+        </w:rPr>
+        <w:t>$semester</w:t>
+      </w:r>
+      <w:r>
+        <w:rPr>
+          <w:rFonts w:ascii="Consolas" w:eastAsia="Times New Roman" w:hAnsi="Consolas" w:cs="Times New Roman"/>
+          <w:color w:val="A5D6FF"/>
+          <w:sz w:val="21"/>
+          <w:szCs w:val="21"/>
+        </w:rPr>
+        <w:t>' semester already exist, Enter different semester name: "</w:t>
+      </w:r>
+      <w:r>
+        <w:rPr>
+          <w:rFonts w:ascii="Consolas" w:eastAsia="Times New Roman" w:hAnsi="Consolas" w:cs="Times New Roman"/>
+          <w:color w:val="BBBEBF"/>
+          <w:sz w:val="21"/>
+          <w:szCs w:val="21"/>
+        </w:rPr>
+        <w:t>;</w:t>
+      </w:r>
+    </w:p>
+    <w:p>
+      <w:pPr>
+        <w:shd w:val="clear" w:color="auto" w:fill="121314"/>
+        <w:spacing w:after="0" w:line="285" w:lineRule="atLeast"/>
+        <w:rPr>
+          <w:rFonts w:ascii="Consolas" w:eastAsia="Times New Roman" w:hAnsi="Consolas" w:cs="Times New Roman"/>
+          <w:color w:val="BBBEBF"/>
+          <w:sz w:val="21"/>
+          <w:szCs w:val="21"/>
+        </w:rPr>
+      </w:pPr>
+      <w:r>
+        <w:rPr>
+          <w:rFonts w:ascii="Consolas" w:eastAsia="Times New Roman" w:hAnsi="Consolas" w:cs="Times New Roman"/>
+          <w:color w:val="BBBEBF"/>
+          <w:sz w:val="21"/>
+          <w:szCs w:val="21"/>
+        </w:rPr>
+        <w:t>     </w:t>
+      </w:r>
+      <w:r>
+        <w:rPr>
+          <w:rFonts w:ascii="Consolas" w:eastAsia="Times New Roman" w:hAnsi="Consolas" w:cs="Times New Roman"/>
+          <w:color w:val="DCDCAA"/>
+          <w:sz w:val="21"/>
+          <w:szCs w:val="21"/>
+        </w:rPr>
+        <w:t>read</w:t>
+      </w:r>
+      <w:r>
+        <w:rPr>
+          <w:rFonts w:ascii="Consolas" w:eastAsia="Times New Roman" w:hAnsi="Consolas" w:cs="Times New Roman"/>
+          <w:color w:val="BBBEBF"/>
+          <w:sz w:val="21"/>
+          <w:szCs w:val="21"/>
+        </w:rPr>
+        <w:t xml:space="preserve"> </w:t>
+      </w:r>
+      <w:r>
+        <w:rPr>
+          <w:rFonts w:ascii="Consolas" w:eastAsia="Times New Roman" w:hAnsi="Consolas" w:cs="Times New Roman"/>
+          <w:color w:val="A5D6FF"/>
+          <w:sz w:val="21"/>
+          <w:szCs w:val="21"/>
+        </w:rPr>
+        <w:t>semester</w:t>
+      </w:r>
+      <w:r>
+        <w:rPr>
+          <w:rFonts w:ascii="Consolas" w:eastAsia="Times New Roman" w:hAnsi="Consolas" w:cs="Times New Roman"/>
+          <w:color w:val="BBBEBF"/>
+          <w:sz w:val="21"/>
+          <w:szCs w:val="21"/>
+        </w:rPr>
+        <w:t>;</w:t>
+      </w:r>
+    </w:p>
+    <w:p>
+      <w:pPr>
+        <w:shd w:val="clear" w:color="auto" w:fill="121314"/>
+        <w:spacing w:after="0" w:line="285" w:lineRule="atLeast"/>
+        <w:rPr>
+          <w:rFonts w:ascii="Consolas" w:eastAsia="Times New Roman" w:hAnsi="Consolas" w:cs="Times New Roman"/>
+          <w:color w:val="BBBEBF"/>
+          <w:sz w:val="21"/>
+          <w:szCs w:val="21"/>
+        </w:rPr>
+      </w:pPr>
+      <w:r>
+        <w:rPr>
+          <w:rFonts w:ascii="Consolas" w:eastAsia="Times New Roman" w:hAnsi="Consolas" w:cs="Times New Roman"/>
+          <w:color w:val="C586C0"/>
+          <w:sz w:val="21"/>
+          <w:szCs w:val="21"/>
+        </w:rPr>
+        <w:t>done</w:t>
+      </w:r>
+    </w:p>
+    <w:p>
+      <w:pPr>
+        <w:shd w:val="clear" w:color="auto" w:fill="121314"/>
+        <w:spacing w:after="240" w:line="285" w:lineRule="atLeast"/>
+        <w:rPr>
+          <w:rFonts w:ascii="Consolas" w:eastAsia="Times New Roman" w:hAnsi="Consolas" w:cs="Times New Roman"/>
+          <w:color w:val="BBBEBF"/>
+          <w:sz w:val="21"/>
+          <w:szCs w:val="21"/>
+        </w:rPr>
+      </w:pPr>
+    </w:p>
+    <w:p>
+      <w:pPr>
+        <w:shd w:val="clear" w:color="auto" w:fill="121314"/>
+        <w:spacing w:after="0" w:line="285" w:lineRule="atLeast"/>
+        <w:rPr>
+          <w:rFonts w:ascii="Consolas" w:eastAsia="Times New Roman" w:hAnsi="Consolas" w:cs="Times New Roman"/>
+          <w:color w:val="BBBEBF"/>
+          <w:sz w:val="21"/>
+          <w:szCs w:val="21"/>
+        </w:rPr>
+      </w:pPr>
+      <w:r>
+        <w:rPr>
+          <w:rFonts w:ascii="Consolas" w:eastAsia="Times New Roman" w:hAnsi="Consolas" w:cs="Times New Roman"/>
+          <w:color w:val="DCDCAA"/>
+          <w:sz w:val="21"/>
+          <w:szCs w:val="21"/>
+        </w:rPr>
+        <w:t>echo</w:t>
+      </w:r>
+      <w:r>
+        <w:rPr>
+          <w:rFonts w:ascii="Consolas" w:eastAsia="Times New Roman" w:hAnsi="Consolas" w:cs="Times New Roman"/>
+          <w:color w:val="BBBEBF"/>
+          <w:sz w:val="21"/>
+          <w:szCs w:val="21"/>
+        </w:rPr>
+        <w:t xml:space="preserve"> </w:t>
+      </w:r>
+      <w:r>
+        <w:rPr>
+          <w:rFonts w:ascii="Consolas" w:eastAsia="Times New Roman" w:hAnsi="Consolas" w:cs="Times New Roman"/>
+          <w:color w:val="569CD6"/>
+          <w:sz w:val="21"/>
+          <w:szCs w:val="21"/>
+        </w:rPr>
+        <w:t>-e</w:t>
+      </w:r>
+      <w:r>
+        <w:rPr>
+          <w:rFonts w:ascii="Consolas" w:eastAsia="Times New Roman" w:hAnsi="Consolas" w:cs="Times New Roman"/>
+          <w:color w:val="BBBEBF"/>
+          <w:sz w:val="21"/>
+          <w:szCs w:val="21"/>
+        </w:rPr>
+        <w:t xml:space="preserve"> </w:t>
+      </w:r>
+      <w:r>
+        <w:rPr>
+          <w:rFonts w:ascii="Consolas" w:eastAsia="Times New Roman" w:hAnsi="Consolas" w:cs="Times New Roman"/>
+          <w:color w:val="A5D6FF"/>
+          <w:sz w:val="21"/>
+          <w:szCs w:val="21"/>
+        </w:rPr>
+        <w:t>"</w:t>
+      </w:r>
+      <w:proofErr w:type="gramStart"/>
+      <w:r>
+        <w:rPr>
+          <w:rFonts w:ascii="Consolas" w:eastAsia="Times New Roman" w:hAnsi="Consolas" w:cs="Times New Roman"/>
+          <w:color w:val="A5D6FF"/>
+          <w:sz w:val="21"/>
+          <w:szCs w:val="21"/>
+        </w:rPr>
+        <w:t>Success!\</w:t>
+      </w:r>
+      <w:proofErr w:type="gramEnd"/>
+      <w:r>
+        <w:rPr>
+          <w:rFonts w:ascii="Consolas" w:eastAsia="Times New Roman" w:hAnsi="Consolas" w:cs="Times New Roman"/>
+          <w:color w:val="A5D6FF"/>
+          <w:sz w:val="21"/>
+          <w:szCs w:val="21"/>
+        </w:rPr>
+        <w:t>n"</w:t>
+      </w:r>
+      <w:r>
+        <w:rPr>
+          <w:rFonts w:ascii="Consolas" w:eastAsia="Times New Roman" w:hAnsi="Consolas" w:cs="Times New Roman"/>
+          <w:color w:val="BBBEBF"/>
+          <w:sz w:val="21"/>
+          <w:szCs w:val="21"/>
+        </w:rPr>
+        <w:t>;</w:t>
+      </w:r>
+    </w:p>
+    <w:p>
+      <w:pPr>
+        <w:shd w:val="clear" w:color="auto" w:fill="121314"/>
+        <w:spacing w:after="0" w:line="285" w:lineRule="atLeast"/>
+        <w:rPr>
+          <w:rFonts w:ascii="Consolas" w:eastAsia="Times New Roman" w:hAnsi="Consolas" w:cs="Times New Roman"/>
+          <w:color w:val="BBBEBF"/>
+          <w:sz w:val="21"/>
+          <w:szCs w:val="21"/>
+        </w:rPr>
+      </w:pPr>
+      <w:proofErr w:type="spellStart"/>
+      <w:r>
+        <w:rPr>
+          <w:rFonts w:ascii="Consolas" w:eastAsia="Times New Roman" w:hAnsi="Consolas" w:cs="Times New Roman"/>
+          <w:color w:val="FFA657"/>
+          <w:sz w:val="21"/>
+          <w:szCs w:val="21"/>
+        </w:rPr>
+        <w:t>mkdir</w:t>
+      </w:r>
+      <w:proofErr w:type="spellEnd"/>
+      <w:r>
+        <w:rPr>
+          <w:rFonts w:ascii="Consolas" w:eastAsia="Times New Roman" w:hAnsi="Consolas" w:cs="Times New Roman"/>
+          <w:color w:val="BBBEBF"/>
+          <w:sz w:val="21"/>
+          <w:szCs w:val="21"/>
+        </w:rPr>
+        <w:t xml:space="preserve"> </w:t>
+      </w:r>
+      <w:r>
+        <w:rPr>
+          <w:rFonts w:ascii="Consolas" w:eastAsia="Times New Roman" w:hAnsi="Consolas" w:cs="Times New Roman"/>
+          <w:color w:val="A5D6FF"/>
+          <w:sz w:val="21"/>
+          <w:szCs w:val="21"/>
+        </w:rPr>
+        <w:t>"</w:t>
+      </w:r>
+      <w:r>
+        <w:rPr>
+          <w:rFonts w:ascii="Consolas" w:eastAsia="Times New Roman" w:hAnsi="Consolas" w:cs="Times New Roman"/>
+          <w:color w:val="C9D1D9"/>
+          <w:sz w:val="21"/>
+          <w:szCs w:val="21"/>
+        </w:rPr>
+        <w:t>$semester</w:t>
+      </w:r>
+      <w:r>
+        <w:rPr>
+          <w:rFonts w:ascii="Consolas" w:eastAsia="Times New Roman" w:hAnsi="Consolas" w:cs="Times New Roman"/>
+          <w:color w:val="A5D6FF"/>
+          <w:sz w:val="21"/>
+          <w:szCs w:val="21"/>
+        </w:rPr>
+        <w:t>"</w:t>
+      </w:r>
+      <w:r>
+        <w:rPr>
+          <w:rFonts w:ascii="Consolas" w:eastAsia="Times New Roman" w:hAnsi="Consolas" w:cs="Times New Roman"/>
+          <w:color w:val="BBBEBF"/>
+          <w:sz w:val="21"/>
+          <w:szCs w:val="21"/>
+        </w:rPr>
+        <w:t>;</w:t>
+      </w:r>
+    </w:p>
+    <w:p>
+      <w:pPr>
+        <w:shd w:val="clear" w:color="auto" w:fill="121314"/>
+        <w:spacing w:after="0" w:line="285" w:lineRule="atLeast"/>
+        <w:rPr>
+          <w:rFonts w:ascii="Consolas" w:eastAsia="Times New Roman" w:hAnsi="Consolas" w:cs="Times New Roman"/>
+          <w:color w:val="BBBEBF"/>
+          <w:sz w:val="21"/>
+          <w:szCs w:val="21"/>
+        </w:rPr>
+      </w:pPr>
+      <w:r>
+        <w:rPr>
+          <w:rFonts w:ascii="Consolas" w:eastAsia="Times New Roman" w:hAnsi="Consolas" w:cs="Times New Roman"/>
+          <w:color w:val="DCDCAA"/>
+          <w:sz w:val="21"/>
+          <w:szCs w:val="21"/>
+        </w:rPr>
+        <w:t>cd</w:t>
+      </w:r>
+      <w:r>
+        <w:rPr>
+          <w:rFonts w:ascii="Consolas" w:eastAsia="Times New Roman" w:hAnsi="Consolas" w:cs="Times New Roman"/>
+          <w:color w:val="BBBEBF"/>
+          <w:sz w:val="21"/>
+          <w:szCs w:val="21"/>
+        </w:rPr>
+        <w:t xml:space="preserve"> </w:t>
+      </w:r>
+      <w:r>
+        <w:rPr>
+          <w:rFonts w:ascii="Consolas" w:eastAsia="Times New Roman" w:hAnsi="Consolas" w:cs="Times New Roman"/>
+          <w:color w:val="A5D6FF"/>
+          <w:sz w:val="21"/>
+          <w:szCs w:val="21"/>
+        </w:rPr>
+        <w:t>"</w:t>
+      </w:r>
+      <w:r>
+        <w:rPr>
+          <w:rFonts w:ascii="Consolas" w:eastAsia="Times New Roman" w:hAnsi="Consolas" w:cs="Times New Roman"/>
+          <w:color w:val="C9D1D9"/>
+          <w:sz w:val="21"/>
+          <w:szCs w:val="21"/>
+        </w:rPr>
+        <w:t>$semester</w:t>
+      </w:r>
+      <w:r>
+        <w:rPr>
+          <w:rFonts w:ascii="Consolas" w:eastAsia="Times New Roman" w:hAnsi="Consolas" w:cs="Times New Roman"/>
+          <w:color w:val="A5D6FF"/>
+          <w:sz w:val="21"/>
+          <w:szCs w:val="21"/>
+        </w:rPr>
+        <w:t>"</w:t>
+      </w:r>
+      <w:r>
+        <w:rPr>
+          <w:rFonts w:ascii="Consolas" w:eastAsia="Times New Roman" w:hAnsi="Consolas" w:cs="Times New Roman"/>
+          <w:color w:val="BBBEBF"/>
+          <w:sz w:val="21"/>
+          <w:szCs w:val="21"/>
+        </w:rPr>
+        <w:t>;</w:t>
+      </w:r>
+    </w:p>
+    <w:p>
+      <w:pPr>
+        <w:shd w:val="clear" w:color="auto" w:fill="121314"/>
+        <w:spacing w:after="0" w:line="285" w:lineRule="atLeast"/>
+        <w:rPr>
+          <w:rFonts w:ascii="Consolas" w:eastAsia="Times New Roman" w:hAnsi="Consolas" w:cs="Times New Roman"/>
+          <w:color w:val="BBBEBF"/>
+          <w:sz w:val="21"/>
+          <w:szCs w:val="21"/>
+        </w:rPr>
+      </w:pPr>
+    </w:p>
+    <w:p>
+      <w:pPr>
+        <w:shd w:val="clear" w:color="auto" w:fill="121314"/>
+        <w:spacing w:after="0" w:line="285" w:lineRule="atLeast"/>
+        <w:rPr>
+          <w:rFonts w:ascii="Consolas" w:eastAsia="Times New Roman" w:hAnsi="Consolas" w:cs="Times New Roman"/>
+          <w:color w:val="BBBEBF"/>
+          <w:sz w:val="21"/>
+          <w:szCs w:val="21"/>
+        </w:rPr>
+      </w:pPr>
+      <w:r>
+        <w:rPr>
+          <w:rFonts w:ascii="Consolas" w:eastAsia="Times New Roman" w:hAnsi="Consolas" w:cs="Times New Roman"/>
+          <w:color w:val="8B949E"/>
+          <w:sz w:val="21"/>
+          <w:szCs w:val="21"/>
+        </w:rPr>
+        <w:t>#The variable to hold the semester path</w:t>
+      </w:r>
+    </w:p>
+    <w:p>
+      <w:pPr>
+        <w:shd w:val="clear" w:color="auto" w:fill="121314"/>
+        <w:spacing w:after="0" w:line="285" w:lineRule="atLeast"/>
+        <w:rPr>
+          <w:rFonts w:ascii="Consolas" w:eastAsia="Times New Roman" w:hAnsi="Consolas" w:cs="Times New Roman"/>
+          <w:color w:val="BBBEBF"/>
+          <w:sz w:val="21"/>
+          <w:szCs w:val="21"/>
+        </w:rPr>
+      </w:pPr>
+      <w:r>
+        <w:rPr>
+          <w:rFonts w:ascii="Consolas" w:eastAsia="Times New Roman" w:hAnsi="Consolas" w:cs="Times New Roman"/>
+          <w:color w:val="C9D1D9"/>
+          <w:sz w:val="21"/>
+          <w:szCs w:val="21"/>
+        </w:rPr>
+        <w:lastRenderedPageBreak/>
+        <w:t>path</w:t>
+      </w:r>
+      <w:r>
+        <w:rPr>
+          <w:rFonts w:ascii="Consolas" w:eastAsia="Times New Roman" w:hAnsi="Consolas" w:cs="Times New Roman"/>
+          <w:color w:val="D4D4D4"/>
+          <w:sz w:val="21"/>
+          <w:szCs w:val="21"/>
+        </w:rPr>
+        <w:t>=</w:t>
+      </w:r>
+      <w:r>
+        <w:rPr>
+          <w:rFonts w:ascii="Consolas" w:eastAsia="Times New Roman" w:hAnsi="Consolas" w:cs="Times New Roman"/>
+          <w:color w:val="A5D6FF"/>
+          <w:sz w:val="21"/>
+          <w:szCs w:val="21"/>
+        </w:rPr>
+        <w:t>"$(</w:t>
+      </w:r>
+      <w:proofErr w:type="spellStart"/>
+      <w:r>
+        <w:rPr>
+          <w:rFonts w:ascii="Consolas" w:eastAsia="Times New Roman" w:hAnsi="Consolas" w:cs="Times New Roman"/>
+          <w:color w:val="DCDCAA"/>
+          <w:sz w:val="21"/>
+          <w:szCs w:val="21"/>
+        </w:rPr>
+        <w:t>pwd</w:t>
+      </w:r>
+      <w:proofErr w:type="spellEnd"/>
+      <w:r>
+        <w:rPr>
+          <w:rFonts w:ascii="Consolas" w:eastAsia="Times New Roman" w:hAnsi="Consolas" w:cs="Times New Roman"/>
+          <w:color w:val="A5D6FF"/>
+          <w:sz w:val="21"/>
+          <w:szCs w:val="21"/>
+        </w:rPr>
+        <w:t>)"</w:t>
+      </w:r>
+      <w:r>
+        <w:rPr>
+          <w:rFonts w:ascii="Consolas" w:eastAsia="Times New Roman" w:hAnsi="Consolas" w:cs="Times New Roman"/>
+          <w:color w:val="BBBEBF"/>
+          <w:sz w:val="21"/>
+          <w:szCs w:val="21"/>
+        </w:rPr>
+        <w:t>;</w:t>
+      </w:r>
+    </w:p>
+    <w:p>
+      <w:pPr>
+        <w:shd w:val="clear" w:color="auto" w:fill="121314"/>
+        <w:spacing w:after="0" w:line="285" w:lineRule="atLeast"/>
+        <w:rPr>
+          <w:rFonts w:ascii="Consolas" w:eastAsia="Times New Roman" w:hAnsi="Consolas" w:cs="Times New Roman"/>
+          <w:color w:val="BBBEBF"/>
+          <w:sz w:val="21"/>
+          <w:szCs w:val="21"/>
+        </w:rPr>
+      </w:pPr>
+    </w:p>
+    <w:p>
+      <w:pPr>
+        <w:shd w:val="clear" w:color="auto" w:fill="121314"/>
+        <w:spacing w:after="0" w:line="285" w:lineRule="atLeast"/>
+        <w:rPr>
+          <w:rFonts w:ascii="Consolas" w:eastAsia="Times New Roman" w:hAnsi="Consolas" w:cs="Times New Roman"/>
+          <w:color w:val="BBBEBF"/>
+          <w:sz w:val="21"/>
+          <w:szCs w:val="21"/>
+        </w:rPr>
+      </w:pPr>
+      <w:proofErr w:type="spellStart"/>
+      <w:r>
+        <w:rPr>
+          <w:rFonts w:ascii="Consolas" w:eastAsia="Times New Roman" w:hAnsi="Consolas" w:cs="Times New Roman"/>
+          <w:color w:val="C9D1D9"/>
+          <w:sz w:val="21"/>
+          <w:szCs w:val="21"/>
+        </w:rPr>
+        <w:t>semesterDir</w:t>
+      </w:r>
+      <w:proofErr w:type="spellEnd"/>
+      <w:proofErr w:type="gramStart"/>
+      <w:r>
+        <w:rPr>
+          <w:rFonts w:ascii="Consolas" w:eastAsia="Times New Roman" w:hAnsi="Consolas" w:cs="Times New Roman"/>
+          <w:color w:val="D4D4D4"/>
+          <w:sz w:val="21"/>
+          <w:szCs w:val="21"/>
+        </w:rPr>
+        <w:t>=</w:t>
+      </w:r>
+      <w:r>
+        <w:rPr>
+          <w:rFonts w:ascii="Consolas" w:eastAsia="Times New Roman" w:hAnsi="Consolas" w:cs="Times New Roman"/>
+          <w:color w:val="BBBEBF"/>
+          <w:sz w:val="21"/>
+          <w:szCs w:val="21"/>
+        </w:rPr>
+        <w:t>(</w:t>
+      </w:r>
+      <w:proofErr w:type="gramEnd"/>
+      <w:r>
+        <w:rPr>
+          <w:rFonts w:ascii="Consolas" w:eastAsia="Times New Roman" w:hAnsi="Consolas" w:cs="Times New Roman"/>
+          <w:color w:val="A5D6FF"/>
+          <w:sz w:val="21"/>
+          <w:szCs w:val="21"/>
+        </w:rPr>
+        <w:t>"Tables"</w:t>
+      </w:r>
+      <w:r>
+        <w:rPr>
+          <w:rFonts w:ascii="Consolas" w:eastAsia="Times New Roman" w:hAnsi="Consolas" w:cs="Times New Roman"/>
+          <w:color w:val="BBBEBF"/>
+          <w:sz w:val="21"/>
+          <w:szCs w:val="21"/>
+        </w:rPr>
+        <w:t xml:space="preserve"> </w:t>
+      </w:r>
+      <w:r>
+        <w:rPr>
+          <w:rFonts w:ascii="Consolas" w:eastAsia="Times New Roman" w:hAnsi="Consolas" w:cs="Times New Roman"/>
+          <w:color w:val="A5D6FF"/>
+          <w:sz w:val="21"/>
+          <w:szCs w:val="21"/>
+        </w:rPr>
+        <w:t>"Payments"</w:t>
+      </w:r>
+      <w:r>
+        <w:rPr>
+          <w:rFonts w:ascii="Consolas" w:eastAsia="Times New Roman" w:hAnsi="Consolas" w:cs="Times New Roman"/>
+          <w:color w:val="BBBEBF"/>
+          <w:sz w:val="21"/>
+          <w:szCs w:val="21"/>
+        </w:rPr>
+        <w:t>);</w:t>
+      </w:r>
+    </w:p>
+    <w:p>
+      <w:pPr>
+        <w:shd w:val="clear" w:color="auto" w:fill="121314"/>
+        <w:spacing w:after="0" w:line="285" w:lineRule="atLeast"/>
+        <w:rPr>
+          <w:rFonts w:ascii="Consolas" w:eastAsia="Times New Roman" w:hAnsi="Consolas" w:cs="Times New Roman"/>
+          <w:color w:val="BBBEBF"/>
+          <w:sz w:val="21"/>
+          <w:szCs w:val="21"/>
+        </w:rPr>
+      </w:pPr>
+    </w:p>
+    <w:p>
+      <w:pPr>
+        <w:shd w:val="clear" w:color="auto" w:fill="121314"/>
+        <w:spacing w:after="0" w:line="285" w:lineRule="atLeast"/>
+        <w:rPr>
+          <w:rFonts w:ascii="Consolas" w:eastAsia="Times New Roman" w:hAnsi="Consolas" w:cs="Times New Roman"/>
+          <w:color w:val="BBBEBF"/>
+          <w:sz w:val="21"/>
+          <w:szCs w:val="21"/>
+        </w:rPr>
+      </w:pPr>
+      <w:proofErr w:type="spellStart"/>
+      <w:r>
+        <w:rPr>
+          <w:rFonts w:ascii="Consolas" w:eastAsia="Times New Roman" w:hAnsi="Consolas" w:cs="Times New Roman"/>
+          <w:color w:val="C9D1D9"/>
+          <w:sz w:val="21"/>
+          <w:szCs w:val="21"/>
+        </w:rPr>
+        <w:t>i</w:t>
+      </w:r>
+      <w:proofErr w:type="spellEnd"/>
+      <w:r>
+        <w:rPr>
+          <w:rFonts w:ascii="Consolas" w:eastAsia="Times New Roman" w:hAnsi="Consolas" w:cs="Times New Roman"/>
+          <w:color w:val="D4D4D4"/>
+          <w:sz w:val="21"/>
+          <w:szCs w:val="21"/>
+        </w:rPr>
+        <w:t>=</w:t>
+      </w:r>
+      <w:r>
+        <w:rPr>
+          <w:rFonts w:ascii="Consolas" w:eastAsia="Times New Roman" w:hAnsi="Consolas" w:cs="Times New Roman"/>
+          <w:color w:val="A5D6FF"/>
+          <w:sz w:val="21"/>
+          <w:szCs w:val="21"/>
+        </w:rPr>
+        <w:t>1</w:t>
+      </w:r>
+      <w:r>
+        <w:rPr>
+          <w:rFonts w:ascii="Consolas" w:eastAsia="Times New Roman" w:hAnsi="Consolas" w:cs="Times New Roman"/>
+          <w:color w:val="BBBEBF"/>
+          <w:sz w:val="21"/>
+          <w:szCs w:val="21"/>
+        </w:rPr>
+        <w:t>;</w:t>
+      </w:r>
+    </w:p>
+    <w:p>
+      <w:pPr>
+        <w:shd w:val="clear" w:color="auto" w:fill="121314"/>
+        <w:spacing w:after="0" w:line="285" w:lineRule="atLeast"/>
+        <w:rPr>
+          <w:rFonts w:ascii="Consolas" w:eastAsia="Times New Roman" w:hAnsi="Consolas" w:cs="Times New Roman"/>
+          <w:color w:val="BBBEBF"/>
+          <w:sz w:val="21"/>
+          <w:szCs w:val="21"/>
+        </w:rPr>
+      </w:pPr>
+      <w:r>
+        <w:rPr>
+          <w:rFonts w:ascii="Consolas" w:eastAsia="Times New Roman" w:hAnsi="Consolas" w:cs="Times New Roman"/>
+          <w:color w:val="C586C0"/>
+          <w:sz w:val="21"/>
+          <w:szCs w:val="21"/>
+        </w:rPr>
+        <w:t>for</w:t>
+      </w:r>
+      <w:r>
+        <w:rPr>
+          <w:rFonts w:ascii="Consolas" w:eastAsia="Times New Roman" w:hAnsi="Consolas" w:cs="Times New Roman"/>
+          <w:color w:val="BBBEBF"/>
+          <w:sz w:val="21"/>
+          <w:szCs w:val="21"/>
+        </w:rPr>
+        <w:t xml:space="preserve"> </w:t>
+      </w:r>
+      <w:proofErr w:type="spellStart"/>
+      <w:r>
+        <w:rPr>
+          <w:rFonts w:ascii="Consolas" w:eastAsia="Times New Roman" w:hAnsi="Consolas" w:cs="Times New Roman"/>
+          <w:color w:val="C9D1D9"/>
+          <w:sz w:val="21"/>
+          <w:szCs w:val="21"/>
+        </w:rPr>
+        <w:t>dir</w:t>
+      </w:r>
+      <w:proofErr w:type="spellEnd"/>
+      <w:r>
+        <w:rPr>
+          <w:rFonts w:ascii="Consolas" w:eastAsia="Times New Roman" w:hAnsi="Consolas" w:cs="Times New Roman"/>
+          <w:color w:val="BBBEBF"/>
+          <w:sz w:val="21"/>
+          <w:szCs w:val="21"/>
+        </w:rPr>
+        <w:t xml:space="preserve"> </w:t>
+      </w:r>
+      <w:r>
+        <w:rPr>
+          <w:rFonts w:ascii="Consolas" w:eastAsia="Times New Roman" w:hAnsi="Consolas" w:cs="Times New Roman"/>
+          <w:color w:val="C586C0"/>
+          <w:sz w:val="21"/>
+          <w:szCs w:val="21"/>
+        </w:rPr>
+        <w:t>in</w:t>
+      </w:r>
+      <w:r>
+        <w:rPr>
+          <w:rFonts w:ascii="Consolas" w:eastAsia="Times New Roman" w:hAnsi="Consolas" w:cs="Times New Roman"/>
+          <w:color w:val="BBBEBF"/>
+          <w:sz w:val="21"/>
+          <w:szCs w:val="21"/>
+        </w:rPr>
+        <w:t xml:space="preserve"> </w:t>
+      </w:r>
+      <w:r>
+        <w:rPr>
+          <w:rFonts w:ascii="Consolas" w:eastAsia="Times New Roman" w:hAnsi="Consolas" w:cs="Times New Roman"/>
+          <w:color w:val="A5D6FF"/>
+          <w:sz w:val="21"/>
+          <w:szCs w:val="21"/>
+        </w:rPr>
+        <w:t>"${</w:t>
+      </w:r>
+      <w:proofErr w:type="spellStart"/>
+      <w:proofErr w:type="gramStart"/>
+      <w:r>
+        <w:rPr>
+          <w:rFonts w:ascii="Consolas" w:eastAsia="Times New Roman" w:hAnsi="Consolas" w:cs="Times New Roman"/>
+          <w:color w:val="C9D1D9"/>
+          <w:sz w:val="21"/>
+          <w:szCs w:val="21"/>
+        </w:rPr>
+        <w:t>semesterDir</w:t>
+      </w:r>
+      <w:proofErr w:type="spellEnd"/>
+      <w:r>
+        <w:rPr>
+          <w:rFonts w:ascii="Consolas" w:eastAsia="Times New Roman" w:hAnsi="Consolas" w:cs="Times New Roman"/>
+          <w:color w:val="A5D6FF"/>
+          <w:sz w:val="21"/>
+          <w:szCs w:val="21"/>
+        </w:rPr>
+        <w:t>[</w:t>
+      </w:r>
+      <w:proofErr w:type="gramEnd"/>
+      <w:r>
+        <w:rPr>
+          <w:rFonts w:ascii="Consolas" w:eastAsia="Times New Roman" w:hAnsi="Consolas" w:cs="Times New Roman"/>
+          <w:color w:val="D4D4D4"/>
+          <w:sz w:val="21"/>
+          <w:szCs w:val="21"/>
+        </w:rPr>
+        <w:t>@</w:t>
+      </w:r>
+      <w:r>
+        <w:rPr>
+          <w:rFonts w:ascii="Consolas" w:eastAsia="Times New Roman" w:hAnsi="Consolas" w:cs="Times New Roman"/>
+          <w:color w:val="A5D6FF"/>
+          <w:sz w:val="21"/>
+          <w:szCs w:val="21"/>
+        </w:rPr>
+        <w:t>]}"</w:t>
+      </w:r>
+      <w:r>
+        <w:rPr>
+          <w:rFonts w:ascii="Consolas" w:eastAsia="Times New Roman" w:hAnsi="Consolas" w:cs="Times New Roman"/>
+          <w:color w:val="BBBEBF"/>
+          <w:sz w:val="21"/>
+          <w:szCs w:val="21"/>
+        </w:rPr>
+        <w:t xml:space="preserve">; </w:t>
+      </w:r>
+      <w:r>
+        <w:rPr>
+          <w:rFonts w:ascii="Consolas" w:eastAsia="Times New Roman" w:hAnsi="Consolas" w:cs="Times New Roman"/>
+          <w:color w:val="C586C0"/>
+          <w:sz w:val="21"/>
+          <w:szCs w:val="21"/>
+        </w:rPr>
+        <w:t>do</w:t>
+      </w:r>
+    </w:p>
+    <w:p>
+      <w:pPr>
+        <w:shd w:val="clear" w:color="auto" w:fill="121314"/>
+        <w:spacing w:after="0" w:line="285" w:lineRule="atLeast"/>
+        <w:rPr>
+          <w:rFonts w:ascii="Consolas" w:eastAsia="Times New Roman" w:hAnsi="Consolas" w:cs="Times New Roman"/>
+          <w:color w:val="BBBEBF"/>
+          <w:sz w:val="21"/>
+          <w:szCs w:val="21"/>
+        </w:rPr>
+      </w:pPr>
+      <w:r>
+        <w:rPr>
+          <w:rFonts w:ascii="Consolas" w:eastAsia="Times New Roman" w:hAnsi="Consolas" w:cs="Times New Roman"/>
+          <w:color w:val="BBBEBF"/>
+          <w:sz w:val="21"/>
+          <w:szCs w:val="21"/>
+        </w:rPr>
+        <w:t xml:space="preserve">    </w:t>
+      </w:r>
+      <w:r>
+        <w:rPr>
+          <w:rFonts w:ascii="Consolas" w:eastAsia="Times New Roman" w:hAnsi="Consolas" w:cs="Times New Roman"/>
+          <w:color w:val="DCDCAA"/>
+          <w:sz w:val="21"/>
+          <w:szCs w:val="21"/>
+        </w:rPr>
+        <w:t>echo</w:t>
+      </w:r>
+      <w:r>
+        <w:rPr>
+          <w:rFonts w:ascii="Consolas" w:eastAsia="Times New Roman" w:hAnsi="Consolas" w:cs="Times New Roman"/>
+          <w:color w:val="BBBEBF"/>
+          <w:sz w:val="21"/>
+          <w:szCs w:val="21"/>
+        </w:rPr>
+        <w:t xml:space="preserve"> </w:t>
+      </w:r>
+      <w:r>
+        <w:rPr>
+          <w:rFonts w:ascii="Consolas" w:eastAsia="Times New Roman" w:hAnsi="Consolas" w:cs="Times New Roman"/>
+          <w:color w:val="A5D6FF"/>
+          <w:sz w:val="21"/>
+          <w:szCs w:val="21"/>
+        </w:rPr>
+        <w:t>"</w:t>
+      </w:r>
+      <w:r>
+        <w:rPr>
+          <w:rFonts w:ascii="Consolas" w:eastAsia="Times New Roman" w:hAnsi="Consolas" w:cs="Times New Roman"/>
+          <w:color w:val="C9D1D9"/>
+          <w:sz w:val="21"/>
+          <w:szCs w:val="21"/>
+        </w:rPr>
+        <w:t>$</w:t>
+      </w:r>
+      <w:proofErr w:type="spellStart"/>
+      <w:r>
+        <w:rPr>
+          <w:rFonts w:ascii="Consolas" w:eastAsia="Times New Roman" w:hAnsi="Consolas" w:cs="Times New Roman"/>
+          <w:color w:val="C9D1D9"/>
+          <w:sz w:val="21"/>
+          <w:szCs w:val="21"/>
+        </w:rPr>
+        <w:t>i</w:t>
+      </w:r>
+      <w:proofErr w:type="spellEnd"/>
+      <w:r>
+        <w:rPr>
+          <w:rFonts w:ascii="Consolas" w:eastAsia="Times New Roman" w:hAnsi="Consolas" w:cs="Times New Roman"/>
+          <w:color w:val="A5D6FF"/>
+          <w:sz w:val="21"/>
+          <w:szCs w:val="21"/>
+        </w:rPr>
+        <w:t xml:space="preserve">. </w:t>
+      </w:r>
+      <w:r>
+        <w:rPr>
+          <w:rFonts w:ascii="Consolas" w:eastAsia="Times New Roman" w:hAnsi="Consolas" w:cs="Times New Roman"/>
+          <w:color w:val="C9D1D9"/>
+          <w:sz w:val="21"/>
+          <w:szCs w:val="21"/>
+        </w:rPr>
+        <w:t>$</w:t>
+      </w:r>
+      <w:proofErr w:type="spellStart"/>
+      <w:r>
+        <w:rPr>
+          <w:rFonts w:ascii="Consolas" w:eastAsia="Times New Roman" w:hAnsi="Consolas" w:cs="Times New Roman"/>
+          <w:color w:val="C9D1D9"/>
+          <w:sz w:val="21"/>
+          <w:szCs w:val="21"/>
+        </w:rPr>
+        <w:t>dir</w:t>
+      </w:r>
+      <w:proofErr w:type="spellEnd"/>
+      <w:r>
+        <w:rPr>
+          <w:rFonts w:ascii="Consolas" w:eastAsia="Times New Roman" w:hAnsi="Consolas" w:cs="Times New Roman"/>
+          <w:color w:val="A5D6FF"/>
+          <w:sz w:val="21"/>
+          <w:szCs w:val="21"/>
+        </w:rPr>
+        <w:t>"</w:t>
+      </w:r>
+      <w:r>
+        <w:rPr>
+          <w:rFonts w:ascii="Consolas" w:eastAsia="Times New Roman" w:hAnsi="Consolas" w:cs="Times New Roman"/>
+          <w:color w:val="BBBEBF"/>
+          <w:sz w:val="21"/>
+          <w:szCs w:val="21"/>
+        </w:rPr>
+        <w:t>;</w:t>
+      </w:r>
+    </w:p>
+    <w:p>
+      <w:pPr>
+        <w:shd w:val="clear" w:color="auto" w:fill="121314"/>
+        <w:spacing w:after="0" w:line="285" w:lineRule="atLeast"/>
+        <w:rPr>
+          <w:rFonts w:ascii="Consolas" w:eastAsia="Times New Roman" w:hAnsi="Consolas" w:cs="Times New Roman"/>
+          <w:color w:val="BBBEBF"/>
+          <w:sz w:val="21"/>
+          <w:szCs w:val="21"/>
+        </w:rPr>
+      </w:pPr>
+      <w:r>
+        <w:rPr>
+          <w:rFonts w:ascii="Consolas" w:eastAsia="Times New Roman" w:hAnsi="Consolas" w:cs="Times New Roman"/>
+          <w:color w:val="BBBEBF"/>
+          <w:sz w:val="21"/>
+          <w:szCs w:val="21"/>
+        </w:rPr>
+        <w:t xml:space="preserve">    </w:t>
+      </w:r>
+      <w:proofErr w:type="gramStart"/>
+      <w:r>
+        <w:rPr>
+          <w:rFonts w:ascii="Consolas" w:eastAsia="Times New Roman" w:hAnsi="Consolas" w:cs="Times New Roman"/>
+          <w:color w:val="BBBEBF"/>
+          <w:sz w:val="21"/>
+          <w:szCs w:val="21"/>
+        </w:rPr>
+        <w:t xml:space="preserve">(( </w:t>
+      </w:r>
+      <w:proofErr w:type="spellStart"/>
+      <w:r>
+        <w:rPr>
+          <w:rFonts w:ascii="Consolas" w:eastAsia="Times New Roman" w:hAnsi="Consolas" w:cs="Times New Roman"/>
+          <w:color w:val="C9D1D9"/>
+          <w:sz w:val="21"/>
+          <w:szCs w:val="21"/>
+        </w:rPr>
+        <w:t>i</w:t>
+      </w:r>
+      <w:proofErr w:type="spellEnd"/>
+      <w:proofErr w:type="gramEnd"/>
+      <w:r>
+        <w:rPr>
+          <w:rFonts w:ascii="Consolas" w:eastAsia="Times New Roman" w:hAnsi="Consolas" w:cs="Times New Roman"/>
+          <w:color w:val="D4D4D4"/>
+          <w:sz w:val="21"/>
+          <w:szCs w:val="21"/>
+        </w:rPr>
+        <w:t>++</w:t>
+      </w:r>
+      <w:r>
+        <w:rPr>
+          <w:rFonts w:ascii="Consolas" w:eastAsia="Times New Roman" w:hAnsi="Consolas" w:cs="Times New Roman"/>
+          <w:color w:val="BBBEBF"/>
+          <w:sz w:val="21"/>
+          <w:szCs w:val="21"/>
+        </w:rPr>
+        <w:t xml:space="preserve"> ));</w:t>
+      </w:r>
+    </w:p>
+    <w:p>
+      <w:pPr>
+        <w:shd w:val="clear" w:color="auto" w:fill="121314"/>
+        <w:spacing w:after="0" w:line="285" w:lineRule="atLeast"/>
+        <w:rPr>
+          <w:rFonts w:ascii="Consolas" w:eastAsia="Times New Roman" w:hAnsi="Consolas" w:cs="Times New Roman"/>
+          <w:color w:val="BBBEBF"/>
+          <w:sz w:val="21"/>
+          <w:szCs w:val="21"/>
+        </w:rPr>
+      </w:pPr>
+      <w:r>
+        <w:rPr>
+          <w:rFonts w:ascii="Consolas" w:eastAsia="Times New Roman" w:hAnsi="Consolas" w:cs="Times New Roman"/>
+          <w:color w:val="C586C0"/>
+          <w:sz w:val="21"/>
+          <w:szCs w:val="21"/>
+        </w:rPr>
+        <w:t>done</w:t>
+      </w:r>
+    </w:p>
+    <w:p>
+      <w:pPr>
+        <w:shd w:val="clear" w:color="auto" w:fill="121314"/>
+        <w:spacing w:after="0" w:line="285" w:lineRule="atLeast"/>
+        <w:rPr>
+          <w:rFonts w:ascii="Consolas" w:eastAsia="Times New Roman" w:hAnsi="Consolas" w:cs="Times New Roman"/>
+          <w:color w:val="BBBEBF"/>
+          <w:sz w:val="21"/>
+          <w:szCs w:val="21"/>
+        </w:rPr>
+      </w:pPr>
+    </w:p>
+    <w:p>
+      <w:pPr>
+        <w:shd w:val="clear" w:color="auto" w:fill="121314"/>
+        <w:spacing w:after="0" w:line="285" w:lineRule="atLeast"/>
+        <w:rPr>
+          <w:rFonts w:ascii="Consolas" w:eastAsia="Times New Roman" w:hAnsi="Consolas" w:cs="Times New Roman"/>
+          <w:color w:val="BBBEBF"/>
+          <w:sz w:val="21"/>
+          <w:szCs w:val="21"/>
+        </w:rPr>
+      </w:pPr>
+      <w:r>
+        <w:rPr>
+          <w:rFonts w:ascii="Consolas" w:eastAsia="Times New Roman" w:hAnsi="Consolas" w:cs="Times New Roman"/>
+          <w:color w:val="DCDCAA"/>
+          <w:sz w:val="21"/>
+          <w:szCs w:val="21"/>
+        </w:rPr>
+        <w:t>echo</w:t>
+      </w:r>
+      <w:r>
+        <w:rPr>
+          <w:rFonts w:ascii="Consolas" w:eastAsia="Times New Roman" w:hAnsi="Consolas" w:cs="Times New Roman"/>
+          <w:color w:val="BBBEBF"/>
+          <w:sz w:val="21"/>
+          <w:szCs w:val="21"/>
+        </w:rPr>
+        <w:t xml:space="preserve"> </w:t>
+      </w:r>
+      <w:r>
+        <w:rPr>
+          <w:rFonts w:ascii="Consolas" w:eastAsia="Times New Roman" w:hAnsi="Consolas" w:cs="Times New Roman"/>
+          <w:color w:val="569CD6"/>
+          <w:sz w:val="21"/>
+          <w:szCs w:val="21"/>
+        </w:rPr>
+        <w:t>-ne</w:t>
+      </w:r>
+      <w:r>
+        <w:rPr>
+          <w:rFonts w:ascii="Consolas" w:eastAsia="Times New Roman" w:hAnsi="Consolas" w:cs="Times New Roman"/>
+          <w:color w:val="BBBEBF"/>
+          <w:sz w:val="21"/>
+          <w:szCs w:val="21"/>
+        </w:rPr>
+        <w:t xml:space="preserve"> </w:t>
+      </w:r>
+      <w:r>
+        <w:rPr>
+          <w:rFonts w:ascii="Consolas" w:eastAsia="Times New Roman" w:hAnsi="Consolas" w:cs="Times New Roman"/>
+          <w:color w:val="A5D6FF"/>
+          <w:sz w:val="21"/>
+          <w:szCs w:val="21"/>
+        </w:rPr>
+        <w:t>"\</w:t>
+      </w:r>
+      <w:proofErr w:type="spellStart"/>
+      <w:r>
+        <w:rPr>
+          <w:rFonts w:ascii="Consolas" w:eastAsia="Times New Roman" w:hAnsi="Consolas" w:cs="Times New Roman"/>
+          <w:color w:val="A5D6FF"/>
+          <w:sz w:val="21"/>
+          <w:szCs w:val="21"/>
+        </w:rPr>
+        <w:t>nCan</w:t>
+      </w:r>
+      <w:proofErr w:type="spellEnd"/>
+      <w:r>
+        <w:rPr>
+          <w:rFonts w:ascii="Consolas" w:eastAsia="Times New Roman" w:hAnsi="Consolas" w:cs="Times New Roman"/>
+          <w:color w:val="A5D6FF"/>
+          <w:sz w:val="21"/>
+          <w:szCs w:val="21"/>
+        </w:rPr>
+        <w:t xml:space="preserve"> SDS create above directories in </w:t>
+      </w:r>
+      <w:r>
+        <w:rPr>
+          <w:rFonts w:ascii="Consolas" w:eastAsia="Times New Roman" w:hAnsi="Consolas" w:cs="Times New Roman"/>
+          <w:color w:val="C9D1D9"/>
+          <w:sz w:val="21"/>
+          <w:szCs w:val="21"/>
+        </w:rPr>
+        <w:t>$semester</w:t>
+      </w:r>
+      <w:r>
+        <w:rPr>
+          <w:rFonts w:ascii="Consolas" w:eastAsia="Times New Roman" w:hAnsi="Consolas" w:cs="Times New Roman"/>
+          <w:color w:val="A5D6FF"/>
+          <w:sz w:val="21"/>
+          <w:szCs w:val="21"/>
+        </w:rPr>
+        <w:t>? Y/N: "</w:t>
+      </w:r>
+      <w:r>
+        <w:rPr>
+          <w:rFonts w:ascii="Consolas" w:eastAsia="Times New Roman" w:hAnsi="Consolas" w:cs="Times New Roman"/>
+          <w:color w:val="BBBEBF"/>
+          <w:sz w:val="21"/>
+          <w:szCs w:val="21"/>
+        </w:rPr>
+        <w:t>;</w:t>
+      </w:r>
+    </w:p>
+    <w:p>
+      <w:pPr>
+        <w:shd w:val="clear" w:color="auto" w:fill="121314"/>
+        <w:spacing w:after="0" w:line="285" w:lineRule="atLeast"/>
+        <w:rPr>
+          <w:rFonts w:ascii="Consolas" w:eastAsia="Times New Roman" w:hAnsi="Consolas" w:cs="Times New Roman"/>
+          <w:color w:val="BBBEBF"/>
+          <w:sz w:val="21"/>
+          <w:szCs w:val="21"/>
+        </w:rPr>
+      </w:pPr>
+      <w:r>
+        <w:rPr>
+          <w:rFonts w:ascii="Consolas" w:eastAsia="Times New Roman" w:hAnsi="Consolas" w:cs="Times New Roman"/>
+          <w:color w:val="DCDCAA"/>
+          <w:sz w:val="21"/>
+          <w:szCs w:val="21"/>
+        </w:rPr>
+        <w:t>read</w:t>
+      </w:r>
+      <w:r>
+        <w:rPr>
+          <w:rFonts w:ascii="Consolas" w:eastAsia="Times New Roman" w:hAnsi="Consolas" w:cs="Times New Roman"/>
+          <w:color w:val="BBBEBF"/>
+          <w:sz w:val="21"/>
+          <w:szCs w:val="21"/>
+        </w:rPr>
+        <w:t xml:space="preserve"> </w:t>
+      </w:r>
+      <w:r>
+        <w:rPr>
+          <w:rFonts w:ascii="Consolas" w:eastAsia="Times New Roman" w:hAnsi="Consolas" w:cs="Times New Roman"/>
+          <w:color w:val="A5D6FF"/>
+          <w:sz w:val="21"/>
+          <w:szCs w:val="21"/>
+        </w:rPr>
+        <w:t>response</w:t>
+      </w:r>
+      <w:r>
+        <w:rPr>
+          <w:rFonts w:ascii="Consolas" w:eastAsia="Times New Roman" w:hAnsi="Consolas" w:cs="Times New Roman"/>
+          <w:color w:val="BBBEBF"/>
+          <w:sz w:val="21"/>
+          <w:szCs w:val="21"/>
+        </w:rPr>
+        <w:t>;</w:t>
+      </w:r>
+    </w:p>
+    <w:p>
+      <w:pPr>
+        <w:shd w:val="clear" w:color="auto" w:fill="121314"/>
+        <w:spacing w:after="0" w:line="285" w:lineRule="atLeast"/>
+        <w:rPr>
+          <w:rFonts w:ascii="Consolas" w:eastAsia="Times New Roman" w:hAnsi="Consolas" w:cs="Times New Roman"/>
+          <w:color w:val="BBBEBF"/>
+          <w:sz w:val="21"/>
+          <w:szCs w:val="21"/>
+        </w:rPr>
+      </w:pPr>
+    </w:p>
+    <w:p>
+      <w:pPr>
+        <w:shd w:val="clear" w:color="auto" w:fill="121314"/>
+        <w:spacing w:after="0" w:line="285" w:lineRule="atLeast"/>
+        <w:rPr>
+          <w:rFonts w:ascii="Consolas" w:eastAsia="Times New Roman" w:hAnsi="Consolas" w:cs="Times New Roman"/>
+          <w:color w:val="BBBEBF"/>
+          <w:sz w:val="21"/>
+          <w:szCs w:val="21"/>
+        </w:rPr>
+      </w:pPr>
+      <w:r>
+        <w:rPr>
+          <w:rFonts w:ascii="Consolas" w:eastAsia="Times New Roman" w:hAnsi="Consolas" w:cs="Times New Roman"/>
+          <w:color w:val="8B949E"/>
+          <w:sz w:val="21"/>
+          <w:szCs w:val="21"/>
+        </w:rPr>
+        <w:t>#Validating user choice to decide whether SDS can create directories for the user if the user chose yes or y the SDS instantly creates the directories for the user</w:t>
+      </w:r>
+    </w:p>
+    <w:p>
+      <w:pPr>
+        <w:shd w:val="clear" w:color="auto" w:fill="121314"/>
+        <w:spacing w:after="0" w:line="285" w:lineRule="atLeast"/>
+        <w:rPr>
+          <w:rFonts w:ascii="Consolas" w:eastAsia="Times New Roman" w:hAnsi="Consolas" w:cs="Times New Roman"/>
+          <w:color w:val="BBBEBF"/>
+          <w:sz w:val="21"/>
+          <w:szCs w:val="21"/>
+        </w:rPr>
+      </w:pPr>
+    </w:p>
+    <w:p>
+      <w:pPr>
+        <w:shd w:val="clear" w:color="auto" w:fill="121314"/>
+        <w:spacing w:after="0" w:line="285" w:lineRule="atLeast"/>
+        <w:rPr>
+          <w:rFonts w:ascii="Consolas" w:eastAsia="Times New Roman" w:hAnsi="Consolas" w:cs="Times New Roman"/>
+          <w:color w:val="BBBEBF"/>
+          <w:sz w:val="21"/>
+          <w:szCs w:val="21"/>
+        </w:rPr>
+      </w:pPr>
+      <w:r>
+        <w:rPr>
+          <w:rFonts w:ascii="Consolas" w:eastAsia="Times New Roman" w:hAnsi="Consolas" w:cs="Times New Roman"/>
+          <w:color w:val="C586C0"/>
+          <w:sz w:val="21"/>
+          <w:szCs w:val="21"/>
+        </w:rPr>
+        <w:t>if</w:t>
+      </w:r>
+      <w:r>
+        <w:rPr>
+          <w:rFonts w:ascii="Consolas" w:eastAsia="Times New Roman" w:hAnsi="Consolas" w:cs="Times New Roman"/>
+          <w:color w:val="BBBEBF"/>
+          <w:sz w:val="21"/>
+          <w:szCs w:val="21"/>
+        </w:rPr>
+        <w:t xml:space="preserve"> [[ </w:t>
+      </w:r>
+      <w:r>
+        <w:rPr>
+          <w:rFonts w:ascii="Consolas" w:eastAsia="Times New Roman" w:hAnsi="Consolas" w:cs="Times New Roman"/>
+          <w:color w:val="A5D6FF"/>
+          <w:sz w:val="21"/>
+          <w:szCs w:val="21"/>
+        </w:rPr>
+        <w:t>"</w:t>
+      </w:r>
+      <w:r>
+        <w:rPr>
+          <w:rFonts w:ascii="Consolas" w:eastAsia="Times New Roman" w:hAnsi="Consolas" w:cs="Times New Roman"/>
+          <w:color w:val="C9D1D9"/>
+          <w:sz w:val="21"/>
+          <w:szCs w:val="21"/>
+        </w:rPr>
+        <w:t>$response</w:t>
+      </w:r>
+      <w:r>
+        <w:rPr>
+          <w:rFonts w:ascii="Consolas" w:eastAsia="Times New Roman" w:hAnsi="Consolas" w:cs="Times New Roman"/>
+          <w:color w:val="A5D6FF"/>
+          <w:sz w:val="21"/>
+          <w:szCs w:val="21"/>
+        </w:rPr>
+        <w:t>"</w:t>
+      </w:r>
+      <w:r>
+        <w:rPr>
+          <w:rFonts w:ascii="Consolas" w:eastAsia="Times New Roman" w:hAnsi="Consolas" w:cs="Times New Roman"/>
+          <w:color w:val="BBBEBF"/>
+          <w:sz w:val="21"/>
+          <w:szCs w:val="21"/>
+        </w:rPr>
+        <w:t xml:space="preserve"> </w:t>
+      </w:r>
+      <w:r>
+        <w:rPr>
+          <w:rFonts w:ascii="Consolas" w:eastAsia="Times New Roman" w:hAnsi="Consolas" w:cs="Times New Roman"/>
+          <w:color w:val="D4D4D4"/>
+          <w:sz w:val="21"/>
+          <w:szCs w:val="21"/>
+        </w:rPr>
+        <w:t>==</w:t>
+      </w:r>
+      <w:r>
+        <w:rPr>
+          <w:rFonts w:ascii="Consolas" w:eastAsia="Times New Roman" w:hAnsi="Consolas" w:cs="Times New Roman"/>
+          <w:color w:val="BBBEBF"/>
+          <w:sz w:val="21"/>
+          <w:szCs w:val="21"/>
+        </w:rPr>
+        <w:t xml:space="preserve"> </w:t>
+      </w:r>
+      <w:r>
+        <w:rPr>
+          <w:rFonts w:ascii="Consolas" w:eastAsia="Times New Roman" w:hAnsi="Consolas" w:cs="Times New Roman"/>
+          <w:color w:val="A5D6FF"/>
+          <w:sz w:val="21"/>
+          <w:szCs w:val="21"/>
+        </w:rPr>
+        <w:t>"yes"</w:t>
+      </w:r>
+      <w:r>
+        <w:rPr>
+          <w:rFonts w:ascii="Consolas" w:eastAsia="Times New Roman" w:hAnsi="Consolas" w:cs="Times New Roman"/>
+          <w:color w:val="BBBEBF"/>
+          <w:sz w:val="21"/>
+          <w:szCs w:val="21"/>
+        </w:rPr>
+        <w:t xml:space="preserve"> </w:t>
+      </w:r>
+      <w:r>
+        <w:rPr>
+          <w:rFonts w:ascii="Consolas" w:eastAsia="Times New Roman" w:hAnsi="Consolas" w:cs="Times New Roman"/>
+          <w:color w:val="D4D4D4"/>
+          <w:sz w:val="21"/>
+          <w:szCs w:val="21"/>
+        </w:rPr>
+        <w:t>||</w:t>
+      </w:r>
+      <w:r>
+        <w:rPr>
+          <w:rFonts w:ascii="Consolas" w:eastAsia="Times New Roman" w:hAnsi="Consolas" w:cs="Times New Roman"/>
+          <w:color w:val="BBBEBF"/>
+          <w:sz w:val="21"/>
+          <w:szCs w:val="21"/>
+        </w:rPr>
+        <w:t xml:space="preserve"> </w:t>
+      </w:r>
+      <w:r>
+        <w:rPr>
+          <w:rFonts w:ascii="Consolas" w:eastAsia="Times New Roman" w:hAnsi="Consolas" w:cs="Times New Roman"/>
+          <w:color w:val="A5D6FF"/>
+          <w:sz w:val="21"/>
+          <w:szCs w:val="21"/>
+        </w:rPr>
+        <w:t>"</w:t>
+      </w:r>
+      <w:r>
+        <w:rPr>
+          <w:rFonts w:ascii="Consolas" w:eastAsia="Times New Roman" w:hAnsi="Consolas" w:cs="Times New Roman"/>
+          <w:color w:val="C9D1D9"/>
+          <w:sz w:val="21"/>
+          <w:szCs w:val="21"/>
+        </w:rPr>
+        <w:t>$response</w:t>
+      </w:r>
+      <w:r>
+        <w:rPr>
+          <w:rFonts w:ascii="Consolas" w:eastAsia="Times New Roman" w:hAnsi="Consolas" w:cs="Times New Roman"/>
+          <w:color w:val="A5D6FF"/>
+          <w:sz w:val="21"/>
+          <w:szCs w:val="21"/>
+        </w:rPr>
+        <w:t>"</w:t>
+      </w:r>
+      <w:r>
+        <w:rPr>
+          <w:rFonts w:ascii="Consolas" w:eastAsia="Times New Roman" w:hAnsi="Consolas" w:cs="Times New Roman"/>
+          <w:color w:val="BBBEBF"/>
+          <w:sz w:val="21"/>
+          <w:szCs w:val="21"/>
+        </w:rPr>
+        <w:t xml:space="preserve"> </w:t>
+      </w:r>
+      <w:r>
+        <w:rPr>
+          <w:rFonts w:ascii="Consolas" w:eastAsia="Times New Roman" w:hAnsi="Consolas" w:cs="Times New Roman"/>
+          <w:color w:val="D4D4D4"/>
+          <w:sz w:val="21"/>
+          <w:szCs w:val="21"/>
+        </w:rPr>
+        <w:t>==</w:t>
+      </w:r>
+      <w:r>
+        <w:rPr>
+          <w:rFonts w:ascii="Consolas" w:eastAsia="Times New Roman" w:hAnsi="Consolas" w:cs="Times New Roman"/>
+          <w:color w:val="BBBEBF"/>
+          <w:sz w:val="21"/>
+          <w:szCs w:val="21"/>
+        </w:rPr>
+        <w:t xml:space="preserve"> </w:t>
+      </w:r>
+      <w:r>
+        <w:rPr>
+          <w:rFonts w:ascii="Consolas" w:eastAsia="Times New Roman" w:hAnsi="Consolas" w:cs="Times New Roman"/>
+          <w:color w:val="A5D6FF"/>
+          <w:sz w:val="21"/>
+          <w:szCs w:val="21"/>
+        </w:rPr>
+        <w:t>"y"</w:t>
+      </w:r>
+      <w:r>
+        <w:rPr>
+          <w:rFonts w:ascii="Consolas" w:eastAsia="Times New Roman" w:hAnsi="Consolas" w:cs="Times New Roman"/>
+          <w:color w:val="BBBEBF"/>
+          <w:sz w:val="21"/>
+          <w:szCs w:val="21"/>
+        </w:rPr>
+        <w:t xml:space="preserve"> </w:t>
+      </w:r>
+      <w:r>
+        <w:rPr>
+          <w:rFonts w:ascii="Consolas" w:eastAsia="Times New Roman" w:hAnsi="Consolas" w:cs="Times New Roman"/>
+          <w:color w:val="D4D4D4"/>
+          <w:sz w:val="21"/>
+          <w:szCs w:val="21"/>
+        </w:rPr>
+        <w:t>||</w:t>
+      </w:r>
+      <w:r>
+        <w:rPr>
+          <w:rFonts w:ascii="Consolas" w:eastAsia="Times New Roman" w:hAnsi="Consolas" w:cs="Times New Roman"/>
+          <w:color w:val="BBBEBF"/>
+          <w:sz w:val="21"/>
+          <w:szCs w:val="21"/>
+        </w:rPr>
+        <w:t xml:space="preserve"> </w:t>
+      </w:r>
+      <w:r>
+        <w:rPr>
+          <w:rFonts w:ascii="Consolas" w:eastAsia="Times New Roman" w:hAnsi="Consolas" w:cs="Times New Roman"/>
+          <w:color w:val="A5D6FF"/>
+          <w:sz w:val="21"/>
+          <w:szCs w:val="21"/>
+        </w:rPr>
+        <w:t>"</w:t>
+      </w:r>
+      <w:r>
+        <w:rPr>
+          <w:rFonts w:ascii="Consolas" w:eastAsia="Times New Roman" w:hAnsi="Consolas" w:cs="Times New Roman"/>
+          <w:color w:val="C9D1D9"/>
+          <w:sz w:val="21"/>
+          <w:szCs w:val="21"/>
+        </w:rPr>
+        <w:t>$response</w:t>
+      </w:r>
+      <w:r>
+        <w:rPr>
+          <w:rFonts w:ascii="Consolas" w:eastAsia="Times New Roman" w:hAnsi="Consolas" w:cs="Times New Roman"/>
+          <w:color w:val="A5D6FF"/>
+          <w:sz w:val="21"/>
+          <w:szCs w:val="21"/>
+        </w:rPr>
+        <w:t>"</w:t>
+      </w:r>
+      <w:r>
+        <w:rPr>
+          <w:rFonts w:ascii="Consolas" w:eastAsia="Times New Roman" w:hAnsi="Consolas" w:cs="Times New Roman"/>
+          <w:color w:val="BBBEBF"/>
+          <w:sz w:val="21"/>
+          <w:szCs w:val="21"/>
+        </w:rPr>
+        <w:t xml:space="preserve"> </w:t>
+      </w:r>
+      <w:r>
+        <w:rPr>
+          <w:rFonts w:ascii="Consolas" w:eastAsia="Times New Roman" w:hAnsi="Consolas" w:cs="Times New Roman"/>
+          <w:color w:val="D4D4D4"/>
+          <w:sz w:val="21"/>
+          <w:szCs w:val="21"/>
+        </w:rPr>
+        <w:t>==</w:t>
+      </w:r>
+      <w:r>
+        <w:rPr>
+          <w:rFonts w:ascii="Consolas" w:eastAsia="Times New Roman" w:hAnsi="Consolas" w:cs="Times New Roman"/>
+          <w:color w:val="BBBEBF"/>
+          <w:sz w:val="21"/>
+          <w:szCs w:val="21"/>
+        </w:rPr>
+        <w:t xml:space="preserve"> </w:t>
+      </w:r>
+      <w:r>
+        <w:rPr>
+          <w:rFonts w:ascii="Consolas" w:eastAsia="Times New Roman" w:hAnsi="Consolas" w:cs="Times New Roman"/>
+          <w:color w:val="A5D6FF"/>
+          <w:sz w:val="21"/>
+          <w:szCs w:val="21"/>
+        </w:rPr>
+        <w:t>"Y</w:t>
+      </w:r>
+      <w:proofErr w:type="gramStart"/>
+      <w:r>
+        <w:rPr>
+          <w:rFonts w:ascii="Consolas" w:eastAsia="Times New Roman" w:hAnsi="Consolas" w:cs="Times New Roman"/>
+          <w:color w:val="A5D6FF"/>
+          <w:sz w:val="21"/>
+          <w:szCs w:val="21"/>
+        </w:rPr>
+        <w:t>"</w:t>
+      </w:r>
+      <w:r>
+        <w:rPr>
+          <w:rFonts w:ascii="Consolas" w:eastAsia="Times New Roman" w:hAnsi="Consolas" w:cs="Times New Roman"/>
+          <w:color w:val="BBBEBF"/>
+          <w:sz w:val="21"/>
+          <w:szCs w:val="21"/>
+        </w:rPr>
+        <w:t xml:space="preserve"> ]</w:t>
+      </w:r>
+      <w:proofErr w:type="gramEnd"/>
+      <w:r>
+        <w:rPr>
+          <w:rFonts w:ascii="Consolas" w:eastAsia="Times New Roman" w:hAnsi="Consolas" w:cs="Times New Roman"/>
+          <w:color w:val="BBBEBF"/>
+          <w:sz w:val="21"/>
+          <w:szCs w:val="21"/>
+        </w:rPr>
+        <w:t xml:space="preserve">]; </w:t>
+      </w:r>
+      <w:r>
+        <w:rPr>
+          <w:rFonts w:ascii="Consolas" w:eastAsia="Times New Roman" w:hAnsi="Consolas" w:cs="Times New Roman"/>
+          <w:color w:val="C586C0"/>
+          <w:sz w:val="21"/>
+          <w:szCs w:val="21"/>
+        </w:rPr>
+        <w:t>then</w:t>
+      </w:r>
+    </w:p>
+    <w:p>
+      <w:pPr>
+        <w:shd w:val="clear" w:color="auto" w:fill="121314"/>
+        <w:spacing w:after="0" w:line="285" w:lineRule="atLeast"/>
+        <w:rPr>
+          <w:rFonts w:ascii="Consolas" w:eastAsia="Times New Roman" w:hAnsi="Consolas" w:cs="Times New Roman"/>
+          <w:color w:val="BBBEBF"/>
+          <w:sz w:val="21"/>
+          <w:szCs w:val="21"/>
+        </w:rPr>
+      </w:pPr>
+    </w:p>
+    <w:p>
+      <w:pPr>
+        <w:shd w:val="clear" w:color="auto" w:fill="121314"/>
+        <w:spacing w:after="0" w:line="285" w:lineRule="atLeast"/>
+        <w:rPr>
+          <w:rFonts w:ascii="Consolas" w:eastAsia="Times New Roman" w:hAnsi="Consolas" w:cs="Times New Roman"/>
+          <w:color w:val="BBBEBF"/>
+          <w:sz w:val="21"/>
+          <w:szCs w:val="21"/>
+        </w:rPr>
+      </w:pPr>
+      <w:r>
+        <w:rPr>
+          <w:rFonts w:ascii="Consolas" w:eastAsia="Times New Roman" w:hAnsi="Consolas" w:cs="Times New Roman"/>
+          <w:color w:val="BBBEBF"/>
+          <w:sz w:val="21"/>
+          <w:szCs w:val="21"/>
+        </w:rPr>
+        <w:t xml:space="preserve">    </w:t>
+      </w:r>
+      <w:r>
+        <w:rPr>
+          <w:rFonts w:ascii="Consolas" w:eastAsia="Times New Roman" w:hAnsi="Consolas" w:cs="Times New Roman"/>
+          <w:color w:val="C586C0"/>
+          <w:sz w:val="21"/>
+          <w:szCs w:val="21"/>
+        </w:rPr>
+        <w:t>for</w:t>
+      </w:r>
+      <w:r>
+        <w:rPr>
+          <w:rFonts w:ascii="Consolas" w:eastAsia="Times New Roman" w:hAnsi="Consolas" w:cs="Times New Roman"/>
+          <w:color w:val="BBBEBF"/>
+          <w:sz w:val="21"/>
+          <w:szCs w:val="21"/>
+        </w:rPr>
+        <w:t xml:space="preserve"> </w:t>
+      </w:r>
+      <w:proofErr w:type="spellStart"/>
+      <w:r>
+        <w:rPr>
+          <w:rFonts w:ascii="Consolas" w:eastAsia="Times New Roman" w:hAnsi="Consolas" w:cs="Times New Roman"/>
+          <w:color w:val="C9D1D9"/>
+          <w:sz w:val="21"/>
+          <w:szCs w:val="21"/>
+        </w:rPr>
+        <w:t>dir</w:t>
+      </w:r>
+      <w:proofErr w:type="spellEnd"/>
+      <w:r>
+        <w:rPr>
+          <w:rFonts w:ascii="Consolas" w:eastAsia="Times New Roman" w:hAnsi="Consolas" w:cs="Times New Roman"/>
+          <w:color w:val="BBBEBF"/>
+          <w:sz w:val="21"/>
+          <w:szCs w:val="21"/>
+        </w:rPr>
+        <w:t xml:space="preserve"> </w:t>
+      </w:r>
+      <w:r>
+        <w:rPr>
+          <w:rFonts w:ascii="Consolas" w:eastAsia="Times New Roman" w:hAnsi="Consolas" w:cs="Times New Roman"/>
+          <w:color w:val="C586C0"/>
+          <w:sz w:val="21"/>
+          <w:szCs w:val="21"/>
+        </w:rPr>
+        <w:t>in</w:t>
+      </w:r>
+      <w:r>
+        <w:rPr>
+          <w:rFonts w:ascii="Consolas" w:eastAsia="Times New Roman" w:hAnsi="Consolas" w:cs="Times New Roman"/>
+          <w:color w:val="BBBEBF"/>
+          <w:sz w:val="21"/>
+          <w:szCs w:val="21"/>
+        </w:rPr>
+        <w:t xml:space="preserve"> </w:t>
+      </w:r>
+      <w:r>
+        <w:rPr>
+          <w:rFonts w:ascii="Consolas" w:eastAsia="Times New Roman" w:hAnsi="Consolas" w:cs="Times New Roman"/>
+          <w:color w:val="A5D6FF"/>
+          <w:sz w:val="21"/>
+          <w:szCs w:val="21"/>
+        </w:rPr>
+        <w:t>"${</w:t>
+      </w:r>
+      <w:proofErr w:type="spellStart"/>
+      <w:proofErr w:type="gramStart"/>
+      <w:r>
+        <w:rPr>
+          <w:rFonts w:ascii="Consolas" w:eastAsia="Times New Roman" w:hAnsi="Consolas" w:cs="Times New Roman"/>
+          <w:color w:val="C9D1D9"/>
+          <w:sz w:val="21"/>
+          <w:szCs w:val="21"/>
+        </w:rPr>
+        <w:t>semesterDir</w:t>
+      </w:r>
+      <w:proofErr w:type="spellEnd"/>
+      <w:r>
+        <w:rPr>
+          <w:rFonts w:ascii="Consolas" w:eastAsia="Times New Roman" w:hAnsi="Consolas" w:cs="Times New Roman"/>
+          <w:color w:val="A5D6FF"/>
+          <w:sz w:val="21"/>
+          <w:szCs w:val="21"/>
+        </w:rPr>
+        <w:t>[</w:t>
+      </w:r>
+      <w:proofErr w:type="gramEnd"/>
+      <w:r>
+        <w:rPr>
+          <w:rFonts w:ascii="Consolas" w:eastAsia="Times New Roman" w:hAnsi="Consolas" w:cs="Times New Roman"/>
+          <w:color w:val="D4D4D4"/>
+          <w:sz w:val="21"/>
+          <w:szCs w:val="21"/>
+        </w:rPr>
+        <w:t>@</w:t>
+      </w:r>
+      <w:r>
+        <w:rPr>
+          <w:rFonts w:ascii="Consolas" w:eastAsia="Times New Roman" w:hAnsi="Consolas" w:cs="Times New Roman"/>
+          <w:color w:val="A5D6FF"/>
+          <w:sz w:val="21"/>
+          <w:szCs w:val="21"/>
+        </w:rPr>
+        <w:t>]}"</w:t>
+      </w:r>
+      <w:r>
+        <w:rPr>
+          <w:rFonts w:ascii="Consolas" w:eastAsia="Times New Roman" w:hAnsi="Consolas" w:cs="Times New Roman"/>
+          <w:color w:val="BBBEBF"/>
+          <w:sz w:val="21"/>
+          <w:szCs w:val="21"/>
+        </w:rPr>
+        <w:t xml:space="preserve">; </w:t>
+      </w:r>
+      <w:r>
+        <w:rPr>
+          <w:rFonts w:ascii="Consolas" w:eastAsia="Times New Roman" w:hAnsi="Consolas" w:cs="Times New Roman"/>
+          <w:color w:val="C586C0"/>
+          <w:sz w:val="21"/>
+          <w:szCs w:val="21"/>
+        </w:rPr>
+        <w:t>do</w:t>
+      </w:r>
+    </w:p>
+    <w:p>
+      <w:pPr>
+        <w:shd w:val="clear" w:color="auto" w:fill="121314"/>
+        <w:spacing w:after="0" w:line="285" w:lineRule="atLeast"/>
+        <w:rPr>
+          <w:rFonts w:ascii="Consolas" w:eastAsia="Times New Roman" w:hAnsi="Consolas" w:cs="Times New Roman"/>
+          <w:color w:val="BBBEBF"/>
+          <w:sz w:val="21"/>
+          <w:szCs w:val="21"/>
+        </w:rPr>
+      </w:pPr>
+      <w:r>
+        <w:rPr>
+          <w:rFonts w:ascii="Consolas" w:eastAsia="Times New Roman" w:hAnsi="Consolas" w:cs="Times New Roman"/>
+          <w:color w:val="BBBEBF"/>
+          <w:sz w:val="21"/>
+          <w:szCs w:val="21"/>
+        </w:rPr>
+        <w:t xml:space="preserve">        </w:t>
+      </w:r>
+      <w:proofErr w:type="spellStart"/>
+      <w:r>
+        <w:rPr>
+          <w:rFonts w:ascii="Consolas" w:eastAsia="Times New Roman" w:hAnsi="Consolas" w:cs="Times New Roman"/>
+          <w:color w:val="FFA657"/>
+          <w:sz w:val="21"/>
+          <w:szCs w:val="21"/>
+        </w:rPr>
+        <w:t>mkdir</w:t>
+      </w:r>
+      <w:proofErr w:type="spellEnd"/>
+      <w:r>
+        <w:rPr>
+          <w:rFonts w:ascii="Consolas" w:eastAsia="Times New Roman" w:hAnsi="Consolas" w:cs="Times New Roman"/>
+          <w:color w:val="BBBEBF"/>
+          <w:sz w:val="21"/>
+          <w:szCs w:val="21"/>
+        </w:rPr>
+        <w:t xml:space="preserve"> </w:t>
+      </w:r>
+      <w:r>
+        <w:rPr>
+          <w:rFonts w:ascii="Consolas" w:eastAsia="Times New Roman" w:hAnsi="Consolas" w:cs="Times New Roman"/>
+          <w:color w:val="A5D6FF"/>
+          <w:sz w:val="21"/>
+          <w:szCs w:val="21"/>
+        </w:rPr>
+        <w:t>"</w:t>
+      </w:r>
+      <w:r>
+        <w:rPr>
+          <w:rFonts w:ascii="Consolas" w:eastAsia="Times New Roman" w:hAnsi="Consolas" w:cs="Times New Roman"/>
+          <w:color w:val="C9D1D9"/>
+          <w:sz w:val="21"/>
+          <w:szCs w:val="21"/>
+        </w:rPr>
+        <w:t>$</w:t>
+      </w:r>
+      <w:proofErr w:type="spellStart"/>
+      <w:r>
+        <w:rPr>
+          <w:rFonts w:ascii="Consolas" w:eastAsia="Times New Roman" w:hAnsi="Consolas" w:cs="Times New Roman"/>
+          <w:color w:val="C9D1D9"/>
+          <w:sz w:val="21"/>
+          <w:szCs w:val="21"/>
+        </w:rPr>
+        <w:t>dir</w:t>
+      </w:r>
+      <w:proofErr w:type="spellEnd"/>
+      <w:r>
+        <w:rPr>
+          <w:rFonts w:ascii="Consolas" w:eastAsia="Times New Roman" w:hAnsi="Consolas" w:cs="Times New Roman"/>
+          <w:color w:val="A5D6FF"/>
+          <w:sz w:val="21"/>
+          <w:szCs w:val="21"/>
+        </w:rPr>
+        <w:t>"</w:t>
+      </w:r>
+      <w:r>
+        <w:rPr>
+          <w:rFonts w:ascii="Consolas" w:eastAsia="Times New Roman" w:hAnsi="Consolas" w:cs="Times New Roman"/>
+          <w:color w:val="BBBEBF"/>
+          <w:sz w:val="21"/>
+          <w:szCs w:val="21"/>
+        </w:rPr>
+        <w:t>;</w:t>
+      </w:r>
+    </w:p>
+    <w:p>
+      <w:pPr>
+        <w:shd w:val="clear" w:color="auto" w:fill="121314"/>
+        <w:spacing w:after="0" w:line="285" w:lineRule="atLeast"/>
+        <w:rPr>
+          <w:rFonts w:ascii="Consolas" w:eastAsia="Times New Roman" w:hAnsi="Consolas" w:cs="Times New Roman"/>
+          <w:color w:val="BBBEBF"/>
+          <w:sz w:val="21"/>
+          <w:szCs w:val="21"/>
+        </w:rPr>
+      </w:pPr>
+      <w:r>
+        <w:rPr>
+          <w:rFonts w:ascii="Consolas" w:eastAsia="Times New Roman" w:hAnsi="Consolas" w:cs="Times New Roman"/>
+          <w:color w:val="BBBEBF"/>
+          <w:sz w:val="21"/>
+          <w:szCs w:val="21"/>
+        </w:rPr>
+        <w:t xml:space="preserve">        </w:t>
+      </w:r>
+    </w:p>
+    <w:p>
+      <w:pPr>
+        <w:shd w:val="clear" w:color="auto" w:fill="121314"/>
+        <w:spacing w:after="0" w:line="285" w:lineRule="atLeast"/>
+        <w:rPr>
+          <w:rFonts w:ascii="Consolas" w:eastAsia="Times New Roman" w:hAnsi="Consolas" w:cs="Times New Roman"/>
+          <w:color w:val="BBBEBF"/>
+          <w:sz w:val="21"/>
+          <w:szCs w:val="21"/>
+        </w:rPr>
+      </w:pPr>
+      <w:r>
+        <w:rPr>
+          <w:rFonts w:ascii="Consolas" w:eastAsia="Times New Roman" w:hAnsi="Consolas" w:cs="Times New Roman"/>
+          <w:color w:val="BBBEBF"/>
+          <w:sz w:val="21"/>
+          <w:szCs w:val="21"/>
+        </w:rPr>
+        <w:t xml:space="preserve">    </w:t>
+      </w:r>
+      <w:r>
+        <w:rPr>
+          <w:rFonts w:ascii="Consolas" w:eastAsia="Times New Roman" w:hAnsi="Consolas" w:cs="Times New Roman"/>
+          <w:color w:val="C586C0"/>
+          <w:sz w:val="21"/>
+          <w:szCs w:val="21"/>
+        </w:rPr>
+        <w:t>done</w:t>
+      </w:r>
+    </w:p>
+    <w:p>
+      <w:pPr>
+        <w:shd w:val="clear" w:color="auto" w:fill="121314"/>
+        <w:spacing w:after="0" w:line="285" w:lineRule="atLeast"/>
+        <w:rPr>
+          <w:rFonts w:ascii="Consolas" w:eastAsia="Times New Roman" w:hAnsi="Consolas" w:cs="Times New Roman"/>
+          <w:color w:val="BBBEBF"/>
+          <w:sz w:val="21"/>
+          <w:szCs w:val="21"/>
+        </w:rPr>
+      </w:pPr>
+    </w:p>
+    <w:p>
+      <w:pPr>
+        <w:shd w:val="clear" w:color="auto" w:fill="121314"/>
+        <w:spacing w:after="0" w:line="285" w:lineRule="atLeast"/>
+        <w:rPr>
+          <w:rFonts w:ascii="Consolas" w:eastAsia="Times New Roman" w:hAnsi="Consolas" w:cs="Times New Roman"/>
+          <w:color w:val="BBBEBF"/>
+          <w:sz w:val="21"/>
+          <w:szCs w:val="21"/>
+        </w:rPr>
+      </w:pPr>
+      <w:r>
+        <w:rPr>
+          <w:rFonts w:ascii="Consolas" w:eastAsia="Times New Roman" w:hAnsi="Consolas" w:cs="Times New Roman"/>
+          <w:color w:val="8B949E"/>
+          <w:sz w:val="21"/>
+          <w:szCs w:val="21"/>
+        </w:rPr>
+        <w:t>#Display success message to the screen after directories successfully created.</w:t>
+      </w:r>
+    </w:p>
+    <w:p>
+      <w:pPr>
+        <w:shd w:val="clear" w:color="auto" w:fill="121314"/>
+        <w:spacing w:after="0" w:line="285" w:lineRule="atLeast"/>
+        <w:rPr>
+          <w:rFonts w:ascii="Consolas" w:eastAsia="Times New Roman" w:hAnsi="Consolas" w:cs="Times New Roman"/>
+          <w:color w:val="BBBEBF"/>
+          <w:sz w:val="21"/>
+          <w:szCs w:val="21"/>
+        </w:rPr>
+      </w:pPr>
+      <w:r>
+        <w:rPr>
+          <w:rFonts w:ascii="Consolas" w:eastAsia="Times New Roman" w:hAnsi="Consolas" w:cs="Times New Roman"/>
+          <w:color w:val="DCDCAA"/>
+          <w:sz w:val="21"/>
+          <w:szCs w:val="21"/>
+        </w:rPr>
+        <w:t>echo</w:t>
+      </w:r>
+      <w:r>
+        <w:rPr>
+          <w:rFonts w:ascii="Consolas" w:eastAsia="Times New Roman" w:hAnsi="Consolas" w:cs="Times New Roman"/>
+          <w:color w:val="BBBEBF"/>
+          <w:sz w:val="21"/>
+          <w:szCs w:val="21"/>
+        </w:rPr>
+        <w:t xml:space="preserve"> </w:t>
+      </w:r>
+      <w:r>
+        <w:rPr>
+          <w:rFonts w:ascii="Consolas" w:eastAsia="Times New Roman" w:hAnsi="Consolas" w:cs="Times New Roman"/>
+          <w:color w:val="569CD6"/>
+          <w:sz w:val="21"/>
+          <w:szCs w:val="21"/>
+        </w:rPr>
+        <w:t>-e</w:t>
+      </w:r>
+      <w:r>
+        <w:rPr>
+          <w:rFonts w:ascii="Consolas" w:eastAsia="Times New Roman" w:hAnsi="Consolas" w:cs="Times New Roman"/>
+          <w:color w:val="BBBEBF"/>
+          <w:sz w:val="21"/>
+          <w:szCs w:val="21"/>
+        </w:rPr>
+        <w:t xml:space="preserve"> </w:t>
+      </w:r>
+      <w:r>
+        <w:rPr>
+          <w:rFonts w:ascii="Consolas" w:eastAsia="Times New Roman" w:hAnsi="Consolas" w:cs="Times New Roman"/>
+          <w:color w:val="A5D6FF"/>
+          <w:sz w:val="21"/>
+          <w:szCs w:val="21"/>
+        </w:rPr>
+        <w:t>"</w:t>
+      </w:r>
+      <w:proofErr w:type="gramStart"/>
+      <w:r>
+        <w:rPr>
+          <w:rFonts w:ascii="Consolas" w:eastAsia="Times New Roman" w:hAnsi="Consolas" w:cs="Times New Roman"/>
+          <w:color w:val="A5D6FF"/>
+          <w:sz w:val="21"/>
+          <w:szCs w:val="21"/>
+        </w:rPr>
+        <w:t>Success!\</w:t>
+      </w:r>
+      <w:proofErr w:type="gramEnd"/>
+      <w:r>
+        <w:rPr>
+          <w:rFonts w:ascii="Consolas" w:eastAsia="Times New Roman" w:hAnsi="Consolas" w:cs="Times New Roman"/>
+          <w:color w:val="A5D6FF"/>
+          <w:sz w:val="21"/>
+          <w:szCs w:val="21"/>
+        </w:rPr>
+        <w:t>n"</w:t>
+      </w:r>
+      <w:r>
+        <w:rPr>
+          <w:rFonts w:ascii="Consolas" w:eastAsia="Times New Roman" w:hAnsi="Consolas" w:cs="Times New Roman"/>
+          <w:color w:val="BBBEBF"/>
+          <w:sz w:val="21"/>
+          <w:szCs w:val="21"/>
+        </w:rPr>
+        <w:t>;</w:t>
+      </w:r>
+    </w:p>
+    <w:p>
+      <w:pPr>
+        <w:shd w:val="clear" w:color="auto" w:fill="121314"/>
+        <w:spacing w:after="0" w:line="285" w:lineRule="atLeast"/>
+        <w:rPr>
+          <w:rFonts w:ascii="Consolas" w:eastAsia="Times New Roman" w:hAnsi="Consolas" w:cs="Times New Roman"/>
+          <w:color w:val="BBBEBF"/>
+          <w:sz w:val="21"/>
+          <w:szCs w:val="21"/>
+        </w:rPr>
+      </w:pPr>
+      <w:r>
+        <w:rPr>
+          <w:rFonts w:ascii="Consolas" w:eastAsia="Times New Roman" w:hAnsi="Consolas" w:cs="Times New Roman"/>
+          <w:color w:val="C586C0"/>
+          <w:sz w:val="21"/>
+          <w:szCs w:val="21"/>
+        </w:rPr>
+        <w:t>else</w:t>
+      </w:r>
+    </w:p>
+    <w:p>
+      <w:pPr>
+        <w:shd w:val="clear" w:color="auto" w:fill="121314"/>
+        <w:spacing w:after="0" w:line="285" w:lineRule="atLeast"/>
+        <w:rPr>
+          <w:rFonts w:ascii="Consolas" w:eastAsia="Times New Roman" w:hAnsi="Consolas" w:cs="Times New Roman"/>
+          <w:color w:val="BBBEBF"/>
+          <w:sz w:val="21"/>
+          <w:szCs w:val="21"/>
+        </w:rPr>
+      </w:pPr>
+      <w:r>
+        <w:rPr>
+          <w:rFonts w:ascii="Consolas" w:eastAsia="Times New Roman" w:hAnsi="Consolas" w:cs="Times New Roman"/>
+          <w:color w:val="DCDCAA"/>
+          <w:sz w:val="21"/>
+          <w:szCs w:val="21"/>
+        </w:rPr>
+        <w:t>echo</w:t>
+      </w:r>
+      <w:r>
+        <w:rPr>
+          <w:rFonts w:ascii="Consolas" w:eastAsia="Times New Roman" w:hAnsi="Consolas" w:cs="Times New Roman"/>
+          <w:color w:val="BBBEBF"/>
+          <w:sz w:val="21"/>
+          <w:szCs w:val="21"/>
+        </w:rPr>
+        <w:t xml:space="preserve"> </w:t>
+      </w:r>
+      <w:r>
+        <w:rPr>
+          <w:rFonts w:ascii="Consolas" w:eastAsia="Times New Roman" w:hAnsi="Consolas" w:cs="Times New Roman"/>
+          <w:color w:val="569CD6"/>
+          <w:sz w:val="21"/>
+          <w:szCs w:val="21"/>
+        </w:rPr>
+        <w:t>-e</w:t>
+      </w:r>
+      <w:r>
+        <w:rPr>
+          <w:rFonts w:ascii="Consolas" w:eastAsia="Times New Roman" w:hAnsi="Consolas" w:cs="Times New Roman"/>
+          <w:color w:val="BBBEBF"/>
+          <w:sz w:val="21"/>
+          <w:szCs w:val="21"/>
+        </w:rPr>
+        <w:t xml:space="preserve"> </w:t>
+      </w:r>
+      <w:r>
+        <w:rPr>
+          <w:rFonts w:ascii="Consolas" w:eastAsia="Times New Roman" w:hAnsi="Consolas" w:cs="Times New Roman"/>
+          <w:color w:val="A5D6FF"/>
+          <w:sz w:val="21"/>
+          <w:szCs w:val="21"/>
+        </w:rPr>
+        <w:t>"\n"</w:t>
+      </w:r>
+      <w:r>
+        <w:rPr>
+          <w:rFonts w:ascii="Consolas" w:eastAsia="Times New Roman" w:hAnsi="Consolas" w:cs="Times New Roman"/>
+          <w:color w:val="BBBEBF"/>
+          <w:sz w:val="21"/>
+          <w:szCs w:val="21"/>
+        </w:rPr>
+        <w:t>;</w:t>
+      </w:r>
+    </w:p>
+    <w:p>
+      <w:pPr>
+        <w:shd w:val="clear" w:color="auto" w:fill="121314"/>
+        <w:spacing w:after="0" w:line="285" w:lineRule="atLeast"/>
+        <w:rPr>
+          <w:rFonts w:ascii="Consolas" w:eastAsia="Times New Roman" w:hAnsi="Consolas" w:cs="Times New Roman"/>
+          <w:color w:val="BBBEBF"/>
+          <w:sz w:val="21"/>
+          <w:szCs w:val="21"/>
+        </w:rPr>
+      </w:pPr>
+      <w:r>
+        <w:rPr>
+          <w:rFonts w:ascii="Consolas" w:eastAsia="Times New Roman" w:hAnsi="Consolas" w:cs="Times New Roman"/>
+          <w:color w:val="C586C0"/>
+          <w:sz w:val="21"/>
+          <w:szCs w:val="21"/>
+        </w:rPr>
+        <w:t>fi</w:t>
+      </w:r>
+    </w:p>
+    <w:p>
+      <w:pPr>
+        <w:shd w:val="clear" w:color="auto" w:fill="121314"/>
+        <w:spacing w:after="240" w:line="285" w:lineRule="atLeast"/>
+        <w:rPr>
+          <w:rFonts w:ascii="Consolas" w:eastAsia="Times New Roman" w:hAnsi="Consolas" w:cs="Times New Roman"/>
+          <w:color w:val="BBBEBF"/>
+          <w:sz w:val="21"/>
+          <w:szCs w:val="21"/>
+        </w:rPr>
+      </w:pPr>
+      <w:r>
+        <w:rPr>
+          <w:rFonts w:ascii="Consolas" w:eastAsia="Times New Roman" w:hAnsi="Consolas" w:cs="Times New Roman"/>
+          <w:color w:val="BBBEBF"/>
+          <w:sz w:val="21"/>
+          <w:szCs w:val="21"/>
+        </w:rPr>
+        <w:br/>
+      </w:r>
+      <w:r>
+        <w:rPr>
+          <w:rFonts w:ascii="Consolas" w:eastAsia="Times New Roman" w:hAnsi="Consolas" w:cs="Times New Roman"/>
+          <w:color w:val="BBBEBF"/>
+          <w:sz w:val="21"/>
+          <w:szCs w:val="21"/>
+        </w:rPr>
+        <w:br/>
+      </w:r>
+    </w:p>
+    <w:p>
+      <w:pPr>
+        <w:shd w:val="clear" w:color="auto" w:fill="121314"/>
+        <w:spacing w:after="0" w:line="285" w:lineRule="atLeast"/>
+        <w:rPr>
+          <w:rFonts w:ascii="Consolas" w:eastAsia="Times New Roman" w:hAnsi="Consolas" w:cs="Times New Roman"/>
+          <w:color w:val="BBBEBF"/>
+          <w:sz w:val="21"/>
+          <w:szCs w:val="21"/>
+        </w:rPr>
+      </w:pPr>
+      <w:r>
+        <w:rPr>
+          <w:rFonts w:ascii="Consolas" w:eastAsia="Times New Roman" w:hAnsi="Consolas" w:cs="Times New Roman"/>
+          <w:color w:val="DCDCAA"/>
+          <w:sz w:val="21"/>
+          <w:szCs w:val="21"/>
+        </w:rPr>
+        <w:t>echo</w:t>
+      </w:r>
+      <w:r>
+        <w:rPr>
+          <w:rFonts w:ascii="Consolas" w:eastAsia="Times New Roman" w:hAnsi="Consolas" w:cs="Times New Roman"/>
+          <w:color w:val="BBBEBF"/>
+          <w:sz w:val="21"/>
+          <w:szCs w:val="21"/>
+        </w:rPr>
+        <w:t xml:space="preserve"> </w:t>
+      </w:r>
+      <w:r>
+        <w:rPr>
+          <w:rFonts w:ascii="Consolas" w:eastAsia="Times New Roman" w:hAnsi="Consolas" w:cs="Times New Roman"/>
+          <w:color w:val="569CD6"/>
+          <w:sz w:val="21"/>
+          <w:szCs w:val="21"/>
+        </w:rPr>
+        <w:t>-n</w:t>
+      </w:r>
+      <w:r>
+        <w:rPr>
+          <w:rFonts w:ascii="Consolas" w:eastAsia="Times New Roman" w:hAnsi="Consolas" w:cs="Times New Roman"/>
+          <w:color w:val="BBBEBF"/>
+          <w:sz w:val="21"/>
+          <w:szCs w:val="21"/>
+        </w:rPr>
+        <w:t xml:space="preserve"> </w:t>
+      </w:r>
+      <w:r>
+        <w:rPr>
+          <w:rFonts w:ascii="Consolas" w:eastAsia="Times New Roman" w:hAnsi="Consolas" w:cs="Times New Roman"/>
+          <w:color w:val="A5D6FF"/>
+          <w:sz w:val="21"/>
+          <w:szCs w:val="21"/>
+        </w:rPr>
+        <w:t xml:space="preserve">"How many courses for this </w:t>
+      </w:r>
+      <w:proofErr w:type="gramStart"/>
+      <w:r>
+        <w:rPr>
+          <w:rFonts w:ascii="Consolas" w:eastAsia="Times New Roman" w:hAnsi="Consolas" w:cs="Times New Roman"/>
+          <w:color w:val="A5D6FF"/>
+          <w:sz w:val="21"/>
+          <w:szCs w:val="21"/>
+        </w:rPr>
+        <w:t>semester?:</w:t>
+      </w:r>
+      <w:proofErr w:type="gramEnd"/>
+      <w:r>
+        <w:rPr>
+          <w:rFonts w:ascii="Consolas" w:eastAsia="Times New Roman" w:hAnsi="Consolas" w:cs="Times New Roman"/>
+          <w:color w:val="A5D6FF"/>
+          <w:sz w:val="21"/>
+          <w:szCs w:val="21"/>
+        </w:rPr>
+        <w:t xml:space="preserve"> "</w:t>
+      </w:r>
+      <w:r>
+        <w:rPr>
+          <w:rFonts w:ascii="Consolas" w:eastAsia="Times New Roman" w:hAnsi="Consolas" w:cs="Times New Roman"/>
+          <w:color w:val="BBBEBF"/>
+          <w:sz w:val="21"/>
+          <w:szCs w:val="21"/>
+        </w:rPr>
+        <w:t>;</w:t>
+      </w:r>
+    </w:p>
+    <w:p>
+      <w:pPr>
+        <w:shd w:val="clear" w:color="auto" w:fill="121314"/>
+        <w:spacing w:after="0" w:line="285" w:lineRule="atLeast"/>
+        <w:rPr>
+          <w:rFonts w:ascii="Consolas" w:eastAsia="Times New Roman" w:hAnsi="Consolas" w:cs="Times New Roman"/>
+          <w:color w:val="BBBEBF"/>
+          <w:sz w:val="21"/>
+          <w:szCs w:val="21"/>
+        </w:rPr>
+      </w:pPr>
+      <w:r>
+        <w:rPr>
+          <w:rFonts w:ascii="Consolas" w:eastAsia="Times New Roman" w:hAnsi="Consolas" w:cs="Times New Roman"/>
+          <w:color w:val="DCDCAA"/>
+          <w:sz w:val="21"/>
+          <w:szCs w:val="21"/>
+        </w:rPr>
+        <w:t>read</w:t>
+      </w:r>
+      <w:r>
+        <w:rPr>
+          <w:rFonts w:ascii="Consolas" w:eastAsia="Times New Roman" w:hAnsi="Consolas" w:cs="Times New Roman"/>
+          <w:color w:val="BBBEBF"/>
+          <w:sz w:val="21"/>
+          <w:szCs w:val="21"/>
+        </w:rPr>
+        <w:t xml:space="preserve"> </w:t>
+      </w:r>
+      <w:proofErr w:type="spellStart"/>
+      <w:r>
+        <w:rPr>
+          <w:rFonts w:ascii="Consolas" w:eastAsia="Times New Roman" w:hAnsi="Consolas" w:cs="Times New Roman"/>
+          <w:color w:val="A5D6FF"/>
+          <w:sz w:val="21"/>
+          <w:szCs w:val="21"/>
+        </w:rPr>
+        <w:t>num_courses</w:t>
+      </w:r>
+      <w:proofErr w:type="spellEnd"/>
+      <w:r>
+        <w:rPr>
+          <w:rFonts w:ascii="Consolas" w:eastAsia="Times New Roman" w:hAnsi="Consolas" w:cs="Times New Roman"/>
+          <w:color w:val="BBBEBF"/>
+          <w:sz w:val="21"/>
+          <w:szCs w:val="21"/>
+        </w:rPr>
+        <w:t>;</w:t>
+      </w:r>
+    </w:p>
+    <w:p>
+      <w:pPr>
+        <w:shd w:val="clear" w:color="auto" w:fill="121314"/>
+        <w:spacing w:after="0" w:line="285" w:lineRule="atLeast"/>
+        <w:rPr>
+          <w:rFonts w:ascii="Consolas" w:eastAsia="Times New Roman" w:hAnsi="Consolas" w:cs="Times New Roman"/>
+          <w:color w:val="BBBEBF"/>
+          <w:sz w:val="21"/>
+          <w:szCs w:val="21"/>
+        </w:rPr>
+      </w:pPr>
+    </w:p>
+    <w:p>
+      <w:pPr>
+        <w:shd w:val="clear" w:color="auto" w:fill="121314"/>
+        <w:spacing w:after="0" w:line="285" w:lineRule="atLeast"/>
+        <w:rPr>
+          <w:rFonts w:ascii="Consolas" w:eastAsia="Times New Roman" w:hAnsi="Consolas" w:cs="Times New Roman"/>
+          <w:color w:val="BBBEBF"/>
+          <w:sz w:val="21"/>
+          <w:szCs w:val="21"/>
+        </w:rPr>
+      </w:pPr>
+      <w:r>
+        <w:rPr>
+          <w:rFonts w:ascii="Consolas" w:eastAsia="Times New Roman" w:hAnsi="Consolas" w:cs="Times New Roman"/>
+          <w:color w:val="8B949E"/>
+          <w:sz w:val="21"/>
+          <w:szCs w:val="21"/>
+        </w:rPr>
+        <w:t xml:space="preserve">#Validate the user input check if entered values is actual number or invalid number </w:t>
+      </w:r>
+      <w:proofErr w:type="spellStart"/>
+      <w:r>
+        <w:rPr>
+          <w:rFonts w:ascii="Consolas" w:eastAsia="Times New Roman" w:hAnsi="Consolas" w:cs="Times New Roman"/>
+          <w:color w:val="8B949E"/>
+          <w:sz w:val="21"/>
+          <w:szCs w:val="21"/>
+        </w:rPr>
+        <w:t>number</w:t>
+      </w:r>
+      <w:proofErr w:type="spellEnd"/>
+      <w:r>
+        <w:rPr>
+          <w:rFonts w:ascii="Consolas" w:eastAsia="Times New Roman" w:hAnsi="Consolas" w:cs="Times New Roman"/>
+          <w:color w:val="8B949E"/>
+          <w:sz w:val="21"/>
+          <w:szCs w:val="21"/>
+        </w:rPr>
+        <w:t xml:space="preserve"> like less than 1</w:t>
+      </w:r>
+    </w:p>
+    <w:p>
+      <w:pPr>
+        <w:shd w:val="clear" w:color="auto" w:fill="121314"/>
+        <w:spacing w:after="0" w:line="285" w:lineRule="atLeast"/>
+        <w:rPr>
+          <w:rFonts w:ascii="Consolas" w:eastAsia="Times New Roman" w:hAnsi="Consolas" w:cs="Times New Roman"/>
+          <w:color w:val="BBBEBF"/>
+          <w:sz w:val="21"/>
+          <w:szCs w:val="21"/>
+        </w:rPr>
+      </w:pPr>
+    </w:p>
+    <w:p>
+      <w:pPr>
+        <w:shd w:val="clear" w:color="auto" w:fill="121314"/>
+        <w:spacing w:after="0" w:line="285" w:lineRule="atLeast"/>
+        <w:rPr>
+          <w:rFonts w:ascii="Consolas" w:eastAsia="Times New Roman" w:hAnsi="Consolas" w:cs="Times New Roman"/>
+          <w:color w:val="BBBEBF"/>
+          <w:sz w:val="21"/>
+          <w:szCs w:val="21"/>
+        </w:rPr>
+      </w:pPr>
+      <w:r>
+        <w:rPr>
+          <w:rFonts w:ascii="Consolas" w:eastAsia="Times New Roman" w:hAnsi="Consolas" w:cs="Times New Roman"/>
+          <w:color w:val="C586C0"/>
+          <w:sz w:val="21"/>
+          <w:szCs w:val="21"/>
+        </w:rPr>
+        <w:t>while</w:t>
+      </w:r>
+      <w:r>
+        <w:rPr>
+          <w:rFonts w:ascii="Consolas" w:eastAsia="Times New Roman" w:hAnsi="Consolas" w:cs="Times New Roman"/>
+          <w:color w:val="BBBEBF"/>
+          <w:sz w:val="21"/>
+          <w:szCs w:val="21"/>
+        </w:rPr>
+        <w:t xml:space="preserve"> [</w:t>
+      </w:r>
+      <w:proofErr w:type="gramStart"/>
+      <w:r>
+        <w:rPr>
+          <w:rFonts w:ascii="Consolas" w:eastAsia="Times New Roman" w:hAnsi="Consolas" w:cs="Times New Roman"/>
+          <w:color w:val="BBBEBF"/>
+          <w:sz w:val="21"/>
+          <w:szCs w:val="21"/>
+        </w:rPr>
+        <w:t xml:space="preserve">[ </w:t>
+      </w:r>
+      <w:r>
+        <w:rPr>
+          <w:rFonts w:ascii="Consolas" w:eastAsia="Times New Roman" w:hAnsi="Consolas" w:cs="Times New Roman"/>
+          <w:color w:val="D4D4D4"/>
+          <w:sz w:val="21"/>
+          <w:szCs w:val="21"/>
+        </w:rPr>
+        <w:t>!</w:t>
+      </w:r>
+      <w:proofErr w:type="gramEnd"/>
+      <w:r>
+        <w:rPr>
+          <w:rFonts w:ascii="Consolas" w:eastAsia="Times New Roman" w:hAnsi="Consolas" w:cs="Times New Roman"/>
+          <w:color w:val="BBBEBF"/>
+          <w:sz w:val="21"/>
+          <w:szCs w:val="21"/>
+        </w:rPr>
+        <w:t xml:space="preserve"> </w:t>
+      </w:r>
+      <w:r>
+        <w:rPr>
+          <w:rFonts w:ascii="Consolas" w:eastAsia="Times New Roman" w:hAnsi="Consolas" w:cs="Times New Roman"/>
+          <w:color w:val="A5D6FF"/>
+          <w:sz w:val="21"/>
+          <w:szCs w:val="21"/>
+        </w:rPr>
+        <w:t>"</w:t>
+      </w:r>
+      <w:r>
+        <w:rPr>
+          <w:rFonts w:ascii="Consolas" w:eastAsia="Times New Roman" w:hAnsi="Consolas" w:cs="Times New Roman"/>
+          <w:color w:val="C9D1D9"/>
+          <w:sz w:val="21"/>
+          <w:szCs w:val="21"/>
+        </w:rPr>
+        <w:t>$</w:t>
+      </w:r>
+      <w:proofErr w:type="spellStart"/>
+      <w:r>
+        <w:rPr>
+          <w:rFonts w:ascii="Consolas" w:eastAsia="Times New Roman" w:hAnsi="Consolas" w:cs="Times New Roman"/>
+          <w:color w:val="C9D1D9"/>
+          <w:sz w:val="21"/>
+          <w:szCs w:val="21"/>
+        </w:rPr>
+        <w:t>num_courses</w:t>
+      </w:r>
+      <w:proofErr w:type="spellEnd"/>
+      <w:r>
+        <w:rPr>
+          <w:rFonts w:ascii="Consolas" w:eastAsia="Times New Roman" w:hAnsi="Consolas" w:cs="Times New Roman"/>
+          <w:color w:val="A5D6FF"/>
+          <w:sz w:val="21"/>
+          <w:szCs w:val="21"/>
+        </w:rPr>
+        <w:t>"</w:t>
+      </w:r>
+      <w:r>
+        <w:rPr>
+          <w:rFonts w:ascii="Consolas" w:eastAsia="Times New Roman" w:hAnsi="Consolas" w:cs="Times New Roman"/>
+          <w:color w:val="BBBEBF"/>
+          <w:sz w:val="21"/>
+          <w:szCs w:val="21"/>
+        </w:rPr>
+        <w:t xml:space="preserve"> </w:t>
+      </w:r>
+      <w:r>
+        <w:rPr>
+          <w:rFonts w:ascii="Consolas" w:eastAsia="Times New Roman" w:hAnsi="Consolas" w:cs="Times New Roman"/>
+          <w:color w:val="D4D4D4"/>
+          <w:sz w:val="21"/>
+          <w:szCs w:val="21"/>
+        </w:rPr>
+        <w:t>=~</w:t>
+      </w:r>
+      <w:r>
+        <w:rPr>
+          <w:rFonts w:ascii="Consolas" w:eastAsia="Times New Roman" w:hAnsi="Consolas" w:cs="Times New Roman"/>
+          <w:color w:val="BBBEBF"/>
+          <w:sz w:val="21"/>
+          <w:szCs w:val="21"/>
+        </w:rPr>
+        <w:t xml:space="preserve"> </w:t>
+      </w:r>
+      <w:proofErr w:type="gramStart"/>
+      <w:r>
+        <w:rPr>
+          <w:rFonts w:ascii="Consolas" w:eastAsia="Times New Roman" w:hAnsi="Consolas" w:cs="Times New Roman"/>
+          <w:color w:val="BBBEBF"/>
+          <w:sz w:val="21"/>
+          <w:szCs w:val="21"/>
+        </w:rPr>
+        <w:t>^[</w:t>
+      </w:r>
+      <w:proofErr w:type="gramEnd"/>
+      <w:r>
+        <w:rPr>
+          <w:rFonts w:ascii="Consolas" w:eastAsia="Times New Roman" w:hAnsi="Consolas" w:cs="Times New Roman"/>
+          <w:color w:val="BBBEBF"/>
+          <w:sz w:val="21"/>
+          <w:szCs w:val="21"/>
+        </w:rPr>
+        <w:t xml:space="preserve">0-9]+$ ]] </w:t>
+      </w:r>
+      <w:r>
+        <w:rPr>
+          <w:rFonts w:ascii="Consolas" w:eastAsia="Times New Roman" w:hAnsi="Consolas" w:cs="Times New Roman"/>
+          <w:color w:val="D4D4D4"/>
+          <w:sz w:val="21"/>
+          <w:szCs w:val="21"/>
+        </w:rPr>
+        <w:t>||</w:t>
+      </w:r>
+      <w:r>
+        <w:rPr>
+          <w:rFonts w:ascii="Consolas" w:eastAsia="Times New Roman" w:hAnsi="Consolas" w:cs="Times New Roman"/>
+          <w:color w:val="BBBEBF"/>
+          <w:sz w:val="21"/>
+          <w:szCs w:val="21"/>
+        </w:rPr>
+        <w:t xml:space="preserve"> (( </w:t>
+      </w:r>
+      <w:proofErr w:type="spellStart"/>
+      <w:r>
+        <w:rPr>
+          <w:rFonts w:ascii="Consolas" w:eastAsia="Times New Roman" w:hAnsi="Consolas" w:cs="Times New Roman"/>
+          <w:color w:val="C9D1D9"/>
+          <w:sz w:val="21"/>
+          <w:szCs w:val="21"/>
+        </w:rPr>
+        <w:t>num_courses</w:t>
+      </w:r>
+      <w:proofErr w:type="spellEnd"/>
+      <w:r>
+        <w:rPr>
+          <w:rFonts w:ascii="Consolas" w:eastAsia="Times New Roman" w:hAnsi="Consolas" w:cs="Times New Roman"/>
+          <w:color w:val="BBBEBF"/>
+          <w:sz w:val="21"/>
+          <w:szCs w:val="21"/>
+        </w:rPr>
+        <w:t xml:space="preserve"> </w:t>
+      </w:r>
+      <w:r>
+        <w:rPr>
+          <w:rFonts w:ascii="Consolas" w:eastAsia="Times New Roman" w:hAnsi="Consolas" w:cs="Times New Roman"/>
+          <w:color w:val="D4D4D4"/>
+          <w:sz w:val="21"/>
+          <w:szCs w:val="21"/>
+        </w:rPr>
+        <w:t>&lt;</w:t>
+      </w:r>
+      <w:r>
+        <w:rPr>
+          <w:rFonts w:ascii="Consolas" w:eastAsia="Times New Roman" w:hAnsi="Consolas" w:cs="Times New Roman"/>
+          <w:color w:val="B5CEA8"/>
+          <w:sz w:val="21"/>
+          <w:szCs w:val="21"/>
+        </w:rPr>
+        <w:t>1</w:t>
+      </w:r>
+      <w:r>
+        <w:rPr>
+          <w:rFonts w:ascii="Consolas" w:eastAsia="Times New Roman" w:hAnsi="Consolas" w:cs="Times New Roman"/>
+          <w:color w:val="BBBEBF"/>
+          <w:sz w:val="21"/>
+          <w:szCs w:val="21"/>
+        </w:rPr>
+        <w:t xml:space="preserve"> )); </w:t>
+      </w:r>
+      <w:r>
+        <w:rPr>
+          <w:rFonts w:ascii="Consolas" w:eastAsia="Times New Roman" w:hAnsi="Consolas" w:cs="Times New Roman"/>
+          <w:color w:val="C586C0"/>
+          <w:sz w:val="21"/>
+          <w:szCs w:val="21"/>
+        </w:rPr>
+        <w:t>do</w:t>
+      </w:r>
+    </w:p>
+    <w:p>
+      <w:pPr>
+        <w:shd w:val="clear" w:color="auto" w:fill="121314"/>
+        <w:spacing w:after="0" w:line="285" w:lineRule="atLeast"/>
+        <w:rPr>
+          <w:rFonts w:ascii="Consolas" w:eastAsia="Times New Roman" w:hAnsi="Consolas" w:cs="Times New Roman"/>
+          <w:color w:val="BBBEBF"/>
+          <w:sz w:val="21"/>
+          <w:szCs w:val="21"/>
+        </w:rPr>
+      </w:pPr>
+      <w:r>
+        <w:rPr>
+          <w:rFonts w:ascii="Consolas" w:eastAsia="Times New Roman" w:hAnsi="Consolas" w:cs="Times New Roman"/>
+          <w:color w:val="BBBEBF"/>
+          <w:sz w:val="21"/>
+          <w:szCs w:val="21"/>
+        </w:rPr>
+        <w:t xml:space="preserve">    </w:t>
+      </w:r>
+      <w:r>
+        <w:rPr>
+          <w:rFonts w:ascii="Consolas" w:eastAsia="Times New Roman" w:hAnsi="Consolas" w:cs="Times New Roman"/>
+          <w:color w:val="DCDCAA"/>
+          <w:sz w:val="21"/>
+          <w:szCs w:val="21"/>
+        </w:rPr>
+        <w:t>echo</w:t>
+      </w:r>
+      <w:r>
+        <w:rPr>
+          <w:rFonts w:ascii="Consolas" w:eastAsia="Times New Roman" w:hAnsi="Consolas" w:cs="Times New Roman"/>
+          <w:color w:val="BBBEBF"/>
+          <w:sz w:val="21"/>
+          <w:szCs w:val="21"/>
+        </w:rPr>
+        <w:t xml:space="preserve"> </w:t>
+      </w:r>
+      <w:r>
+        <w:rPr>
+          <w:rFonts w:ascii="Consolas" w:eastAsia="Times New Roman" w:hAnsi="Consolas" w:cs="Times New Roman"/>
+          <w:color w:val="569CD6"/>
+          <w:sz w:val="21"/>
+          <w:szCs w:val="21"/>
+        </w:rPr>
+        <w:t>-n</w:t>
+      </w:r>
+      <w:r>
+        <w:rPr>
+          <w:rFonts w:ascii="Consolas" w:eastAsia="Times New Roman" w:hAnsi="Consolas" w:cs="Times New Roman"/>
+          <w:color w:val="BBBEBF"/>
+          <w:sz w:val="21"/>
+          <w:szCs w:val="21"/>
+        </w:rPr>
+        <w:t xml:space="preserve"> </w:t>
+      </w:r>
+      <w:r>
+        <w:rPr>
+          <w:rFonts w:ascii="Consolas" w:eastAsia="Times New Roman" w:hAnsi="Consolas" w:cs="Times New Roman"/>
+          <w:color w:val="A5D6FF"/>
+          <w:sz w:val="21"/>
+          <w:szCs w:val="21"/>
+        </w:rPr>
+        <w:t>"ERROR: Number can't be less than 0 or be letter. Try again: "</w:t>
+      </w:r>
+      <w:r>
+        <w:rPr>
+          <w:rFonts w:ascii="Consolas" w:eastAsia="Times New Roman" w:hAnsi="Consolas" w:cs="Times New Roman"/>
+          <w:color w:val="BBBEBF"/>
+          <w:sz w:val="21"/>
+          <w:szCs w:val="21"/>
+        </w:rPr>
+        <w:t>;</w:t>
+      </w:r>
+    </w:p>
+    <w:p>
+      <w:pPr>
+        <w:shd w:val="clear" w:color="auto" w:fill="121314"/>
+        <w:spacing w:after="0" w:line="285" w:lineRule="atLeast"/>
+        <w:rPr>
+          <w:rFonts w:ascii="Consolas" w:eastAsia="Times New Roman" w:hAnsi="Consolas" w:cs="Times New Roman"/>
+          <w:color w:val="BBBEBF"/>
+          <w:sz w:val="21"/>
+          <w:szCs w:val="21"/>
+        </w:rPr>
+      </w:pPr>
+      <w:r>
+        <w:rPr>
+          <w:rFonts w:ascii="Consolas" w:eastAsia="Times New Roman" w:hAnsi="Consolas" w:cs="Times New Roman"/>
+          <w:color w:val="BBBEBF"/>
+          <w:sz w:val="21"/>
+          <w:szCs w:val="21"/>
+        </w:rPr>
+        <w:t xml:space="preserve">    </w:t>
+      </w:r>
+      <w:r>
+        <w:rPr>
+          <w:rFonts w:ascii="Consolas" w:eastAsia="Times New Roman" w:hAnsi="Consolas" w:cs="Times New Roman"/>
+          <w:color w:val="DCDCAA"/>
+          <w:sz w:val="21"/>
+          <w:szCs w:val="21"/>
+        </w:rPr>
+        <w:t>read</w:t>
+      </w:r>
+      <w:r>
+        <w:rPr>
+          <w:rFonts w:ascii="Consolas" w:eastAsia="Times New Roman" w:hAnsi="Consolas" w:cs="Times New Roman"/>
+          <w:color w:val="BBBEBF"/>
+          <w:sz w:val="21"/>
+          <w:szCs w:val="21"/>
+        </w:rPr>
+        <w:t xml:space="preserve"> </w:t>
+      </w:r>
+      <w:proofErr w:type="spellStart"/>
+      <w:r>
+        <w:rPr>
+          <w:rFonts w:ascii="Consolas" w:eastAsia="Times New Roman" w:hAnsi="Consolas" w:cs="Times New Roman"/>
+          <w:color w:val="A5D6FF"/>
+          <w:sz w:val="21"/>
+          <w:szCs w:val="21"/>
+        </w:rPr>
+        <w:t>num_courses</w:t>
+      </w:r>
+      <w:proofErr w:type="spellEnd"/>
+      <w:r>
+        <w:rPr>
+          <w:rFonts w:ascii="Consolas" w:eastAsia="Times New Roman" w:hAnsi="Consolas" w:cs="Times New Roman"/>
+          <w:color w:val="BBBEBF"/>
+          <w:sz w:val="21"/>
+          <w:szCs w:val="21"/>
+        </w:rPr>
+        <w:t>;</w:t>
+      </w:r>
+    </w:p>
+    <w:p>
+      <w:pPr>
+        <w:shd w:val="clear" w:color="auto" w:fill="121314"/>
+        <w:spacing w:after="0" w:line="285" w:lineRule="atLeast"/>
+        <w:rPr>
+          <w:rFonts w:ascii="Consolas" w:eastAsia="Times New Roman" w:hAnsi="Consolas" w:cs="Times New Roman"/>
+          <w:color w:val="BBBEBF"/>
+          <w:sz w:val="21"/>
+          <w:szCs w:val="21"/>
+        </w:rPr>
+      </w:pPr>
+      <w:r>
+        <w:rPr>
+          <w:rFonts w:ascii="Consolas" w:eastAsia="Times New Roman" w:hAnsi="Consolas" w:cs="Times New Roman"/>
+          <w:color w:val="C586C0"/>
+          <w:sz w:val="21"/>
+          <w:szCs w:val="21"/>
+        </w:rPr>
+        <w:t>done</w:t>
+      </w:r>
+    </w:p>
+    <w:p>
+      <w:pPr>
+        <w:shd w:val="clear" w:color="auto" w:fill="121314"/>
+        <w:spacing w:after="0" w:line="285" w:lineRule="atLeast"/>
+        <w:rPr>
+          <w:rFonts w:ascii="Consolas" w:eastAsia="Times New Roman" w:hAnsi="Consolas" w:cs="Times New Roman"/>
+          <w:color w:val="BBBEBF"/>
+          <w:sz w:val="21"/>
+          <w:szCs w:val="21"/>
+        </w:rPr>
+      </w:pPr>
+    </w:p>
+    <w:p>
+      <w:pPr>
+        <w:shd w:val="clear" w:color="auto" w:fill="121314"/>
+        <w:spacing w:after="0" w:line="285" w:lineRule="atLeast"/>
+        <w:rPr>
+          <w:rFonts w:ascii="Consolas" w:eastAsia="Times New Roman" w:hAnsi="Consolas" w:cs="Times New Roman"/>
+          <w:color w:val="BBBEBF"/>
+          <w:sz w:val="21"/>
+          <w:szCs w:val="21"/>
+        </w:rPr>
+      </w:pPr>
+      <w:r>
+        <w:rPr>
+          <w:rFonts w:ascii="Consolas" w:eastAsia="Times New Roman" w:hAnsi="Consolas" w:cs="Times New Roman"/>
+          <w:color w:val="8B949E"/>
+          <w:sz w:val="21"/>
+          <w:szCs w:val="21"/>
+        </w:rPr>
+        <w:t>#Creating an array of most directories appear in each course</w:t>
+      </w:r>
+    </w:p>
+    <w:p>
+      <w:pPr>
+        <w:shd w:val="clear" w:color="auto" w:fill="121314"/>
+        <w:spacing w:after="0" w:line="285" w:lineRule="atLeast"/>
+        <w:rPr>
+          <w:rFonts w:ascii="Consolas" w:eastAsia="Times New Roman" w:hAnsi="Consolas" w:cs="Times New Roman"/>
+          <w:color w:val="BBBEBF"/>
+          <w:sz w:val="21"/>
+          <w:szCs w:val="21"/>
+        </w:rPr>
+      </w:pPr>
+    </w:p>
+    <w:p>
+      <w:pPr>
+        <w:shd w:val="clear" w:color="auto" w:fill="121314"/>
+        <w:spacing w:after="0" w:line="285" w:lineRule="atLeast"/>
+        <w:rPr>
+          <w:rFonts w:ascii="Consolas" w:eastAsia="Times New Roman" w:hAnsi="Consolas" w:cs="Times New Roman"/>
+          <w:color w:val="BBBEBF"/>
+          <w:sz w:val="21"/>
+          <w:szCs w:val="21"/>
+        </w:rPr>
+      </w:pPr>
+      <w:proofErr w:type="spellStart"/>
+      <w:r>
+        <w:rPr>
+          <w:rFonts w:ascii="Consolas" w:eastAsia="Times New Roman" w:hAnsi="Consolas" w:cs="Times New Roman"/>
+          <w:color w:val="C9D1D9"/>
+          <w:sz w:val="21"/>
+          <w:szCs w:val="21"/>
+        </w:rPr>
+        <w:lastRenderedPageBreak/>
+        <w:t>courseDir</w:t>
+      </w:r>
+      <w:proofErr w:type="spellEnd"/>
+      <w:proofErr w:type="gramStart"/>
+      <w:r>
+        <w:rPr>
+          <w:rFonts w:ascii="Consolas" w:eastAsia="Times New Roman" w:hAnsi="Consolas" w:cs="Times New Roman"/>
+          <w:color w:val="D4D4D4"/>
+          <w:sz w:val="21"/>
+          <w:szCs w:val="21"/>
+        </w:rPr>
+        <w:t>=</w:t>
+      </w:r>
+      <w:r>
+        <w:rPr>
+          <w:rFonts w:ascii="Consolas" w:eastAsia="Times New Roman" w:hAnsi="Consolas" w:cs="Times New Roman"/>
+          <w:color w:val="BBBEBF"/>
+          <w:sz w:val="21"/>
+          <w:szCs w:val="21"/>
+        </w:rPr>
+        <w:t>(</w:t>
+      </w:r>
+      <w:proofErr w:type="gramEnd"/>
+      <w:r>
+        <w:rPr>
+          <w:rFonts w:ascii="Consolas" w:eastAsia="Times New Roman" w:hAnsi="Consolas" w:cs="Times New Roman"/>
+          <w:color w:val="A5D6FF"/>
+          <w:sz w:val="21"/>
+          <w:szCs w:val="21"/>
+        </w:rPr>
+        <w:t>"Notes"</w:t>
+      </w:r>
+      <w:r>
+        <w:rPr>
+          <w:rFonts w:ascii="Consolas" w:eastAsia="Times New Roman" w:hAnsi="Consolas" w:cs="Times New Roman"/>
+          <w:color w:val="BBBEBF"/>
+          <w:sz w:val="21"/>
+          <w:szCs w:val="21"/>
+        </w:rPr>
+        <w:t xml:space="preserve"> </w:t>
+      </w:r>
+      <w:r>
+        <w:rPr>
+          <w:rFonts w:ascii="Consolas" w:eastAsia="Times New Roman" w:hAnsi="Consolas" w:cs="Times New Roman"/>
+          <w:color w:val="A5D6FF"/>
+          <w:sz w:val="21"/>
+          <w:szCs w:val="21"/>
+        </w:rPr>
+        <w:t>"Assignments"</w:t>
+      </w:r>
+      <w:r>
+        <w:rPr>
+          <w:rFonts w:ascii="Consolas" w:eastAsia="Times New Roman" w:hAnsi="Consolas" w:cs="Times New Roman"/>
+          <w:color w:val="BBBEBF"/>
+          <w:sz w:val="21"/>
+          <w:szCs w:val="21"/>
+        </w:rPr>
+        <w:t xml:space="preserve"> </w:t>
+      </w:r>
+      <w:r>
+        <w:rPr>
+          <w:rFonts w:ascii="Consolas" w:eastAsia="Times New Roman" w:hAnsi="Consolas" w:cs="Times New Roman"/>
+          <w:color w:val="A5D6FF"/>
+          <w:sz w:val="21"/>
+          <w:szCs w:val="21"/>
+        </w:rPr>
+        <w:t>"Solutions"</w:t>
+      </w:r>
+      <w:r>
+        <w:rPr>
+          <w:rFonts w:ascii="Consolas" w:eastAsia="Times New Roman" w:hAnsi="Consolas" w:cs="Times New Roman"/>
+          <w:color w:val="BBBEBF"/>
+          <w:sz w:val="21"/>
+          <w:szCs w:val="21"/>
+        </w:rPr>
+        <w:t xml:space="preserve"> </w:t>
+      </w:r>
+      <w:r>
+        <w:rPr>
+          <w:rFonts w:ascii="Consolas" w:eastAsia="Times New Roman" w:hAnsi="Consolas" w:cs="Times New Roman"/>
+          <w:color w:val="A5D6FF"/>
+          <w:sz w:val="21"/>
+          <w:szCs w:val="21"/>
+        </w:rPr>
+        <w:t>"Revisions"</w:t>
+      </w:r>
+      <w:r>
+        <w:rPr>
+          <w:rFonts w:ascii="Consolas" w:eastAsia="Times New Roman" w:hAnsi="Consolas" w:cs="Times New Roman"/>
+          <w:color w:val="BBBEBF"/>
+          <w:sz w:val="21"/>
+          <w:szCs w:val="21"/>
+        </w:rPr>
+        <w:t>);</w:t>
+      </w:r>
+    </w:p>
+    <w:p>
+      <w:pPr>
+        <w:shd w:val="clear" w:color="auto" w:fill="121314"/>
+        <w:spacing w:after="0" w:line="285" w:lineRule="atLeast"/>
+        <w:rPr>
+          <w:rFonts w:ascii="Consolas" w:eastAsia="Times New Roman" w:hAnsi="Consolas" w:cs="Times New Roman"/>
+          <w:color w:val="BBBEBF"/>
+          <w:sz w:val="21"/>
+          <w:szCs w:val="21"/>
+        </w:rPr>
+      </w:pPr>
+    </w:p>
+    <w:p>
+      <w:pPr>
+        <w:shd w:val="clear" w:color="auto" w:fill="121314"/>
+        <w:spacing w:after="0" w:line="285" w:lineRule="atLeast"/>
+        <w:rPr>
+          <w:rFonts w:ascii="Consolas" w:eastAsia="Times New Roman" w:hAnsi="Consolas" w:cs="Times New Roman"/>
+          <w:color w:val="BBBEBF"/>
+          <w:sz w:val="21"/>
+          <w:szCs w:val="21"/>
+        </w:rPr>
+      </w:pPr>
+      <w:r>
+        <w:rPr>
+          <w:rFonts w:ascii="Consolas" w:eastAsia="Times New Roman" w:hAnsi="Consolas" w:cs="Times New Roman"/>
+          <w:color w:val="DCDCAA"/>
+          <w:sz w:val="21"/>
+          <w:szCs w:val="21"/>
+        </w:rPr>
+        <w:t>echo</w:t>
+      </w:r>
+      <w:r>
+        <w:rPr>
+          <w:rFonts w:ascii="Consolas" w:eastAsia="Times New Roman" w:hAnsi="Consolas" w:cs="Times New Roman"/>
+          <w:color w:val="BBBEBF"/>
+          <w:sz w:val="21"/>
+          <w:szCs w:val="21"/>
+        </w:rPr>
+        <w:t xml:space="preserve"> </w:t>
+      </w:r>
+      <w:r>
+        <w:rPr>
+          <w:rFonts w:ascii="Consolas" w:eastAsia="Times New Roman" w:hAnsi="Consolas" w:cs="Times New Roman"/>
+          <w:color w:val="569CD6"/>
+          <w:sz w:val="21"/>
+          <w:szCs w:val="21"/>
+        </w:rPr>
+        <w:t>-e</w:t>
+      </w:r>
+      <w:r>
+        <w:rPr>
+          <w:rFonts w:ascii="Consolas" w:eastAsia="Times New Roman" w:hAnsi="Consolas" w:cs="Times New Roman"/>
+          <w:color w:val="BBBEBF"/>
+          <w:sz w:val="21"/>
+          <w:szCs w:val="21"/>
+        </w:rPr>
+        <w:t xml:space="preserve"> </w:t>
+      </w:r>
+      <w:r>
+        <w:rPr>
+          <w:rFonts w:ascii="Consolas" w:eastAsia="Times New Roman" w:hAnsi="Consolas" w:cs="Times New Roman"/>
+          <w:color w:val="A5D6FF"/>
+          <w:sz w:val="21"/>
+          <w:szCs w:val="21"/>
+        </w:rPr>
+        <w:t>"\n"</w:t>
+      </w:r>
+      <w:r>
+        <w:rPr>
+          <w:rFonts w:ascii="Consolas" w:eastAsia="Times New Roman" w:hAnsi="Consolas" w:cs="Times New Roman"/>
+          <w:color w:val="BBBEBF"/>
+          <w:sz w:val="21"/>
+          <w:szCs w:val="21"/>
+        </w:rPr>
+        <w:t>;</w:t>
+      </w:r>
+    </w:p>
+    <w:p>
+      <w:pPr>
+        <w:shd w:val="clear" w:color="auto" w:fill="121314"/>
+        <w:spacing w:after="0" w:line="285" w:lineRule="atLeast"/>
+        <w:rPr>
+          <w:rFonts w:ascii="Consolas" w:eastAsia="Times New Roman" w:hAnsi="Consolas" w:cs="Times New Roman"/>
+          <w:color w:val="BBBEBF"/>
+          <w:sz w:val="21"/>
+          <w:szCs w:val="21"/>
+        </w:rPr>
+      </w:pPr>
+      <w:r>
+        <w:rPr>
+          <w:rFonts w:ascii="Consolas" w:eastAsia="Times New Roman" w:hAnsi="Consolas" w:cs="Times New Roman"/>
+          <w:color w:val="C586C0"/>
+          <w:sz w:val="21"/>
+          <w:szCs w:val="21"/>
+        </w:rPr>
+        <w:t>for</w:t>
+      </w:r>
+      <w:r>
+        <w:rPr>
+          <w:rFonts w:ascii="Consolas" w:eastAsia="Times New Roman" w:hAnsi="Consolas" w:cs="Times New Roman"/>
+          <w:color w:val="BBBEBF"/>
+          <w:sz w:val="21"/>
+          <w:szCs w:val="21"/>
+        </w:rPr>
+        <w:t xml:space="preserve"> </w:t>
+      </w:r>
+      <w:proofErr w:type="gramStart"/>
+      <w:r>
+        <w:rPr>
+          <w:rFonts w:ascii="Consolas" w:eastAsia="Times New Roman" w:hAnsi="Consolas" w:cs="Times New Roman"/>
+          <w:color w:val="BBBEBF"/>
+          <w:sz w:val="21"/>
+          <w:szCs w:val="21"/>
+        </w:rPr>
+        <w:t xml:space="preserve">(( </w:t>
+      </w:r>
+      <w:proofErr w:type="spellStart"/>
+      <w:r>
+        <w:rPr>
+          <w:rFonts w:ascii="Consolas" w:eastAsia="Times New Roman" w:hAnsi="Consolas" w:cs="Times New Roman"/>
+          <w:color w:val="C9D1D9"/>
+          <w:sz w:val="21"/>
+          <w:szCs w:val="21"/>
+        </w:rPr>
+        <w:t>i</w:t>
+      </w:r>
+      <w:proofErr w:type="spellEnd"/>
+      <w:proofErr w:type="gramEnd"/>
+      <w:r>
+        <w:rPr>
+          <w:rFonts w:ascii="Consolas" w:eastAsia="Times New Roman" w:hAnsi="Consolas" w:cs="Times New Roman"/>
+          <w:color w:val="D4D4D4"/>
+          <w:sz w:val="21"/>
+          <w:szCs w:val="21"/>
+        </w:rPr>
+        <w:t>=</w:t>
+      </w:r>
+      <w:r>
+        <w:rPr>
+          <w:rFonts w:ascii="Consolas" w:eastAsia="Times New Roman" w:hAnsi="Consolas" w:cs="Times New Roman"/>
+          <w:color w:val="B5CEA8"/>
+          <w:sz w:val="21"/>
+          <w:szCs w:val="21"/>
+        </w:rPr>
+        <w:t>1</w:t>
+      </w:r>
+      <w:r>
+        <w:rPr>
+          <w:rFonts w:ascii="Consolas" w:eastAsia="Times New Roman" w:hAnsi="Consolas" w:cs="Times New Roman"/>
+          <w:color w:val="BBBEBF"/>
+          <w:sz w:val="21"/>
+          <w:szCs w:val="21"/>
+        </w:rPr>
+        <w:t xml:space="preserve">; </w:t>
+      </w:r>
+      <w:proofErr w:type="spellStart"/>
+      <w:r>
+        <w:rPr>
+          <w:rFonts w:ascii="Consolas" w:eastAsia="Times New Roman" w:hAnsi="Consolas" w:cs="Times New Roman"/>
+          <w:color w:val="C9D1D9"/>
+          <w:sz w:val="21"/>
+          <w:szCs w:val="21"/>
+        </w:rPr>
+        <w:t>i</w:t>
+      </w:r>
+      <w:proofErr w:type="spellEnd"/>
+      <w:r>
+        <w:rPr>
+          <w:rFonts w:ascii="Consolas" w:eastAsia="Times New Roman" w:hAnsi="Consolas" w:cs="Times New Roman"/>
+          <w:color w:val="D4D4D4"/>
+          <w:sz w:val="21"/>
+          <w:szCs w:val="21"/>
+        </w:rPr>
+        <w:t>&lt;=</w:t>
+      </w:r>
+      <w:proofErr w:type="spellStart"/>
+      <w:r>
+        <w:rPr>
+          <w:rFonts w:ascii="Consolas" w:eastAsia="Times New Roman" w:hAnsi="Consolas" w:cs="Times New Roman"/>
+          <w:color w:val="C9D1D9"/>
+          <w:sz w:val="21"/>
+          <w:szCs w:val="21"/>
+        </w:rPr>
+        <w:t>num_courses</w:t>
+      </w:r>
+      <w:proofErr w:type="spellEnd"/>
+      <w:r>
+        <w:rPr>
+          <w:rFonts w:ascii="Consolas" w:eastAsia="Times New Roman" w:hAnsi="Consolas" w:cs="Times New Roman"/>
+          <w:color w:val="BBBEBF"/>
+          <w:sz w:val="21"/>
+          <w:szCs w:val="21"/>
+        </w:rPr>
+        <w:t xml:space="preserve">; </w:t>
+      </w:r>
+      <w:proofErr w:type="spellStart"/>
+      <w:r>
+        <w:rPr>
+          <w:rFonts w:ascii="Consolas" w:eastAsia="Times New Roman" w:hAnsi="Consolas" w:cs="Times New Roman"/>
+          <w:color w:val="C9D1D9"/>
+          <w:sz w:val="21"/>
+          <w:szCs w:val="21"/>
+        </w:rPr>
+        <w:t>i</w:t>
+      </w:r>
+      <w:proofErr w:type="spellEnd"/>
+      <w:r>
+        <w:rPr>
+          <w:rFonts w:ascii="Consolas" w:eastAsia="Times New Roman" w:hAnsi="Consolas" w:cs="Times New Roman"/>
+          <w:color w:val="D4D4D4"/>
+          <w:sz w:val="21"/>
+          <w:szCs w:val="21"/>
+        </w:rPr>
+        <w:t>++</w:t>
+      </w:r>
+      <w:r>
+        <w:rPr>
+          <w:rFonts w:ascii="Consolas" w:eastAsia="Times New Roman" w:hAnsi="Consolas" w:cs="Times New Roman"/>
+          <w:color w:val="BBBEBF"/>
+          <w:sz w:val="21"/>
+          <w:szCs w:val="21"/>
+        </w:rPr>
+        <w:t xml:space="preserve">)); </w:t>
+      </w:r>
+      <w:r>
+        <w:rPr>
+          <w:rFonts w:ascii="Consolas" w:eastAsia="Times New Roman" w:hAnsi="Consolas" w:cs="Times New Roman"/>
+          <w:color w:val="C586C0"/>
+          <w:sz w:val="21"/>
+          <w:szCs w:val="21"/>
+        </w:rPr>
+        <w:t>do</w:t>
+      </w:r>
+    </w:p>
+    <w:p>
+      <w:pPr>
+        <w:shd w:val="clear" w:color="auto" w:fill="121314"/>
+        <w:spacing w:after="0" w:line="285" w:lineRule="atLeast"/>
+        <w:rPr>
+          <w:rFonts w:ascii="Consolas" w:eastAsia="Times New Roman" w:hAnsi="Consolas" w:cs="Times New Roman"/>
+          <w:color w:val="BBBEBF"/>
+          <w:sz w:val="21"/>
+          <w:szCs w:val="21"/>
+        </w:rPr>
+      </w:pPr>
+      <w:r>
+        <w:rPr>
+          <w:rFonts w:ascii="Consolas" w:eastAsia="Times New Roman" w:hAnsi="Consolas" w:cs="Times New Roman"/>
+          <w:color w:val="BBBEBF"/>
+          <w:sz w:val="21"/>
+          <w:szCs w:val="21"/>
+        </w:rPr>
+        <w:t xml:space="preserve">    </w:t>
+      </w:r>
+      <w:r>
+        <w:rPr>
+          <w:rFonts w:ascii="Consolas" w:eastAsia="Times New Roman" w:hAnsi="Consolas" w:cs="Times New Roman"/>
+          <w:color w:val="DCDCAA"/>
+          <w:sz w:val="21"/>
+          <w:szCs w:val="21"/>
+        </w:rPr>
+        <w:t>echo</w:t>
+      </w:r>
+      <w:r>
+        <w:rPr>
+          <w:rFonts w:ascii="Consolas" w:eastAsia="Times New Roman" w:hAnsi="Consolas" w:cs="Times New Roman"/>
+          <w:color w:val="BBBEBF"/>
+          <w:sz w:val="21"/>
+          <w:szCs w:val="21"/>
+        </w:rPr>
+        <w:t xml:space="preserve"> </w:t>
+      </w:r>
+      <w:r>
+        <w:rPr>
+          <w:rFonts w:ascii="Consolas" w:eastAsia="Times New Roman" w:hAnsi="Consolas" w:cs="Times New Roman"/>
+          <w:color w:val="569CD6"/>
+          <w:sz w:val="21"/>
+          <w:szCs w:val="21"/>
+        </w:rPr>
+        <w:t>-n</w:t>
+      </w:r>
+      <w:r>
+        <w:rPr>
+          <w:rFonts w:ascii="Consolas" w:eastAsia="Times New Roman" w:hAnsi="Consolas" w:cs="Times New Roman"/>
+          <w:color w:val="BBBEBF"/>
+          <w:sz w:val="21"/>
+          <w:szCs w:val="21"/>
+        </w:rPr>
+        <w:t xml:space="preserve"> </w:t>
+      </w:r>
+      <w:r>
+        <w:rPr>
+          <w:rFonts w:ascii="Consolas" w:eastAsia="Times New Roman" w:hAnsi="Consolas" w:cs="Times New Roman"/>
+          <w:color w:val="A5D6FF"/>
+          <w:sz w:val="21"/>
+          <w:szCs w:val="21"/>
+        </w:rPr>
+        <w:t xml:space="preserve">"Enter a name for course </w:t>
+      </w:r>
+      <w:r>
+        <w:rPr>
+          <w:rFonts w:ascii="Consolas" w:eastAsia="Times New Roman" w:hAnsi="Consolas" w:cs="Times New Roman"/>
+          <w:color w:val="C9D1D9"/>
+          <w:sz w:val="21"/>
+          <w:szCs w:val="21"/>
+        </w:rPr>
+        <w:t>$</w:t>
+      </w:r>
+      <w:proofErr w:type="spellStart"/>
+      <w:r>
+        <w:rPr>
+          <w:rFonts w:ascii="Consolas" w:eastAsia="Times New Roman" w:hAnsi="Consolas" w:cs="Times New Roman"/>
+          <w:color w:val="C9D1D9"/>
+          <w:sz w:val="21"/>
+          <w:szCs w:val="21"/>
+        </w:rPr>
+        <w:t>i</w:t>
+      </w:r>
+      <w:proofErr w:type="spellEnd"/>
+      <w:r>
+        <w:rPr>
+          <w:rFonts w:ascii="Consolas" w:eastAsia="Times New Roman" w:hAnsi="Consolas" w:cs="Times New Roman"/>
+          <w:color w:val="A5D6FF"/>
+          <w:sz w:val="21"/>
+          <w:szCs w:val="21"/>
+        </w:rPr>
+        <w:t>: "</w:t>
+      </w:r>
+      <w:r>
+        <w:rPr>
+          <w:rFonts w:ascii="Consolas" w:eastAsia="Times New Roman" w:hAnsi="Consolas" w:cs="Times New Roman"/>
+          <w:color w:val="BBBEBF"/>
+          <w:sz w:val="21"/>
+          <w:szCs w:val="21"/>
+        </w:rPr>
+        <w:t>;</w:t>
+      </w:r>
+    </w:p>
+    <w:p>
+      <w:pPr>
+        <w:shd w:val="clear" w:color="auto" w:fill="121314"/>
+        <w:spacing w:after="0" w:line="285" w:lineRule="atLeast"/>
+        <w:rPr>
+          <w:rFonts w:ascii="Consolas" w:eastAsia="Times New Roman" w:hAnsi="Consolas" w:cs="Times New Roman"/>
+          <w:color w:val="BBBEBF"/>
+          <w:sz w:val="21"/>
+          <w:szCs w:val="21"/>
+        </w:rPr>
+      </w:pPr>
+      <w:r>
+        <w:rPr>
+          <w:rFonts w:ascii="Consolas" w:eastAsia="Times New Roman" w:hAnsi="Consolas" w:cs="Times New Roman"/>
+          <w:color w:val="BBBEBF"/>
+          <w:sz w:val="21"/>
+          <w:szCs w:val="21"/>
+        </w:rPr>
+        <w:t xml:space="preserve">    </w:t>
+      </w:r>
+      <w:r>
+        <w:rPr>
+          <w:rFonts w:ascii="Consolas" w:eastAsia="Times New Roman" w:hAnsi="Consolas" w:cs="Times New Roman"/>
+          <w:color w:val="DCDCAA"/>
+          <w:sz w:val="21"/>
+          <w:szCs w:val="21"/>
+        </w:rPr>
+        <w:t>read</w:t>
+      </w:r>
+      <w:r>
+        <w:rPr>
+          <w:rFonts w:ascii="Consolas" w:eastAsia="Times New Roman" w:hAnsi="Consolas" w:cs="Times New Roman"/>
+          <w:color w:val="BBBEBF"/>
+          <w:sz w:val="21"/>
+          <w:szCs w:val="21"/>
+        </w:rPr>
+        <w:t xml:space="preserve"> </w:t>
+      </w:r>
+      <w:proofErr w:type="spellStart"/>
+      <w:r>
+        <w:rPr>
+          <w:rFonts w:ascii="Consolas" w:eastAsia="Times New Roman" w:hAnsi="Consolas" w:cs="Times New Roman"/>
+          <w:color w:val="A5D6FF"/>
+          <w:sz w:val="21"/>
+          <w:szCs w:val="21"/>
+        </w:rPr>
+        <w:t>course_name</w:t>
+      </w:r>
+      <w:proofErr w:type="spellEnd"/>
+      <w:r>
+        <w:rPr>
+          <w:rFonts w:ascii="Consolas" w:eastAsia="Times New Roman" w:hAnsi="Consolas" w:cs="Times New Roman"/>
+          <w:color w:val="BBBEBF"/>
+          <w:sz w:val="21"/>
+          <w:szCs w:val="21"/>
+        </w:rPr>
+        <w:t>;</w:t>
+      </w:r>
+    </w:p>
+    <w:p>
+      <w:pPr>
+        <w:shd w:val="clear" w:color="auto" w:fill="121314"/>
+        <w:spacing w:after="0" w:line="285" w:lineRule="atLeast"/>
+        <w:rPr>
+          <w:rFonts w:ascii="Consolas" w:eastAsia="Times New Roman" w:hAnsi="Consolas" w:cs="Times New Roman"/>
+          <w:color w:val="BBBEBF"/>
+          <w:sz w:val="21"/>
+          <w:szCs w:val="21"/>
+        </w:rPr>
+      </w:pPr>
+      <w:r>
+        <w:rPr>
+          <w:rFonts w:ascii="Consolas" w:eastAsia="Times New Roman" w:hAnsi="Consolas" w:cs="Times New Roman"/>
+          <w:color w:val="BBBEBF"/>
+          <w:sz w:val="21"/>
+          <w:szCs w:val="21"/>
+        </w:rPr>
+        <w:t xml:space="preserve">    </w:t>
+      </w:r>
+    </w:p>
+    <w:p>
+      <w:pPr>
+        <w:shd w:val="clear" w:color="auto" w:fill="121314"/>
+        <w:spacing w:after="0" w:line="285" w:lineRule="atLeast"/>
+        <w:rPr>
+          <w:rFonts w:ascii="Consolas" w:eastAsia="Times New Roman" w:hAnsi="Consolas" w:cs="Times New Roman"/>
+          <w:color w:val="BBBEBF"/>
+          <w:sz w:val="21"/>
+          <w:szCs w:val="21"/>
+        </w:rPr>
+      </w:pPr>
+      <w:r>
+        <w:rPr>
+          <w:rFonts w:ascii="Consolas" w:eastAsia="Times New Roman" w:hAnsi="Consolas" w:cs="Times New Roman"/>
+          <w:color w:val="BBBEBF"/>
+          <w:sz w:val="21"/>
+          <w:szCs w:val="21"/>
+        </w:rPr>
+        <w:t xml:space="preserve">    </w:t>
+      </w:r>
+      <w:r>
+        <w:rPr>
+          <w:rFonts w:ascii="Consolas" w:eastAsia="Times New Roman" w:hAnsi="Consolas" w:cs="Times New Roman"/>
+          <w:color w:val="8B949E"/>
+          <w:sz w:val="21"/>
+          <w:szCs w:val="21"/>
+        </w:rPr>
+        <w:t>#Telling user that provided course directory exist so user can provide different directory name</w:t>
+      </w:r>
+    </w:p>
+    <w:p>
+      <w:pPr>
+        <w:shd w:val="clear" w:color="auto" w:fill="121314"/>
+        <w:spacing w:after="0" w:line="285" w:lineRule="atLeast"/>
+        <w:rPr>
+          <w:rFonts w:ascii="Consolas" w:eastAsia="Times New Roman" w:hAnsi="Consolas" w:cs="Times New Roman"/>
+          <w:color w:val="BBBEBF"/>
+          <w:sz w:val="21"/>
+          <w:szCs w:val="21"/>
+        </w:rPr>
+      </w:pPr>
+      <w:r>
+        <w:rPr>
+          <w:rFonts w:ascii="Consolas" w:eastAsia="Times New Roman" w:hAnsi="Consolas" w:cs="Times New Roman"/>
+          <w:color w:val="BBBEBF"/>
+          <w:sz w:val="21"/>
+          <w:szCs w:val="21"/>
+        </w:rPr>
+        <w:t xml:space="preserve">    </w:t>
+      </w:r>
+      <w:r>
+        <w:rPr>
+          <w:rFonts w:ascii="Consolas" w:eastAsia="Times New Roman" w:hAnsi="Consolas" w:cs="Times New Roman"/>
+          <w:color w:val="C586C0"/>
+          <w:sz w:val="21"/>
+          <w:szCs w:val="21"/>
+        </w:rPr>
+        <w:t>while</w:t>
+      </w:r>
+      <w:r>
+        <w:rPr>
+          <w:rFonts w:ascii="Consolas" w:eastAsia="Times New Roman" w:hAnsi="Consolas" w:cs="Times New Roman"/>
+          <w:color w:val="BBBEBF"/>
+          <w:sz w:val="21"/>
+          <w:szCs w:val="21"/>
+        </w:rPr>
+        <w:t xml:space="preserve"> [[ </w:t>
+      </w:r>
+      <w:r>
+        <w:rPr>
+          <w:rFonts w:ascii="Consolas" w:eastAsia="Times New Roman" w:hAnsi="Consolas" w:cs="Times New Roman"/>
+          <w:color w:val="D4D4D4"/>
+          <w:sz w:val="21"/>
+          <w:szCs w:val="21"/>
+        </w:rPr>
+        <w:t>-d</w:t>
+      </w:r>
+      <w:r>
+        <w:rPr>
+          <w:rFonts w:ascii="Consolas" w:eastAsia="Times New Roman" w:hAnsi="Consolas" w:cs="Times New Roman"/>
+          <w:color w:val="BBBEBF"/>
+          <w:sz w:val="21"/>
+          <w:szCs w:val="21"/>
+        </w:rPr>
+        <w:t xml:space="preserve"> </w:t>
+      </w:r>
+      <w:r>
+        <w:rPr>
+          <w:rFonts w:ascii="Consolas" w:eastAsia="Times New Roman" w:hAnsi="Consolas" w:cs="Times New Roman"/>
+          <w:color w:val="A5D6FF"/>
+          <w:sz w:val="21"/>
+          <w:szCs w:val="21"/>
+        </w:rPr>
+        <w:t>"</w:t>
+      </w:r>
+      <w:r>
+        <w:rPr>
+          <w:rFonts w:ascii="Consolas" w:eastAsia="Times New Roman" w:hAnsi="Consolas" w:cs="Times New Roman"/>
+          <w:color w:val="C9D1D9"/>
+          <w:sz w:val="21"/>
+          <w:szCs w:val="21"/>
+        </w:rPr>
+        <w:t>$</w:t>
+      </w:r>
+      <w:proofErr w:type="spellStart"/>
+      <w:r>
+        <w:rPr>
+          <w:rFonts w:ascii="Consolas" w:eastAsia="Times New Roman" w:hAnsi="Consolas" w:cs="Times New Roman"/>
+          <w:color w:val="C9D1D9"/>
+          <w:sz w:val="21"/>
+          <w:szCs w:val="21"/>
+        </w:rPr>
+        <w:t>course_name</w:t>
+      </w:r>
+      <w:proofErr w:type="spellEnd"/>
+      <w:proofErr w:type="gramStart"/>
+      <w:r>
+        <w:rPr>
+          <w:rFonts w:ascii="Consolas" w:eastAsia="Times New Roman" w:hAnsi="Consolas" w:cs="Times New Roman"/>
+          <w:color w:val="A5D6FF"/>
+          <w:sz w:val="21"/>
+          <w:szCs w:val="21"/>
+        </w:rPr>
+        <w:t>"</w:t>
+      </w:r>
+      <w:r>
+        <w:rPr>
+          <w:rFonts w:ascii="Consolas" w:eastAsia="Times New Roman" w:hAnsi="Consolas" w:cs="Times New Roman"/>
+          <w:color w:val="BBBEBF"/>
+          <w:sz w:val="21"/>
+          <w:szCs w:val="21"/>
+        </w:rPr>
+        <w:t xml:space="preserve"> ]</w:t>
+      </w:r>
+      <w:proofErr w:type="gramEnd"/>
+      <w:r>
+        <w:rPr>
+          <w:rFonts w:ascii="Consolas" w:eastAsia="Times New Roman" w:hAnsi="Consolas" w:cs="Times New Roman"/>
+          <w:color w:val="BBBEBF"/>
+          <w:sz w:val="21"/>
+          <w:szCs w:val="21"/>
+        </w:rPr>
+        <w:t xml:space="preserve">]; </w:t>
+      </w:r>
+      <w:r>
+        <w:rPr>
+          <w:rFonts w:ascii="Consolas" w:eastAsia="Times New Roman" w:hAnsi="Consolas" w:cs="Times New Roman"/>
+          <w:color w:val="C586C0"/>
+          <w:sz w:val="21"/>
+          <w:szCs w:val="21"/>
+        </w:rPr>
+        <w:t>do</w:t>
+      </w:r>
+    </w:p>
+    <w:p>
+      <w:pPr>
+        <w:shd w:val="clear" w:color="auto" w:fill="121314"/>
+        <w:spacing w:after="0" w:line="285" w:lineRule="atLeast"/>
+        <w:rPr>
+          <w:rFonts w:ascii="Consolas" w:eastAsia="Times New Roman" w:hAnsi="Consolas" w:cs="Times New Roman"/>
+          <w:color w:val="BBBEBF"/>
+          <w:sz w:val="21"/>
+          <w:szCs w:val="21"/>
+        </w:rPr>
+      </w:pPr>
+      <w:r>
+        <w:rPr>
+          <w:rFonts w:ascii="Consolas" w:eastAsia="Times New Roman" w:hAnsi="Consolas" w:cs="Times New Roman"/>
+          <w:color w:val="BBBEBF"/>
+          <w:sz w:val="21"/>
+          <w:szCs w:val="21"/>
+        </w:rPr>
+        <w:t xml:space="preserve">        </w:t>
+      </w:r>
+      <w:r>
+        <w:rPr>
+          <w:rFonts w:ascii="Consolas" w:eastAsia="Times New Roman" w:hAnsi="Consolas" w:cs="Times New Roman"/>
+          <w:color w:val="DCDCAA"/>
+          <w:sz w:val="21"/>
+          <w:szCs w:val="21"/>
+        </w:rPr>
+        <w:t>echo</w:t>
+      </w:r>
+      <w:r>
+        <w:rPr>
+          <w:rFonts w:ascii="Consolas" w:eastAsia="Times New Roman" w:hAnsi="Consolas" w:cs="Times New Roman"/>
+          <w:color w:val="BBBEBF"/>
+          <w:sz w:val="21"/>
+          <w:szCs w:val="21"/>
+        </w:rPr>
+        <w:t xml:space="preserve"> </w:t>
+      </w:r>
+      <w:r>
+        <w:rPr>
+          <w:rFonts w:ascii="Consolas" w:eastAsia="Times New Roman" w:hAnsi="Consolas" w:cs="Times New Roman"/>
+          <w:color w:val="569CD6"/>
+          <w:sz w:val="21"/>
+          <w:szCs w:val="21"/>
+        </w:rPr>
+        <w:t>-n</w:t>
+      </w:r>
+      <w:r>
+        <w:rPr>
+          <w:rFonts w:ascii="Consolas" w:eastAsia="Times New Roman" w:hAnsi="Consolas" w:cs="Times New Roman"/>
+          <w:color w:val="BBBEBF"/>
+          <w:sz w:val="21"/>
+          <w:szCs w:val="21"/>
+        </w:rPr>
+        <w:t xml:space="preserve"> </w:t>
+      </w:r>
+      <w:r>
+        <w:rPr>
+          <w:rFonts w:ascii="Consolas" w:eastAsia="Times New Roman" w:hAnsi="Consolas" w:cs="Times New Roman"/>
+          <w:color w:val="A5D6FF"/>
+          <w:sz w:val="21"/>
+          <w:szCs w:val="21"/>
+        </w:rPr>
+        <w:t>"You have already created '</w:t>
+      </w:r>
+      <w:r>
+        <w:rPr>
+          <w:rFonts w:ascii="Consolas" w:eastAsia="Times New Roman" w:hAnsi="Consolas" w:cs="Times New Roman"/>
+          <w:color w:val="C9D1D9"/>
+          <w:sz w:val="21"/>
+          <w:szCs w:val="21"/>
+        </w:rPr>
+        <w:t>$</w:t>
+      </w:r>
+      <w:proofErr w:type="spellStart"/>
+      <w:r>
+        <w:rPr>
+          <w:rFonts w:ascii="Consolas" w:eastAsia="Times New Roman" w:hAnsi="Consolas" w:cs="Times New Roman"/>
+          <w:color w:val="C9D1D9"/>
+          <w:sz w:val="21"/>
+          <w:szCs w:val="21"/>
+        </w:rPr>
+        <w:t>course_name</w:t>
+      </w:r>
+      <w:proofErr w:type="spellEnd"/>
+      <w:r>
+        <w:rPr>
+          <w:rFonts w:ascii="Consolas" w:eastAsia="Times New Roman" w:hAnsi="Consolas" w:cs="Times New Roman"/>
+          <w:color w:val="A5D6FF"/>
+          <w:sz w:val="21"/>
+          <w:szCs w:val="21"/>
+        </w:rPr>
+        <w:t>' course directory, Enter different course name: "</w:t>
+      </w:r>
+      <w:r>
+        <w:rPr>
+          <w:rFonts w:ascii="Consolas" w:eastAsia="Times New Roman" w:hAnsi="Consolas" w:cs="Times New Roman"/>
+          <w:color w:val="BBBEBF"/>
+          <w:sz w:val="21"/>
+          <w:szCs w:val="21"/>
+        </w:rPr>
+        <w:t>;</w:t>
+      </w:r>
+    </w:p>
+    <w:p>
+      <w:pPr>
+        <w:shd w:val="clear" w:color="auto" w:fill="121314"/>
+        <w:spacing w:after="0" w:line="285" w:lineRule="atLeast"/>
+        <w:rPr>
+          <w:rFonts w:ascii="Consolas" w:eastAsia="Times New Roman" w:hAnsi="Consolas" w:cs="Times New Roman"/>
+          <w:color w:val="BBBEBF"/>
+          <w:sz w:val="21"/>
+          <w:szCs w:val="21"/>
+        </w:rPr>
+      </w:pPr>
+      <w:r>
+        <w:rPr>
+          <w:rFonts w:ascii="Consolas" w:eastAsia="Times New Roman" w:hAnsi="Consolas" w:cs="Times New Roman"/>
+          <w:color w:val="BBBEBF"/>
+          <w:sz w:val="21"/>
+          <w:szCs w:val="21"/>
+        </w:rPr>
+        <w:t xml:space="preserve">        </w:t>
+      </w:r>
+      <w:r>
+        <w:rPr>
+          <w:rFonts w:ascii="Consolas" w:eastAsia="Times New Roman" w:hAnsi="Consolas" w:cs="Times New Roman"/>
+          <w:color w:val="DCDCAA"/>
+          <w:sz w:val="21"/>
+          <w:szCs w:val="21"/>
+        </w:rPr>
+        <w:t>read</w:t>
+      </w:r>
+      <w:r>
+        <w:rPr>
+          <w:rFonts w:ascii="Consolas" w:eastAsia="Times New Roman" w:hAnsi="Consolas" w:cs="Times New Roman"/>
+          <w:color w:val="BBBEBF"/>
+          <w:sz w:val="21"/>
+          <w:szCs w:val="21"/>
+        </w:rPr>
+        <w:t xml:space="preserve"> </w:t>
+      </w:r>
+      <w:proofErr w:type="spellStart"/>
+      <w:r>
+        <w:rPr>
+          <w:rFonts w:ascii="Consolas" w:eastAsia="Times New Roman" w:hAnsi="Consolas" w:cs="Times New Roman"/>
+          <w:color w:val="A5D6FF"/>
+          <w:sz w:val="21"/>
+          <w:szCs w:val="21"/>
+        </w:rPr>
+        <w:t>course_name</w:t>
+      </w:r>
+      <w:proofErr w:type="spellEnd"/>
+      <w:r>
+        <w:rPr>
+          <w:rFonts w:ascii="Consolas" w:eastAsia="Times New Roman" w:hAnsi="Consolas" w:cs="Times New Roman"/>
+          <w:color w:val="BBBEBF"/>
+          <w:sz w:val="21"/>
+          <w:szCs w:val="21"/>
+        </w:rPr>
+        <w:t>;</w:t>
+      </w:r>
+    </w:p>
+    <w:p>
+      <w:pPr>
+        <w:shd w:val="clear" w:color="auto" w:fill="121314"/>
+        <w:spacing w:after="0" w:line="285" w:lineRule="atLeast"/>
+        <w:rPr>
+          <w:rFonts w:ascii="Consolas" w:eastAsia="Times New Roman" w:hAnsi="Consolas" w:cs="Times New Roman"/>
+          <w:color w:val="BBBEBF"/>
+          <w:sz w:val="21"/>
+          <w:szCs w:val="21"/>
+        </w:rPr>
+      </w:pPr>
+      <w:r>
+        <w:rPr>
+          <w:rFonts w:ascii="Consolas" w:eastAsia="Times New Roman" w:hAnsi="Consolas" w:cs="Times New Roman"/>
+          <w:color w:val="BBBEBF"/>
+          <w:sz w:val="21"/>
+          <w:szCs w:val="21"/>
+        </w:rPr>
+        <w:t xml:space="preserve">    </w:t>
+      </w:r>
+      <w:r>
+        <w:rPr>
+          <w:rFonts w:ascii="Consolas" w:eastAsia="Times New Roman" w:hAnsi="Consolas" w:cs="Times New Roman"/>
+          <w:color w:val="C586C0"/>
+          <w:sz w:val="21"/>
+          <w:szCs w:val="21"/>
+        </w:rPr>
+        <w:t>done</w:t>
+      </w:r>
+    </w:p>
+    <w:p>
+      <w:pPr>
+        <w:shd w:val="clear" w:color="auto" w:fill="121314"/>
+        <w:spacing w:after="0" w:line="285" w:lineRule="atLeast"/>
+        <w:rPr>
+          <w:rFonts w:ascii="Consolas" w:eastAsia="Times New Roman" w:hAnsi="Consolas" w:cs="Times New Roman"/>
+          <w:color w:val="BBBEBF"/>
+          <w:sz w:val="21"/>
+          <w:szCs w:val="21"/>
+        </w:rPr>
+      </w:pPr>
+      <w:r>
+        <w:rPr>
+          <w:rFonts w:ascii="Consolas" w:eastAsia="Times New Roman" w:hAnsi="Consolas" w:cs="Times New Roman"/>
+          <w:color w:val="BBBEBF"/>
+          <w:sz w:val="21"/>
+          <w:szCs w:val="21"/>
+        </w:rPr>
+        <w:t xml:space="preserve">    </w:t>
+      </w:r>
+      <w:proofErr w:type="spellStart"/>
+      <w:r>
+        <w:rPr>
+          <w:rFonts w:ascii="Consolas" w:eastAsia="Times New Roman" w:hAnsi="Consolas" w:cs="Times New Roman"/>
+          <w:color w:val="FFA657"/>
+          <w:sz w:val="21"/>
+          <w:szCs w:val="21"/>
+        </w:rPr>
+        <w:t>mkdir</w:t>
+      </w:r>
+      <w:proofErr w:type="spellEnd"/>
+      <w:r>
+        <w:rPr>
+          <w:rFonts w:ascii="Consolas" w:eastAsia="Times New Roman" w:hAnsi="Consolas" w:cs="Times New Roman"/>
+          <w:color w:val="BBBEBF"/>
+          <w:sz w:val="21"/>
+          <w:szCs w:val="21"/>
+        </w:rPr>
+        <w:t xml:space="preserve"> </w:t>
+      </w:r>
+      <w:r>
+        <w:rPr>
+          <w:rFonts w:ascii="Consolas" w:eastAsia="Times New Roman" w:hAnsi="Consolas" w:cs="Times New Roman"/>
+          <w:color w:val="A5D6FF"/>
+          <w:sz w:val="21"/>
+          <w:szCs w:val="21"/>
+        </w:rPr>
+        <w:t>"</w:t>
+      </w:r>
+      <w:r>
+        <w:rPr>
+          <w:rFonts w:ascii="Consolas" w:eastAsia="Times New Roman" w:hAnsi="Consolas" w:cs="Times New Roman"/>
+          <w:color w:val="C9D1D9"/>
+          <w:sz w:val="21"/>
+          <w:szCs w:val="21"/>
+        </w:rPr>
+        <w:t>$</w:t>
+      </w:r>
+      <w:proofErr w:type="spellStart"/>
+      <w:r>
+        <w:rPr>
+          <w:rFonts w:ascii="Consolas" w:eastAsia="Times New Roman" w:hAnsi="Consolas" w:cs="Times New Roman"/>
+          <w:color w:val="C9D1D9"/>
+          <w:sz w:val="21"/>
+          <w:szCs w:val="21"/>
+        </w:rPr>
+        <w:t>course_name</w:t>
+      </w:r>
+      <w:proofErr w:type="spellEnd"/>
+      <w:r>
+        <w:rPr>
+          <w:rFonts w:ascii="Consolas" w:eastAsia="Times New Roman" w:hAnsi="Consolas" w:cs="Times New Roman"/>
+          <w:color w:val="A5D6FF"/>
+          <w:sz w:val="21"/>
+          <w:szCs w:val="21"/>
+        </w:rPr>
+        <w:t>"</w:t>
+      </w:r>
+      <w:r>
+        <w:rPr>
+          <w:rFonts w:ascii="Consolas" w:eastAsia="Times New Roman" w:hAnsi="Consolas" w:cs="Times New Roman"/>
+          <w:color w:val="BBBEBF"/>
+          <w:sz w:val="21"/>
+          <w:szCs w:val="21"/>
+        </w:rPr>
+        <w:t>;</w:t>
+      </w:r>
+    </w:p>
+    <w:p>
+      <w:pPr>
+        <w:shd w:val="clear" w:color="auto" w:fill="121314"/>
+        <w:spacing w:after="0" w:line="285" w:lineRule="atLeast"/>
+        <w:rPr>
+          <w:rFonts w:ascii="Consolas" w:eastAsia="Times New Roman" w:hAnsi="Consolas" w:cs="Times New Roman"/>
+          <w:color w:val="BBBEBF"/>
+          <w:sz w:val="21"/>
+          <w:szCs w:val="21"/>
+        </w:rPr>
+      </w:pPr>
+      <w:r>
+        <w:rPr>
+          <w:rFonts w:ascii="Consolas" w:eastAsia="Times New Roman" w:hAnsi="Consolas" w:cs="Times New Roman"/>
+          <w:color w:val="BBBEBF"/>
+          <w:sz w:val="21"/>
+          <w:szCs w:val="21"/>
+        </w:rPr>
+        <w:t xml:space="preserve">    </w:t>
+      </w:r>
+      <w:r>
+        <w:rPr>
+          <w:rFonts w:ascii="Consolas" w:eastAsia="Times New Roman" w:hAnsi="Consolas" w:cs="Times New Roman"/>
+          <w:color w:val="DCDCAA"/>
+          <w:sz w:val="21"/>
+          <w:szCs w:val="21"/>
+        </w:rPr>
+        <w:t>cd</w:t>
+      </w:r>
+      <w:r>
+        <w:rPr>
+          <w:rFonts w:ascii="Consolas" w:eastAsia="Times New Roman" w:hAnsi="Consolas" w:cs="Times New Roman"/>
+          <w:color w:val="BBBEBF"/>
+          <w:sz w:val="21"/>
+          <w:szCs w:val="21"/>
+        </w:rPr>
+        <w:t xml:space="preserve"> </w:t>
+      </w:r>
+      <w:r>
+        <w:rPr>
+          <w:rFonts w:ascii="Consolas" w:eastAsia="Times New Roman" w:hAnsi="Consolas" w:cs="Times New Roman"/>
+          <w:color w:val="A5D6FF"/>
+          <w:sz w:val="21"/>
+          <w:szCs w:val="21"/>
+        </w:rPr>
+        <w:t>"</w:t>
+      </w:r>
+      <w:r>
+        <w:rPr>
+          <w:rFonts w:ascii="Consolas" w:eastAsia="Times New Roman" w:hAnsi="Consolas" w:cs="Times New Roman"/>
+          <w:color w:val="C9D1D9"/>
+          <w:sz w:val="21"/>
+          <w:szCs w:val="21"/>
+        </w:rPr>
+        <w:t>$</w:t>
+      </w:r>
+      <w:proofErr w:type="spellStart"/>
+      <w:r>
+        <w:rPr>
+          <w:rFonts w:ascii="Consolas" w:eastAsia="Times New Roman" w:hAnsi="Consolas" w:cs="Times New Roman"/>
+          <w:color w:val="C9D1D9"/>
+          <w:sz w:val="21"/>
+          <w:szCs w:val="21"/>
+        </w:rPr>
+        <w:t>course_name</w:t>
+      </w:r>
+      <w:proofErr w:type="spellEnd"/>
+      <w:r>
+        <w:rPr>
+          <w:rFonts w:ascii="Consolas" w:eastAsia="Times New Roman" w:hAnsi="Consolas" w:cs="Times New Roman"/>
+          <w:color w:val="A5D6FF"/>
+          <w:sz w:val="21"/>
+          <w:szCs w:val="21"/>
+        </w:rPr>
+        <w:t>"</w:t>
+      </w:r>
+      <w:r>
+        <w:rPr>
+          <w:rFonts w:ascii="Consolas" w:eastAsia="Times New Roman" w:hAnsi="Consolas" w:cs="Times New Roman"/>
+          <w:color w:val="BBBEBF"/>
+          <w:sz w:val="21"/>
+          <w:szCs w:val="21"/>
+        </w:rPr>
+        <w:t>;</w:t>
+      </w:r>
+    </w:p>
+    <w:p>
+      <w:pPr>
+        <w:shd w:val="clear" w:color="auto" w:fill="121314"/>
+        <w:spacing w:after="0" w:line="285" w:lineRule="atLeast"/>
+        <w:rPr>
+          <w:rFonts w:ascii="Consolas" w:eastAsia="Times New Roman" w:hAnsi="Consolas" w:cs="Times New Roman"/>
+          <w:color w:val="BBBEBF"/>
+          <w:sz w:val="21"/>
+          <w:szCs w:val="21"/>
+        </w:rPr>
+      </w:pPr>
+      <w:r>
+        <w:rPr>
+          <w:rFonts w:ascii="Consolas" w:eastAsia="Times New Roman" w:hAnsi="Consolas" w:cs="Times New Roman"/>
+          <w:color w:val="BBBEBF"/>
+          <w:sz w:val="21"/>
+          <w:szCs w:val="21"/>
+        </w:rPr>
+        <w:t xml:space="preserve">    </w:t>
+      </w:r>
+      <w:r>
+        <w:rPr>
+          <w:rFonts w:ascii="Consolas" w:eastAsia="Times New Roman" w:hAnsi="Consolas" w:cs="Times New Roman"/>
+          <w:color w:val="DCDCAA"/>
+          <w:sz w:val="21"/>
+          <w:szCs w:val="21"/>
+        </w:rPr>
+        <w:t>echo</w:t>
+      </w:r>
+      <w:r>
+        <w:rPr>
+          <w:rFonts w:ascii="Consolas" w:eastAsia="Times New Roman" w:hAnsi="Consolas" w:cs="Times New Roman"/>
+          <w:color w:val="BBBEBF"/>
+          <w:sz w:val="21"/>
+          <w:szCs w:val="21"/>
+        </w:rPr>
+        <w:t xml:space="preserve"> </w:t>
+      </w:r>
+      <w:r>
+        <w:rPr>
+          <w:rFonts w:ascii="Consolas" w:eastAsia="Times New Roman" w:hAnsi="Consolas" w:cs="Times New Roman"/>
+          <w:color w:val="569CD6"/>
+          <w:sz w:val="21"/>
+          <w:szCs w:val="21"/>
+        </w:rPr>
+        <w:t>-e</w:t>
+      </w:r>
+      <w:r>
+        <w:rPr>
+          <w:rFonts w:ascii="Consolas" w:eastAsia="Times New Roman" w:hAnsi="Consolas" w:cs="Times New Roman"/>
+          <w:color w:val="BBBEBF"/>
+          <w:sz w:val="21"/>
+          <w:szCs w:val="21"/>
+        </w:rPr>
+        <w:t xml:space="preserve"> </w:t>
+      </w:r>
+      <w:r>
+        <w:rPr>
+          <w:rFonts w:ascii="Consolas" w:eastAsia="Times New Roman" w:hAnsi="Consolas" w:cs="Times New Roman"/>
+          <w:color w:val="A5D6FF"/>
+          <w:sz w:val="21"/>
+          <w:szCs w:val="21"/>
+        </w:rPr>
+        <w:t>"\n"</w:t>
+      </w:r>
+      <w:r>
+        <w:rPr>
+          <w:rFonts w:ascii="Consolas" w:eastAsia="Times New Roman" w:hAnsi="Consolas" w:cs="Times New Roman"/>
+          <w:color w:val="BBBEBF"/>
+          <w:sz w:val="21"/>
+          <w:szCs w:val="21"/>
+        </w:rPr>
+        <w:t>;</w:t>
+      </w:r>
+    </w:p>
+    <w:p>
+      <w:pPr>
+        <w:shd w:val="clear" w:color="auto" w:fill="121314"/>
+        <w:spacing w:after="0" w:line="285" w:lineRule="atLeast"/>
+        <w:rPr>
+          <w:rFonts w:ascii="Consolas" w:eastAsia="Times New Roman" w:hAnsi="Consolas" w:cs="Times New Roman"/>
+          <w:color w:val="BBBEBF"/>
+          <w:sz w:val="21"/>
+          <w:szCs w:val="21"/>
+        </w:rPr>
+      </w:pPr>
+      <w:r>
+        <w:rPr>
+          <w:rFonts w:ascii="Consolas" w:eastAsia="Times New Roman" w:hAnsi="Consolas" w:cs="Times New Roman"/>
+          <w:color w:val="BBBEBF"/>
+          <w:sz w:val="21"/>
+          <w:szCs w:val="21"/>
+        </w:rPr>
+        <w:t xml:space="preserve">    </w:t>
+      </w:r>
+      <w:r>
+        <w:rPr>
+          <w:rFonts w:ascii="Consolas" w:eastAsia="Times New Roman" w:hAnsi="Consolas" w:cs="Times New Roman"/>
+          <w:color w:val="C9D1D9"/>
+          <w:sz w:val="21"/>
+          <w:szCs w:val="21"/>
+        </w:rPr>
+        <w:t>j</w:t>
+      </w:r>
+      <w:r>
+        <w:rPr>
+          <w:rFonts w:ascii="Consolas" w:eastAsia="Times New Roman" w:hAnsi="Consolas" w:cs="Times New Roman"/>
+          <w:color w:val="D4D4D4"/>
+          <w:sz w:val="21"/>
+          <w:szCs w:val="21"/>
+        </w:rPr>
+        <w:t>=</w:t>
+      </w:r>
+      <w:r>
+        <w:rPr>
+          <w:rFonts w:ascii="Consolas" w:eastAsia="Times New Roman" w:hAnsi="Consolas" w:cs="Times New Roman"/>
+          <w:color w:val="A5D6FF"/>
+          <w:sz w:val="21"/>
+          <w:szCs w:val="21"/>
+        </w:rPr>
+        <w:t>1</w:t>
+      </w:r>
+      <w:r>
+        <w:rPr>
+          <w:rFonts w:ascii="Consolas" w:eastAsia="Times New Roman" w:hAnsi="Consolas" w:cs="Times New Roman"/>
+          <w:color w:val="BBBEBF"/>
+          <w:sz w:val="21"/>
+          <w:szCs w:val="21"/>
+        </w:rPr>
+        <w:t>;</w:t>
+      </w:r>
+    </w:p>
+    <w:p>
+      <w:pPr>
+        <w:shd w:val="clear" w:color="auto" w:fill="121314"/>
+        <w:spacing w:after="0" w:line="285" w:lineRule="atLeast"/>
+        <w:rPr>
+          <w:rFonts w:ascii="Consolas" w:eastAsia="Times New Roman" w:hAnsi="Consolas" w:cs="Times New Roman"/>
+          <w:color w:val="BBBEBF"/>
+          <w:sz w:val="21"/>
+          <w:szCs w:val="21"/>
+        </w:rPr>
+      </w:pPr>
+      <w:r>
+        <w:rPr>
+          <w:rFonts w:ascii="Consolas" w:eastAsia="Times New Roman" w:hAnsi="Consolas" w:cs="Times New Roman"/>
+          <w:color w:val="BBBEBF"/>
+          <w:sz w:val="21"/>
+          <w:szCs w:val="21"/>
+        </w:rPr>
+        <w:t xml:space="preserve">    </w:t>
+      </w:r>
+      <w:r>
+        <w:rPr>
+          <w:rFonts w:ascii="Consolas" w:eastAsia="Times New Roman" w:hAnsi="Consolas" w:cs="Times New Roman"/>
+          <w:color w:val="C586C0"/>
+          <w:sz w:val="21"/>
+          <w:szCs w:val="21"/>
+        </w:rPr>
+        <w:t>for</w:t>
+      </w:r>
+      <w:r>
+        <w:rPr>
+          <w:rFonts w:ascii="Consolas" w:eastAsia="Times New Roman" w:hAnsi="Consolas" w:cs="Times New Roman"/>
+          <w:color w:val="BBBEBF"/>
+          <w:sz w:val="21"/>
+          <w:szCs w:val="21"/>
+        </w:rPr>
+        <w:t xml:space="preserve"> </w:t>
+      </w:r>
+      <w:proofErr w:type="spellStart"/>
+      <w:r>
+        <w:rPr>
+          <w:rFonts w:ascii="Consolas" w:eastAsia="Times New Roman" w:hAnsi="Consolas" w:cs="Times New Roman"/>
+          <w:color w:val="C9D1D9"/>
+          <w:sz w:val="21"/>
+          <w:szCs w:val="21"/>
+        </w:rPr>
+        <w:t>dir</w:t>
+      </w:r>
+      <w:proofErr w:type="spellEnd"/>
+      <w:r>
+        <w:rPr>
+          <w:rFonts w:ascii="Consolas" w:eastAsia="Times New Roman" w:hAnsi="Consolas" w:cs="Times New Roman"/>
+          <w:color w:val="BBBEBF"/>
+          <w:sz w:val="21"/>
+          <w:szCs w:val="21"/>
+        </w:rPr>
+        <w:t xml:space="preserve"> </w:t>
+      </w:r>
+      <w:r>
+        <w:rPr>
+          <w:rFonts w:ascii="Consolas" w:eastAsia="Times New Roman" w:hAnsi="Consolas" w:cs="Times New Roman"/>
+          <w:color w:val="C586C0"/>
+          <w:sz w:val="21"/>
+          <w:szCs w:val="21"/>
+        </w:rPr>
+        <w:t>in</w:t>
+      </w:r>
+      <w:r>
+        <w:rPr>
+          <w:rFonts w:ascii="Consolas" w:eastAsia="Times New Roman" w:hAnsi="Consolas" w:cs="Times New Roman"/>
+          <w:color w:val="BBBEBF"/>
+          <w:sz w:val="21"/>
+          <w:szCs w:val="21"/>
+        </w:rPr>
+        <w:t xml:space="preserve"> </w:t>
+      </w:r>
+      <w:r>
+        <w:rPr>
+          <w:rFonts w:ascii="Consolas" w:eastAsia="Times New Roman" w:hAnsi="Consolas" w:cs="Times New Roman"/>
+          <w:color w:val="A5D6FF"/>
+          <w:sz w:val="21"/>
+          <w:szCs w:val="21"/>
+        </w:rPr>
+        <w:t>"${</w:t>
+      </w:r>
+      <w:proofErr w:type="spellStart"/>
+      <w:proofErr w:type="gramStart"/>
+      <w:r>
+        <w:rPr>
+          <w:rFonts w:ascii="Consolas" w:eastAsia="Times New Roman" w:hAnsi="Consolas" w:cs="Times New Roman"/>
+          <w:color w:val="C9D1D9"/>
+          <w:sz w:val="21"/>
+          <w:szCs w:val="21"/>
+        </w:rPr>
+        <w:t>courseDir</w:t>
+      </w:r>
+      <w:proofErr w:type="spellEnd"/>
+      <w:r>
+        <w:rPr>
+          <w:rFonts w:ascii="Consolas" w:eastAsia="Times New Roman" w:hAnsi="Consolas" w:cs="Times New Roman"/>
+          <w:color w:val="A5D6FF"/>
+          <w:sz w:val="21"/>
+          <w:szCs w:val="21"/>
+        </w:rPr>
+        <w:t>[</w:t>
+      </w:r>
+      <w:proofErr w:type="gramEnd"/>
+      <w:r>
+        <w:rPr>
+          <w:rFonts w:ascii="Consolas" w:eastAsia="Times New Roman" w:hAnsi="Consolas" w:cs="Times New Roman"/>
+          <w:color w:val="D4D4D4"/>
+          <w:sz w:val="21"/>
+          <w:szCs w:val="21"/>
+        </w:rPr>
+        <w:t>@</w:t>
+      </w:r>
+      <w:r>
+        <w:rPr>
+          <w:rFonts w:ascii="Consolas" w:eastAsia="Times New Roman" w:hAnsi="Consolas" w:cs="Times New Roman"/>
+          <w:color w:val="A5D6FF"/>
+          <w:sz w:val="21"/>
+          <w:szCs w:val="21"/>
+        </w:rPr>
+        <w:t>]}"</w:t>
+      </w:r>
+      <w:r>
+        <w:rPr>
+          <w:rFonts w:ascii="Consolas" w:eastAsia="Times New Roman" w:hAnsi="Consolas" w:cs="Times New Roman"/>
+          <w:color w:val="BBBEBF"/>
+          <w:sz w:val="21"/>
+          <w:szCs w:val="21"/>
+        </w:rPr>
+        <w:t xml:space="preserve">; </w:t>
+      </w:r>
+      <w:r>
+        <w:rPr>
+          <w:rFonts w:ascii="Consolas" w:eastAsia="Times New Roman" w:hAnsi="Consolas" w:cs="Times New Roman"/>
+          <w:color w:val="C586C0"/>
+          <w:sz w:val="21"/>
+          <w:szCs w:val="21"/>
+        </w:rPr>
+        <w:t>do</w:t>
+      </w:r>
+    </w:p>
+    <w:p>
+      <w:pPr>
+        <w:shd w:val="clear" w:color="auto" w:fill="121314"/>
+        <w:spacing w:after="0" w:line="285" w:lineRule="atLeast"/>
+        <w:rPr>
+          <w:rFonts w:ascii="Consolas" w:eastAsia="Times New Roman" w:hAnsi="Consolas" w:cs="Times New Roman"/>
+          <w:color w:val="BBBEBF"/>
+          <w:sz w:val="21"/>
+          <w:szCs w:val="21"/>
+        </w:rPr>
+      </w:pPr>
+      <w:r>
+        <w:rPr>
+          <w:rFonts w:ascii="Consolas" w:eastAsia="Times New Roman" w:hAnsi="Consolas" w:cs="Times New Roman"/>
+          <w:color w:val="BBBEBF"/>
+          <w:sz w:val="21"/>
+          <w:szCs w:val="21"/>
+        </w:rPr>
+        <w:t xml:space="preserve">        </w:t>
+      </w:r>
+      <w:r>
+        <w:rPr>
+          <w:rFonts w:ascii="Consolas" w:eastAsia="Times New Roman" w:hAnsi="Consolas" w:cs="Times New Roman"/>
+          <w:color w:val="DCDCAA"/>
+          <w:sz w:val="21"/>
+          <w:szCs w:val="21"/>
+        </w:rPr>
+        <w:t>echo</w:t>
+      </w:r>
+      <w:r>
+        <w:rPr>
+          <w:rFonts w:ascii="Consolas" w:eastAsia="Times New Roman" w:hAnsi="Consolas" w:cs="Times New Roman"/>
+          <w:color w:val="BBBEBF"/>
+          <w:sz w:val="21"/>
+          <w:szCs w:val="21"/>
+        </w:rPr>
+        <w:t xml:space="preserve"> </w:t>
+      </w:r>
+      <w:r>
+        <w:rPr>
+          <w:rFonts w:ascii="Consolas" w:eastAsia="Times New Roman" w:hAnsi="Consolas" w:cs="Times New Roman"/>
+          <w:color w:val="A5D6FF"/>
+          <w:sz w:val="21"/>
+          <w:szCs w:val="21"/>
+        </w:rPr>
+        <w:t>"</w:t>
+      </w:r>
+      <w:r>
+        <w:rPr>
+          <w:rFonts w:ascii="Consolas" w:eastAsia="Times New Roman" w:hAnsi="Consolas" w:cs="Times New Roman"/>
+          <w:color w:val="C9D1D9"/>
+          <w:sz w:val="21"/>
+          <w:szCs w:val="21"/>
+        </w:rPr>
+        <w:t>$j</w:t>
+      </w:r>
+      <w:r>
+        <w:rPr>
+          <w:rFonts w:ascii="Consolas" w:eastAsia="Times New Roman" w:hAnsi="Consolas" w:cs="Times New Roman"/>
+          <w:color w:val="A5D6FF"/>
+          <w:sz w:val="21"/>
+          <w:szCs w:val="21"/>
+        </w:rPr>
+        <w:t xml:space="preserve">. </w:t>
+      </w:r>
+      <w:r>
+        <w:rPr>
+          <w:rFonts w:ascii="Consolas" w:eastAsia="Times New Roman" w:hAnsi="Consolas" w:cs="Times New Roman"/>
+          <w:color w:val="C9D1D9"/>
+          <w:sz w:val="21"/>
+          <w:szCs w:val="21"/>
+        </w:rPr>
+        <w:t>$</w:t>
+      </w:r>
+      <w:proofErr w:type="spellStart"/>
+      <w:r>
+        <w:rPr>
+          <w:rFonts w:ascii="Consolas" w:eastAsia="Times New Roman" w:hAnsi="Consolas" w:cs="Times New Roman"/>
+          <w:color w:val="C9D1D9"/>
+          <w:sz w:val="21"/>
+          <w:szCs w:val="21"/>
+        </w:rPr>
+        <w:t>dir</w:t>
+      </w:r>
+      <w:proofErr w:type="spellEnd"/>
+      <w:r>
+        <w:rPr>
+          <w:rFonts w:ascii="Consolas" w:eastAsia="Times New Roman" w:hAnsi="Consolas" w:cs="Times New Roman"/>
+          <w:color w:val="A5D6FF"/>
+          <w:sz w:val="21"/>
+          <w:szCs w:val="21"/>
+        </w:rPr>
+        <w:t>"</w:t>
+      </w:r>
+      <w:r>
+        <w:rPr>
+          <w:rFonts w:ascii="Consolas" w:eastAsia="Times New Roman" w:hAnsi="Consolas" w:cs="Times New Roman"/>
+          <w:color w:val="BBBEBF"/>
+          <w:sz w:val="21"/>
+          <w:szCs w:val="21"/>
+        </w:rPr>
+        <w:t>;</w:t>
+      </w:r>
+    </w:p>
+    <w:p>
+      <w:pPr>
+        <w:shd w:val="clear" w:color="auto" w:fill="121314"/>
+        <w:spacing w:after="0" w:line="285" w:lineRule="atLeast"/>
+        <w:rPr>
+          <w:rFonts w:ascii="Consolas" w:eastAsia="Times New Roman" w:hAnsi="Consolas" w:cs="Times New Roman"/>
+          <w:color w:val="BBBEBF"/>
+          <w:sz w:val="21"/>
+          <w:szCs w:val="21"/>
+        </w:rPr>
+      </w:pPr>
+      <w:r>
+        <w:rPr>
+          <w:rFonts w:ascii="Consolas" w:eastAsia="Times New Roman" w:hAnsi="Consolas" w:cs="Times New Roman"/>
+          <w:color w:val="BBBEBF"/>
+          <w:sz w:val="21"/>
+          <w:szCs w:val="21"/>
+        </w:rPr>
+        <w:t>        ((</w:t>
+      </w:r>
+      <w:proofErr w:type="spellStart"/>
+      <w:r>
+        <w:rPr>
+          <w:rFonts w:ascii="Consolas" w:eastAsia="Times New Roman" w:hAnsi="Consolas" w:cs="Times New Roman"/>
+          <w:color w:val="C9D1D9"/>
+          <w:sz w:val="21"/>
+          <w:szCs w:val="21"/>
+        </w:rPr>
+        <w:t>j</w:t>
+      </w:r>
+      <w:r>
+        <w:rPr>
+          <w:rFonts w:ascii="Consolas" w:eastAsia="Times New Roman" w:hAnsi="Consolas" w:cs="Times New Roman"/>
+          <w:color w:val="D4D4D4"/>
+          <w:sz w:val="21"/>
+          <w:szCs w:val="21"/>
+        </w:rPr>
+        <w:t>++</w:t>
+      </w:r>
+      <w:proofErr w:type="spellEnd"/>
+      <w:r>
+        <w:rPr>
+          <w:rFonts w:ascii="Consolas" w:eastAsia="Times New Roman" w:hAnsi="Consolas" w:cs="Times New Roman"/>
+          <w:color w:val="BBBEBF"/>
+          <w:sz w:val="21"/>
+          <w:szCs w:val="21"/>
+        </w:rPr>
+        <w:t>));</w:t>
+      </w:r>
+    </w:p>
+    <w:p>
+      <w:pPr>
+        <w:shd w:val="clear" w:color="auto" w:fill="121314"/>
+        <w:spacing w:after="0" w:line="285" w:lineRule="atLeast"/>
+        <w:rPr>
+          <w:rFonts w:ascii="Consolas" w:eastAsia="Times New Roman" w:hAnsi="Consolas" w:cs="Times New Roman"/>
+          <w:color w:val="BBBEBF"/>
+          <w:sz w:val="21"/>
+          <w:szCs w:val="21"/>
+        </w:rPr>
+      </w:pPr>
+      <w:r>
+        <w:rPr>
+          <w:rFonts w:ascii="Consolas" w:eastAsia="Times New Roman" w:hAnsi="Consolas" w:cs="Times New Roman"/>
+          <w:color w:val="BBBEBF"/>
+          <w:sz w:val="21"/>
+          <w:szCs w:val="21"/>
+        </w:rPr>
+        <w:t xml:space="preserve">    </w:t>
+      </w:r>
+      <w:r>
+        <w:rPr>
+          <w:rFonts w:ascii="Consolas" w:eastAsia="Times New Roman" w:hAnsi="Consolas" w:cs="Times New Roman"/>
+          <w:color w:val="C586C0"/>
+          <w:sz w:val="21"/>
+          <w:szCs w:val="21"/>
+        </w:rPr>
+        <w:t>done</w:t>
+      </w:r>
+    </w:p>
+    <w:p>
+      <w:pPr>
+        <w:shd w:val="clear" w:color="auto" w:fill="121314"/>
+        <w:spacing w:after="0" w:line="285" w:lineRule="atLeast"/>
+        <w:rPr>
+          <w:rFonts w:ascii="Consolas" w:eastAsia="Times New Roman" w:hAnsi="Consolas" w:cs="Times New Roman"/>
+          <w:color w:val="BBBEBF"/>
+          <w:sz w:val="21"/>
+          <w:szCs w:val="21"/>
+        </w:rPr>
+      </w:pPr>
+    </w:p>
+    <w:p>
+      <w:pPr>
+        <w:shd w:val="clear" w:color="auto" w:fill="121314"/>
+        <w:spacing w:after="0" w:line="285" w:lineRule="atLeast"/>
+        <w:rPr>
+          <w:rFonts w:ascii="Consolas" w:eastAsia="Times New Roman" w:hAnsi="Consolas" w:cs="Times New Roman"/>
+          <w:color w:val="BBBEBF"/>
+          <w:sz w:val="21"/>
+          <w:szCs w:val="21"/>
+        </w:rPr>
+      </w:pPr>
+      <w:r>
+        <w:rPr>
+          <w:rFonts w:ascii="Consolas" w:eastAsia="Times New Roman" w:hAnsi="Consolas" w:cs="Times New Roman"/>
+          <w:color w:val="BBBEBF"/>
+          <w:sz w:val="21"/>
+          <w:szCs w:val="21"/>
+        </w:rPr>
+        <w:t xml:space="preserve">    </w:t>
+      </w:r>
+      <w:r>
+        <w:rPr>
+          <w:rFonts w:ascii="Consolas" w:eastAsia="Times New Roman" w:hAnsi="Consolas" w:cs="Times New Roman"/>
+          <w:color w:val="8B949E"/>
+          <w:sz w:val="21"/>
+          <w:szCs w:val="21"/>
+        </w:rPr>
+        <w:t>#Validating user choice to decide whether SDS can create directories for the user if the user chose yes or y the SDS instantly creates the directories for the user</w:t>
+      </w:r>
+    </w:p>
+    <w:p>
+      <w:pPr>
+        <w:shd w:val="clear" w:color="auto" w:fill="121314"/>
+        <w:spacing w:after="0" w:line="285" w:lineRule="atLeast"/>
+        <w:rPr>
+          <w:rFonts w:ascii="Consolas" w:eastAsia="Times New Roman" w:hAnsi="Consolas" w:cs="Times New Roman"/>
+          <w:color w:val="BBBEBF"/>
+          <w:sz w:val="21"/>
+          <w:szCs w:val="21"/>
+        </w:rPr>
+      </w:pPr>
+    </w:p>
+    <w:p>
+      <w:pPr>
+        <w:shd w:val="clear" w:color="auto" w:fill="121314"/>
+        <w:spacing w:after="0" w:line="285" w:lineRule="atLeast"/>
+        <w:rPr>
+          <w:rFonts w:ascii="Consolas" w:eastAsia="Times New Roman" w:hAnsi="Consolas" w:cs="Times New Roman"/>
+          <w:color w:val="BBBEBF"/>
+          <w:sz w:val="21"/>
+          <w:szCs w:val="21"/>
+        </w:rPr>
+      </w:pPr>
+      <w:r>
+        <w:rPr>
+          <w:rFonts w:ascii="Consolas" w:eastAsia="Times New Roman" w:hAnsi="Consolas" w:cs="Times New Roman"/>
+          <w:color w:val="BBBEBF"/>
+          <w:sz w:val="21"/>
+          <w:szCs w:val="21"/>
+        </w:rPr>
+        <w:t xml:space="preserve">    </w:t>
+      </w:r>
+      <w:r>
+        <w:rPr>
+          <w:rFonts w:ascii="Consolas" w:eastAsia="Times New Roman" w:hAnsi="Consolas" w:cs="Times New Roman"/>
+          <w:color w:val="DCDCAA"/>
+          <w:sz w:val="21"/>
+          <w:szCs w:val="21"/>
+        </w:rPr>
+        <w:t>echo</w:t>
+      </w:r>
+      <w:r>
+        <w:rPr>
+          <w:rFonts w:ascii="Consolas" w:eastAsia="Times New Roman" w:hAnsi="Consolas" w:cs="Times New Roman"/>
+          <w:color w:val="BBBEBF"/>
+          <w:sz w:val="21"/>
+          <w:szCs w:val="21"/>
+        </w:rPr>
+        <w:t xml:space="preserve"> </w:t>
+      </w:r>
+      <w:r>
+        <w:rPr>
+          <w:rFonts w:ascii="Consolas" w:eastAsia="Times New Roman" w:hAnsi="Consolas" w:cs="Times New Roman"/>
+          <w:color w:val="569CD6"/>
+          <w:sz w:val="21"/>
+          <w:szCs w:val="21"/>
+        </w:rPr>
+        <w:t>-ne</w:t>
+      </w:r>
+      <w:r>
+        <w:rPr>
+          <w:rFonts w:ascii="Consolas" w:eastAsia="Times New Roman" w:hAnsi="Consolas" w:cs="Times New Roman"/>
+          <w:color w:val="BBBEBF"/>
+          <w:sz w:val="21"/>
+          <w:szCs w:val="21"/>
+        </w:rPr>
+        <w:t xml:space="preserve"> </w:t>
+      </w:r>
+      <w:r>
+        <w:rPr>
+          <w:rFonts w:ascii="Consolas" w:eastAsia="Times New Roman" w:hAnsi="Consolas" w:cs="Times New Roman"/>
+          <w:color w:val="A5D6FF"/>
+          <w:sz w:val="21"/>
+          <w:szCs w:val="21"/>
+        </w:rPr>
+        <w:t>"\</w:t>
+      </w:r>
+      <w:proofErr w:type="spellStart"/>
+      <w:r>
+        <w:rPr>
+          <w:rFonts w:ascii="Consolas" w:eastAsia="Times New Roman" w:hAnsi="Consolas" w:cs="Times New Roman"/>
+          <w:color w:val="A5D6FF"/>
+          <w:sz w:val="21"/>
+          <w:szCs w:val="21"/>
+        </w:rPr>
+        <w:t>nCan</w:t>
+      </w:r>
+      <w:proofErr w:type="spellEnd"/>
+      <w:r>
+        <w:rPr>
+          <w:rFonts w:ascii="Consolas" w:eastAsia="Times New Roman" w:hAnsi="Consolas" w:cs="Times New Roman"/>
+          <w:color w:val="A5D6FF"/>
+          <w:sz w:val="21"/>
+          <w:szCs w:val="21"/>
+        </w:rPr>
+        <w:t xml:space="preserve"> SDS create above directories in </w:t>
+      </w:r>
+      <w:r>
+        <w:rPr>
+          <w:rFonts w:ascii="Consolas" w:eastAsia="Times New Roman" w:hAnsi="Consolas" w:cs="Times New Roman"/>
+          <w:color w:val="C9D1D9"/>
+          <w:sz w:val="21"/>
+          <w:szCs w:val="21"/>
+        </w:rPr>
+        <w:t>$</w:t>
+      </w:r>
+      <w:proofErr w:type="spellStart"/>
+      <w:r>
+        <w:rPr>
+          <w:rFonts w:ascii="Consolas" w:eastAsia="Times New Roman" w:hAnsi="Consolas" w:cs="Times New Roman"/>
+          <w:color w:val="C9D1D9"/>
+          <w:sz w:val="21"/>
+          <w:szCs w:val="21"/>
+        </w:rPr>
+        <w:t>course_name</w:t>
+      </w:r>
+      <w:proofErr w:type="spellEnd"/>
+      <w:r>
+        <w:rPr>
+          <w:rFonts w:ascii="Consolas" w:eastAsia="Times New Roman" w:hAnsi="Consolas" w:cs="Times New Roman"/>
+          <w:color w:val="A5D6FF"/>
+          <w:sz w:val="21"/>
+          <w:szCs w:val="21"/>
+        </w:rPr>
+        <w:t>? Y/N: "</w:t>
+      </w:r>
+      <w:r>
+        <w:rPr>
+          <w:rFonts w:ascii="Consolas" w:eastAsia="Times New Roman" w:hAnsi="Consolas" w:cs="Times New Roman"/>
+          <w:color w:val="BBBEBF"/>
+          <w:sz w:val="21"/>
+          <w:szCs w:val="21"/>
+        </w:rPr>
+        <w:t>;</w:t>
+      </w:r>
+    </w:p>
+    <w:p>
+      <w:pPr>
+        <w:shd w:val="clear" w:color="auto" w:fill="121314"/>
+        <w:spacing w:after="0" w:line="285" w:lineRule="atLeast"/>
+        <w:rPr>
+          <w:rFonts w:ascii="Consolas" w:eastAsia="Times New Roman" w:hAnsi="Consolas" w:cs="Times New Roman"/>
+          <w:color w:val="BBBEBF"/>
+          <w:sz w:val="21"/>
+          <w:szCs w:val="21"/>
+        </w:rPr>
+      </w:pPr>
+      <w:r>
+        <w:rPr>
+          <w:rFonts w:ascii="Consolas" w:eastAsia="Times New Roman" w:hAnsi="Consolas" w:cs="Times New Roman"/>
+          <w:color w:val="BBBEBF"/>
+          <w:sz w:val="21"/>
+          <w:szCs w:val="21"/>
+        </w:rPr>
+        <w:t xml:space="preserve">    </w:t>
+      </w:r>
+      <w:r>
+        <w:rPr>
+          <w:rFonts w:ascii="Consolas" w:eastAsia="Times New Roman" w:hAnsi="Consolas" w:cs="Times New Roman"/>
+          <w:color w:val="DCDCAA"/>
+          <w:sz w:val="21"/>
+          <w:szCs w:val="21"/>
+        </w:rPr>
+        <w:t>read</w:t>
+      </w:r>
+      <w:r>
+        <w:rPr>
+          <w:rFonts w:ascii="Consolas" w:eastAsia="Times New Roman" w:hAnsi="Consolas" w:cs="Times New Roman"/>
+          <w:color w:val="BBBEBF"/>
+          <w:sz w:val="21"/>
+          <w:szCs w:val="21"/>
+        </w:rPr>
+        <w:t xml:space="preserve"> </w:t>
+      </w:r>
+      <w:r>
+        <w:rPr>
+          <w:rFonts w:ascii="Consolas" w:eastAsia="Times New Roman" w:hAnsi="Consolas" w:cs="Times New Roman"/>
+          <w:color w:val="A5D6FF"/>
+          <w:sz w:val="21"/>
+          <w:szCs w:val="21"/>
+        </w:rPr>
+        <w:t>response</w:t>
+      </w:r>
+      <w:r>
+        <w:rPr>
+          <w:rFonts w:ascii="Consolas" w:eastAsia="Times New Roman" w:hAnsi="Consolas" w:cs="Times New Roman"/>
+          <w:color w:val="BBBEBF"/>
+          <w:sz w:val="21"/>
+          <w:szCs w:val="21"/>
+        </w:rPr>
+        <w:t>;</w:t>
+      </w:r>
+    </w:p>
+    <w:p>
+      <w:pPr>
+        <w:shd w:val="clear" w:color="auto" w:fill="121314"/>
+        <w:spacing w:after="0" w:line="285" w:lineRule="atLeast"/>
+        <w:rPr>
+          <w:rFonts w:ascii="Consolas" w:eastAsia="Times New Roman" w:hAnsi="Consolas" w:cs="Times New Roman"/>
+          <w:color w:val="BBBEBF"/>
+          <w:sz w:val="21"/>
+          <w:szCs w:val="21"/>
+        </w:rPr>
+      </w:pPr>
+      <w:r>
+        <w:rPr>
+          <w:rFonts w:ascii="Consolas" w:eastAsia="Times New Roman" w:hAnsi="Consolas" w:cs="Times New Roman"/>
+          <w:color w:val="BBBEBF"/>
+          <w:sz w:val="21"/>
+          <w:szCs w:val="21"/>
+        </w:rPr>
+        <w:t xml:space="preserve">    </w:t>
+      </w:r>
+      <w:r>
+        <w:rPr>
+          <w:rFonts w:ascii="Consolas" w:eastAsia="Times New Roman" w:hAnsi="Consolas" w:cs="Times New Roman"/>
+          <w:color w:val="C586C0"/>
+          <w:sz w:val="21"/>
+          <w:szCs w:val="21"/>
+        </w:rPr>
+        <w:t>if</w:t>
+      </w:r>
+      <w:r>
+        <w:rPr>
+          <w:rFonts w:ascii="Consolas" w:eastAsia="Times New Roman" w:hAnsi="Consolas" w:cs="Times New Roman"/>
+          <w:color w:val="BBBEBF"/>
+          <w:sz w:val="21"/>
+          <w:szCs w:val="21"/>
+        </w:rPr>
+        <w:t xml:space="preserve"> [[ </w:t>
+      </w:r>
+      <w:r>
+        <w:rPr>
+          <w:rFonts w:ascii="Consolas" w:eastAsia="Times New Roman" w:hAnsi="Consolas" w:cs="Times New Roman"/>
+          <w:color w:val="A5D6FF"/>
+          <w:sz w:val="21"/>
+          <w:szCs w:val="21"/>
+        </w:rPr>
+        <w:t>"</w:t>
+      </w:r>
+      <w:r>
+        <w:rPr>
+          <w:rFonts w:ascii="Consolas" w:eastAsia="Times New Roman" w:hAnsi="Consolas" w:cs="Times New Roman"/>
+          <w:color w:val="C9D1D9"/>
+          <w:sz w:val="21"/>
+          <w:szCs w:val="21"/>
+        </w:rPr>
+        <w:t>$response</w:t>
+      </w:r>
+      <w:r>
+        <w:rPr>
+          <w:rFonts w:ascii="Consolas" w:eastAsia="Times New Roman" w:hAnsi="Consolas" w:cs="Times New Roman"/>
+          <w:color w:val="A5D6FF"/>
+          <w:sz w:val="21"/>
+          <w:szCs w:val="21"/>
+        </w:rPr>
+        <w:t>"</w:t>
+      </w:r>
+      <w:r>
+        <w:rPr>
+          <w:rFonts w:ascii="Consolas" w:eastAsia="Times New Roman" w:hAnsi="Consolas" w:cs="Times New Roman"/>
+          <w:color w:val="BBBEBF"/>
+          <w:sz w:val="21"/>
+          <w:szCs w:val="21"/>
+        </w:rPr>
+        <w:t xml:space="preserve"> </w:t>
+      </w:r>
+      <w:r>
+        <w:rPr>
+          <w:rFonts w:ascii="Consolas" w:eastAsia="Times New Roman" w:hAnsi="Consolas" w:cs="Times New Roman"/>
+          <w:color w:val="D4D4D4"/>
+          <w:sz w:val="21"/>
+          <w:szCs w:val="21"/>
+        </w:rPr>
+        <w:t>==</w:t>
+      </w:r>
+      <w:r>
+        <w:rPr>
+          <w:rFonts w:ascii="Consolas" w:eastAsia="Times New Roman" w:hAnsi="Consolas" w:cs="Times New Roman"/>
+          <w:color w:val="BBBEBF"/>
+          <w:sz w:val="21"/>
+          <w:szCs w:val="21"/>
+        </w:rPr>
+        <w:t xml:space="preserve"> </w:t>
+      </w:r>
+      <w:r>
+        <w:rPr>
+          <w:rFonts w:ascii="Consolas" w:eastAsia="Times New Roman" w:hAnsi="Consolas" w:cs="Times New Roman"/>
+          <w:color w:val="A5D6FF"/>
+          <w:sz w:val="21"/>
+          <w:szCs w:val="21"/>
+        </w:rPr>
+        <w:t>"yes"</w:t>
+      </w:r>
+      <w:r>
+        <w:rPr>
+          <w:rFonts w:ascii="Consolas" w:eastAsia="Times New Roman" w:hAnsi="Consolas" w:cs="Times New Roman"/>
+          <w:color w:val="BBBEBF"/>
+          <w:sz w:val="21"/>
+          <w:szCs w:val="21"/>
+        </w:rPr>
+        <w:t xml:space="preserve"> </w:t>
+      </w:r>
+      <w:r>
+        <w:rPr>
+          <w:rFonts w:ascii="Consolas" w:eastAsia="Times New Roman" w:hAnsi="Consolas" w:cs="Times New Roman"/>
+          <w:color w:val="D4D4D4"/>
+          <w:sz w:val="21"/>
+          <w:szCs w:val="21"/>
+        </w:rPr>
+        <w:t>||</w:t>
+      </w:r>
+      <w:r>
+        <w:rPr>
+          <w:rFonts w:ascii="Consolas" w:eastAsia="Times New Roman" w:hAnsi="Consolas" w:cs="Times New Roman"/>
+          <w:color w:val="BBBEBF"/>
+          <w:sz w:val="21"/>
+          <w:szCs w:val="21"/>
+        </w:rPr>
+        <w:t xml:space="preserve"> </w:t>
+      </w:r>
+      <w:r>
+        <w:rPr>
+          <w:rFonts w:ascii="Consolas" w:eastAsia="Times New Roman" w:hAnsi="Consolas" w:cs="Times New Roman"/>
+          <w:color w:val="A5D6FF"/>
+          <w:sz w:val="21"/>
+          <w:szCs w:val="21"/>
+        </w:rPr>
+        <w:t>"</w:t>
+      </w:r>
+      <w:r>
+        <w:rPr>
+          <w:rFonts w:ascii="Consolas" w:eastAsia="Times New Roman" w:hAnsi="Consolas" w:cs="Times New Roman"/>
+          <w:color w:val="C9D1D9"/>
+          <w:sz w:val="21"/>
+          <w:szCs w:val="21"/>
+        </w:rPr>
+        <w:t>$response</w:t>
+      </w:r>
+      <w:r>
+        <w:rPr>
+          <w:rFonts w:ascii="Consolas" w:eastAsia="Times New Roman" w:hAnsi="Consolas" w:cs="Times New Roman"/>
+          <w:color w:val="A5D6FF"/>
+          <w:sz w:val="21"/>
+          <w:szCs w:val="21"/>
+        </w:rPr>
+        <w:t>"</w:t>
+      </w:r>
+      <w:r>
+        <w:rPr>
+          <w:rFonts w:ascii="Consolas" w:eastAsia="Times New Roman" w:hAnsi="Consolas" w:cs="Times New Roman"/>
+          <w:color w:val="BBBEBF"/>
+          <w:sz w:val="21"/>
+          <w:szCs w:val="21"/>
+        </w:rPr>
+        <w:t xml:space="preserve"> </w:t>
+      </w:r>
+      <w:r>
+        <w:rPr>
+          <w:rFonts w:ascii="Consolas" w:eastAsia="Times New Roman" w:hAnsi="Consolas" w:cs="Times New Roman"/>
+          <w:color w:val="D4D4D4"/>
+          <w:sz w:val="21"/>
+          <w:szCs w:val="21"/>
+        </w:rPr>
+        <w:t>==</w:t>
+      </w:r>
+      <w:r>
+        <w:rPr>
+          <w:rFonts w:ascii="Consolas" w:eastAsia="Times New Roman" w:hAnsi="Consolas" w:cs="Times New Roman"/>
+          <w:color w:val="BBBEBF"/>
+          <w:sz w:val="21"/>
+          <w:szCs w:val="21"/>
+        </w:rPr>
+        <w:t xml:space="preserve"> </w:t>
+      </w:r>
+      <w:r>
+        <w:rPr>
+          <w:rFonts w:ascii="Consolas" w:eastAsia="Times New Roman" w:hAnsi="Consolas" w:cs="Times New Roman"/>
+          <w:color w:val="A5D6FF"/>
+          <w:sz w:val="21"/>
+          <w:szCs w:val="21"/>
+        </w:rPr>
+        <w:t>"y"</w:t>
+      </w:r>
+      <w:r>
+        <w:rPr>
+          <w:rFonts w:ascii="Consolas" w:eastAsia="Times New Roman" w:hAnsi="Consolas" w:cs="Times New Roman"/>
+          <w:color w:val="BBBEBF"/>
+          <w:sz w:val="21"/>
+          <w:szCs w:val="21"/>
+        </w:rPr>
+        <w:t xml:space="preserve"> </w:t>
+      </w:r>
+      <w:r>
+        <w:rPr>
+          <w:rFonts w:ascii="Consolas" w:eastAsia="Times New Roman" w:hAnsi="Consolas" w:cs="Times New Roman"/>
+          <w:color w:val="D4D4D4"/>
+          <w:sz w:val="21"/>
+          <w:szCs w:val="21"/>
+        </w:rPr>
+        <w:t>||</w:t>
+      </w:r>
+      <w:r>
+        <w:rPr>
+          <w:rFonts w:ascii="Consolas" w:eastAsia="Times New Roman" w:hAnsi="Consolas" w:cs="Times New Roman"/>
+          <w:color w:val="BBBEBF"/>
+          <w:sz w:val="21"/>
+          <w:szCs w:val="21"/>
+        </w:rPr>
+        <w:t xml:space="preserve"> </w:t>
+      </w:r>
+      <w:r>
+        <w:rPr>
+          <w:rFonts w:ascii="Consolas" w:eastAsia="Times New Roman" w:hAnsi="Consolas" w:cs="Times New Roman"/>
+          <w:color w:val="A5D6FF"/>
+          <w:sz w:val="21"/>
+          <w:szCs w:val="21"/>
+        </w:rPr>
+        <w:t>"</w:t>
+      </w:r>
+      <w:r>
+        <w:rPr>
+          <w:rFonts w:ascii="Consolas" w:eastAsia="Times New Roman" w:hAnsi="Consolas" w:cs="Times New Roman"/>
+          <w:color w:val="C9D1D9"/>
+          <w:sz w:val="21"/>
+          <w:szCs w:val="21"/>
+        </w:rPr>
+        <w:t>$response</w:t>
+      </w:r>
+      <w:r>
+        <w:rPr>
+          <w:rFonts w:ascii="Consolas" w:eastAsia="Times New Roman" w:hAnsi="Consolas" w:cs="Times New Roman"/>
+          <w:color w:val="A5D6FF"/>
+          <w:sz w:val="21"/>
+          <w:szCs w:val="21"/>
+        </w:rPr>
+        <w:t>"</w:t>
+      </w:r>
+      <w:r>
+        <w:rPr>
+          <w:rFonts w:ascii="Consolas" w:eastAsia="Times New Roman" w:hAnsi="Consolas" w:cs="Times New Roman"/>
+          <w:color w:val="BBBEBF"/>
+          <w:sz w:val="21"/>
+          <w:szCs w:val="21"/>
+        </w:rPr>
+        <w:t xml:space="preserve"> </w:t>
+      </w:r>
+      <w:r>
+        <w:rPr>
+          <w:rFonts w:ascii="Consolas" w:eastAsia="Times New Roman" w:hAnsi="Consolas" w:cs="Times New Roman"/>
+          <w:color w:val="D4D4D4"/>
+          <w:sz w:val="21"/>
+          <w:szCs w:val="21"/>
+        </w:rPr>
+        <w:t>==</w:t>
+      </w:r>
+      <w:r>
+        <w:rPr>
+          <w:rFonts w:ascii="Consolas" w:eastAsia="Times New Roman" w:hAnsi="Consolas" w:cs="Times New Roman"/>
+          <w:color w:val="BBBEBF"/>
+          <w:sz w:val="21"/>
+          <w:szCs w:val="21"/>
+        </w:rPr>
+        <w:t xml:space="preserve"> </w:t>
+      </w:r>
+      <w:r>
+        <w:rPr>
+          <w:rFonts w:ascii="Consolas" w:eastAsia="Times New Roman" w:hAnsi="Consolas" w:cs="Times New Roman"/>
+          <w:color w:val="A5D6FF"/>
+          <w:sz w:val="21"/>
+          <w:szCs w:val="21"/>
+        </w:rPr>
+        <w:t>"Y</w:t>
+      </w:r>
+      <w:proofErr w:type="gramStart"/>
+      <w:r>
+        <w:rPr>
+          <w:rFonts w:ascii="Consolas" w:eastAsia="Times New Roman" w:hAnsi="Consolas" w:cs="Times New Roman"/>
+          <w:color w:val="A5D6FF"/>
+          <w:sz w:val="21"/>
+          <w:szCs w:val="21"/>
+        </w:rPr>
+        <w:t>"</w:t>
+      </w:r>
+      <w:r>
+        <w:rPr>
+          <w:rFonts w:ascii="Consolas" w:eastAsia="Times New Roman" w:hAnsi="Consolas" w:cs="Times New Roman"/>
+          <w:color w:val="BBBEBF"/>
+          <w:sz w:val="21"/>
+          <w:szCs w:val="21"/>
+        </w:rPr>
+        <w:t xml:space="preserve"> ]</w:t>
+      </w:r>
+      <w:proofErr w:type="gramEnd"/>
+      <w:r>
+        <w:rPr>
+          <w:rFonts w:ascii="Consolas" w:eastAsia="Times New Roman" w:hAnsi="Consolas" w:cs="Times New Roman"/>
+          <w:color w:val="BBBEBF"/>
+          <w:sz w:val="21"/>
+          <w:szCs w:val="21"/>
+        </w:rPr>
+        <w:t xml:space="preserve">]; </w:t>
+      </w:r>
+      <w:r>
+        <w:rPr>
+          <w:rFonts w:ascii="Consolas" w:eastAsia="Times New Roman" w:hAnsi="Consolas" w:cs="Times New Roman"/>
+          <w:color w:val="C586C0"/>
+          <w:sz w:val="21"/>
+          <w:szCs w:val="21"/>
+        </w:rPr>
+        <w:t>then</w:t>
+      </w:r>
+    </w:p>
+    <w:p>
+      <w:pPr>
+        <w:shd w:val="clear" w:color="auto" w:fill="121314"/>
+        <w:spacing w:after="0" w:line="285" w:lineRule="atLeast"/>
+        <w:rPr>
+          <w:rFonts w:ascii="Consolas" w:eastAsia="Times New Roman" w:hAnsi="Consolas" w:cs="Times New Roman"/>
+          <w:color w:val="BBBEBF"/>
+          <w:sz w:val="21"/>
+          <w:szCs w:val="21"/>
+        </w:rPr>
+      </w:pPr>
+    </w:p>
+    <w:p>
+      <w:pPr>
+        <w:shd w:val="clear" w:color="auto" w:fill="121314"/>
+        <w:spacing w:after="0" w:line="285" w:lineRule="atLeast"/>
+        <w:rPr>
+          <w:rFonts w:ascii="Consolas" w:eastAsia="Times New Roman" w:hAnsi="Consolas" w:cs="Times New Roman"/>
+          <w:color w:val="BBBEBF"/>
+          <w:sz w:val="21"/>
+          <w:szCs w:val="21"/>
+        </w:rPr>
+      </w:pPr>
+      <w:r>
+        <w:rPr>
+          <w:rFonts w:ascii="Consolas" w:eastAsia="Times New Roman" w:hAnsi="Consolas" w:cs="Times New Roman"/>
+          <w:color w:val="BBBEBF"/>
+          <w:sz w:val="21"/>
+          <w:szCs w:val="21"/>
+        </w:rPr>
+        <w:t xml:space="preserve">        </w:t>
+      </w:r>
+      <w:r>
+        <w:rPr>
+          <w:rFonts w:ascii="Consolas" w:eastAsia="Times New Roman" w:hAnsi="Consolas" w:cs="Times New Roman"/>
+          <w:color w:val="C586C0"/>
+          <w:sz w:val="21"/>
+          <w:szCs w:val="21"/>
+        </w:rPr>
+        <w:t>for</w:t>
+      </w:r>
+      <w:r>
+        <w:rPr>
+          <w:rFonts w:ascii="Consolas" w:eastAsia="Times New Roman" w:hAnsi="Consolas" w:cs="Times New Roman"/>
+          <w:color w:val="BBBEBF"/>
+          <w:sz w:val="21"/>
+          <w:szCs w:val="21"/>
+        </w:rPr>
+        <w:t xml:space="preserve"> </w:t>
+      </w:r>
+      <w:proofErr w:type="spellStart"/>
+      <w:r>
+        <w:rPr>
+          <w:rFonts w:ascii="Consolas" w:eastAsia="Times New Roman" w:hAnsi="Consolas" w:cs="Times New Roman"/>
+          <w:color w:val="C9D1D9"/>
+          <w:sz w:val="21"/>
+          <w:szCs w:val="21"/>
+        </w:rPr>
+        <w:t>dir</w:t>
+      </w:r>
+      <w:proofErr w:type="spellEnd"/>
+      <w:r>
+        <w:rPr>
+          <w:rFonts w:ascii="Consolas" w:eastAsia="Times New Roman" w:hAnsi="Consolas" w:cs="Times New Roman"/>
+          <w:color w:val="BBBEBF"/>
+          <w:sz w:val="21"/>
+          <w:szCs w:val="21"/>
+        </w:rPr>
+        <w:t xml:space="preserve"> </w:t>
+      </w:r>
+      <w:r>
+        <w:rPr>
+          <w:rFonts w:ascii="Consolas" w:eastAsia="Times New Roman" w:hAnsi="Consolas" w:cs="Times New Roman"/>
+          <w:color w:val="C586C0"/>
+          <w:sz w:val="21"/>
+          <w:szCs w:val="21"/>
+        </w:rPr>
+        <w:t>in</w:t>
+      </w:r>
+      <w:r>
+        <w:rPr>
+          <w:rFonts w:ascii="Consolas" w:eastAsia="Times New Roman" w:hAnsi="Consolas" w:cs="Times New Roman"/>
+          <w:color w:val="BBBEBF"/>
+          <w:sz w:val="21"/>
+          <w:szCs w:val="21"/>
+        </w:rPr>
+        <w:t xml:space="preserve"> </w:t>
+      </w:r>
+      <w:r>
+        <w:rPr>
+          <w:rFonts w:ascii="Consolas" w:eastAsia="Times New Roman" w:hAnsi="Consolas" w:cs="Times New Roman"/>
+          <w:color w:val="A5D6FF"/>
+          <w:sz w:val="21"/>
+          <w:szCs w:val="21"/>
+        </w:rPr>
+        <w:t>"${</w:t>
+      </w:r>
+      <w:proofErr w:type="spellStart"/>
+      <w:proofErr w:type="gramStart"/>
+      <w:r>
+        <w:rPr>
+          <w:rFonts w:ascii="Consolas" w:eastAsia="Times New Roman" w:hAnsi="Consolas" w:cs="Times New Roman"/>
+          <w:color w:val="C9D1D9"/>
+          <w:sz w:val="21"/>
+          <w:szCs w:val="21"/>
+        </w:rPr>
+        <w:t>courseDir</w:t>
+      </w:r>
+      <w:proofErr w:type="spellEnd"/>
+      <w:r>
+        <w:rPr>
+          <w:rFonts w:ascii="Consolas" w:eastAsia="Times New Roman" w:hAnsi="Consolas" w:cs="Times New Roman"/>
+          <w:color w:val="A5D6FF"/>
+          <w:sz w:val="21"/>
+          <w:szCs w:val="21"/>
+        </w:rPr>
+        <w:t>[</w:t>
+      </w:r>
+      <w:proofErr w:type="gramEnd"/>
+      <w:r>
+        <w:rPr>
+          <w:rFonts w:ascii="Consolas" w:eastAsia="Times New Roman" w:hAnsi="Consolas" w:cs="Times New Roman"/>
+          <w:color w:val="D4D4D4"/>
+          <w:sz w:val="21"/>
+          <w:szCs w:val="21"/>
+        </w:rPr>
+        <w:t>@</w:t>
+      </w:r>
+      <w:r>
+        <w:rPr>
+          <w:rFonts w:ascii="Consolas" w:eastAsia="Times New Roman" w:hAnsi="Consolas" w:cs="Times New Roman"/>
+          <w:color w:val="A5D6FF"/>
+          <w:sz w:val="21"/>
+          <w:szCs w:val="21"/>
+        </w:rPr>
+        <w:t>]}"</w:t>
+      </w:r>
+      <w:r>
+        <w:rPr>
+          <w:rFonts w:ascii="Consolas" w:eastAsia="Times New Roman" w:hAnsi="Consolas" w:cs="Times New Roman"/>
+          <w:color w:val="BBBEBF"/>
+          <w:sz w:val="21"/>
+          <w:szCs w:val="21"/>
+        </w:rPr>
+        <w:t xml:space="preserve">; </w:t>
+      </w:r>
+      <w:r>
+        <w:rPr>
+          <w:rFonts w:ascii="Consolas" w:eastAsia="Times New Roman" w:hAnsi="Consolas" w:cs="Times New Roman"/>
+          <w:color w:val="C586C0"/>
+          <w:sz w:val="21"/>
+          <w:szCs w:val="21"/>
+        </w:rPr>
+        <w:t>do</w:t>
+      </w:r>
+    </w:p>
+    <w:p>
+      <w:pPr>
+        <w:shd w:val="clear" w:color="auto" w:fill="121314"/>
+        <w:spacing w:after="0" w:line="285" w:lineRule="atLeast"/>
+        <w:rPr>
+          <w:rFonts w:ascii="Consolas" w:eastAsia="Times New Roman" w:hAnsi="Consolas" w:cs="Times New Roman"/>
+          <w:color w:val="BBBEBF"/>
+          <w:sz w:val="21"/>
+          <w:szCs w:val="21"/>
+        </w:rPr>
+      </w:pPr>
+      <w:r>
+        <w:rPr>
+          <w:rFonts w:ascii="Consolas" w:eastAsia="Times New Roman" w:hAnsi="Consolas" w:cs="Times New Roman"/>
+          <w:color w:val="BBBEBF"/>
+          <w:sz w:val="21"/>
+          <w:szCs w:val="21"/>
+        </w:rPr>
+        <w:t xml:space="preserve">            </w:t>
+      </w:r>
+      <w:proofErr w:type="spellStart"/>
+      <w:r>
+        <w:rPr>
+          <w:rFonts w:ascii="Consolas" w:eastAsia="Times New Roman" w:hAnsi="Consolas" w:cs="Times New Roman"/>
+          <w:color w:val="FFA657"/>
+          <w:sz w:val="21"/>
+          <w:szCs w:val="21"/>
+        </w:rPr>
+        <w:t>mkdir</w:t>
+      </w:r>
+      <w:proofErr w:type="spellEnd"/>
+      <w:r>
+        <w:rPr>
+          <w:rFonts w:ascii="Consolas" w:eastAsia="Times New Roman" w:hAnsi="Consolas" w:cs="Times New Roman"/>
+          <w:color w:val="BBBEBF"/>
+          <w:sz w:val="21"/>
+          <w:szCs w:val="21"/>
+        </w:rPr>
+        <w:t xml:space="preserve"> </w:t>
+      </w:r>
+      <w:r>
+        <w:rPr>
+          <w:rFonts w:ascii="Consolas" w:eastAsia="Times New Roman" w:hAnsi="Consolas" w:cs="Times New Roman"/>
+          <w:color w:val="A5D6FF"/>
+          <w:sz w:val="21"/>
+          <w:szCs w:val="21"/>
+        </w:rPr>
+        <w:t>"</w:t>
+      </w:r>
+      <w:r>
+        <w:rPr>
+          <w:rFonts w:ascii="Consolas" w:eastAsia="Times New Roman" w:hAnsi="Consolas" w:cs="Times New Roman"/>
+          <w:color w:val="C9D1D9"/>
+          <w:sz w:val="21"/>
+          <w:szCs w:val="21"/>
+        </w:rPr>
+        <w:t>$</w:t>
+      </w:r>
+      <w:proofErr w:type="spellStart"/>
+      <w:r>
+        <w:rPr>
+          <w:rFonts w:ascii="Consolas" w:eastAsia="Times New Roman" w:hAnsi="Consolas" w:cs="Times New Roman"/>
+          <w:color w:val="C9D1D9"/>
+          <w:sz w:val="21"/>
+          <w:szCs w:val="21"/>
+        </w:rPr>
+        <w:t>dir</w:t>
+      </w:r>
+      <w:proofErr w:type="spellEnd"/>
+      <w:r>
+        <w:rPr>
+          <w:rFonts w:ascii="Consolas" w:eastAsia="Times New Roman" w:hAnsi="Consolas" w:cs="Times New Roman"/>
+          <w:color w:val="A5D6FF"/>
+          <w:sz w:val="21"/>
+          <w:szCs w:val="21"/>
+        </w:rPr>
+        <w:t>"</w:t>
+      </w:r>
+      <w:r>
+        <w:rPr>
+          <w:rFonts w:ascii="Consolas" w:eastAsia="Times New Roman" w:hAnsi="Consolas" w:cs="Times New Roman"/>
+          <w:color w:val="BBBEBF"/>
+          <w:sz w:val="21"/>
+          <w:szCs w:val="21"/>
+        </w:rPr>
+        <w:t>;</w:t>
+      </w:r>
+    </w:p>
+    <w:p>
+      <w:pPr>
+        <w:shd w:val="clear" w:color="auto" w:fill="121314"/>
+        <w:spacing w:after="0" w:line="285" w:lineRule="atLeast"/>
+        <w:rPr>
+          <w:rFonts w:ascii="Consolas" w:eastAsia="Times New Roman" w:hAnsi="Consolas" w:cs="Times New Roman"/>
+          <w:color w:val="BBBEBF"/>
+          <w:sz w:val="21"/>
+          <w:szCs w:val="21"/>
+        </w:rPr>
+      </w:pPr>
+      <w:r>
+        <w:rPr>
+          <w:rFonts w:ascii="Consolas" w:eastAsia="Times New Roman" w:hAnsi="Consolas" w:cs="Times New Roman"/>
+          <w:color w:val="BBBEBF"/>
+          <w:sz w:val="21"/>
+          <w:szCs w:val="21"/>
+        </w:rPr>
+        <w:t xml:space="preserve">            </w:t>
+      </w:r>
+    </w:p>
+    <w:p>
+      <w:pPr>
+        <w:shd w:val="clear" w:color="auto" w:fill="121314"/>
+        <w:spacing w:after="0" w:line="285" w:lineRule="atLeast"/>
+        <w:rPr>
+          <w:rFonts w:ascii="Consolas" w:eastAsia="Times New Roman" w:hAnsi="Consolas" w:cs="Times New Roman"/>
+          <w:color w:val="BBBEBF"/>
+          <w:sz w:val="21"/>
+          <w:szCs w:val="21"/>
+        </w:rPr>
+      </w:pPr>
+      <w:r>
+        <w:rPr>
+          <w:rFonts w:ascii="Consolas" w:eastAsia="Times New Roman" w:hAnsi="Consolas" w:cs="Times New Roman"/>
+          <w:color w:val="BBBEBF"/>
+          <w:sz w:val="21"/>
+          <w:szCs w:val="21"/>
+        </w:rPr>
+        <w:t xml:space="preserve">        </w:t>
+      </w:r>
+      <w:r>
+        <w:rPr>
+          <w:rFonts w:ascii="Consolas" w:eastAsia="Times New Roman" w:hAnsi="Consolas" w:cs="Times New Roman"/>
+          <w:color w:val="C586C0"/>
+          <w:sz w:val="21"/>
+          <w:szCs w:val="21"/>
+        </w:rPr>
+        <w:t>done</w:t>
+      </w:r>
+    </w:p>
+    <w:p>
+      <w:pPr>
+        <w:shd w:val="clear" w:color="auto" w:fill="121314"/>
+        <w:spacing w:after="0" w:line="285" w:lineRule="atLeast"/>
+        <w:rPr>
+          <w:rFonts w:ascii="Consolas" w:eastAsia="Times New Roman" w:hAnsi="Consolas" w:cs="Times New Roman"/>
+          <w:color w:val="BBBEBF"/>
+          <w:sz w:val="21"/>
+          <w:szCs w:val="21"/>
+        </w:rPr>
+      </w:pPr>
+      <w:r>
+        <w:rPr>
+          <w:rFonts w:ascii="Consolas" w:eastAsia="Times New Roman" w:hAnsi="Consolas" w:cs="Times New Roman"/>
+          <w:color w:val="BBBEBF"/>
+          <w:sz w:val="21"/>
+          <w:szCs w:val="21"/>
+        </w:rPr>
+        <w:t xml:space="preserve">    </w:t>
+      </w:r>
+      <w:r>
+        <w:rPr>
+          <w:rFonts w:ascii="Consolas" w:eastAsia="Times New Roman" w:hAnsi="Consolas" w:cs="Times New Roman"/>
+          <w:color w:val="8B949E"/>
+          <w:sz w:val="21"/>
+          <w:szCs w:val="21"/>
+        </w:rPr>
+        <w:t>#Display success message to the screen after directories successfully created.</w:t>
+      </w:r>
+    </w:p>
+    <w:p>
+      <w:pPr>
+        <w:shd w:val="clear" w:color="auto" w:fill="121314"/>
+        <w:spacing w:after="0" w:line="285" w:lineRule="atLeast"/>
+        <w:rPr>
+          <w:rFonts w:ascii="Consolas" w:eastAsia="Times New Roman" w:hAnsi="Consolas" w:cs="Times New Roman"/>
+          <w:color w:val="BBBEBF"/>
+          <w:sz w:val="21"/>
+          <w:szCs w:val="21"/>
+        </w:rPr>
+      </w:pPr>
+      <w:r>
+        <w:rPr>
+          <w:rFonts w:ascii="Consolas" w:eastAsia="Times New Roman" w:hAnsi="Consolas" w:cs="Times New Roman"/>
+          <w:color w:val="BBBEBF"/>
+          <w:sz w:val="21"/>
+          <w:szCs w:val="21"/>
+        </w:rPr>
+        <w:t xml:space="preserve">    </w:t>
+      </w:r>
+      <w:r>
+        <w:rPr>
+          <w:rFonts w:ascii="Consolas" w:eastAsia="Times New Roman" w:hAnsi="Consolas" w:cs="Times New Roman"/>
+          <w:color w:val="DCDCAA"/>
+          <w:sz w:val="21"/>
+          <w:szCs w:val="21"/>
+        </w:rPr>
+        <w:t>echo</w:t>
+      </w:r>
+      <w:r>
+        <w:rPr>
+          <w:rFonts w:ascii="Consolas" w:eastAsia="Times New Roman" w:hAnsi="Consolas" w:cs="Times New Roman"/>
+          <w:color w:val="BBBEBF"/>
+          <w:sz w:val="21"/>
+          <w:szCs w:val="21"/>
+        </w:rPr>
+        <w:t xml:space="preserve"> </w:t>
+      </w:r>
+      <w:r>
+        <w:rPr>
+          <w:rFonts w:ascii="Consolas" w:eastAsia="Times New Roman" w:hAnsi="Consolas" w:cs="Times New Roman"/>
+          <w:color w:val="569CD6"/>
+          <w:sz w:val="21"/>
+          <w:szCs w:val="21"/>
+        </w:rPr>
+        <w:t>-e</w:t>
+      </w:r>
+      <w:r>
+        <w:rPr>
+          <w:rFonts w:ascii="Consolas" w:eastAsia="Times New Roman" w:hAnsi="Consolas" w:cs="Times New Roman"/>
+          <w:color w:val="BBBEBF"/>
+          <w:sz w:val="21"/>
+          <w:szCs w:val="21"/>
+        </w:rPr>
+        <w:t xml:space="preserve"> </w:t>
+      </w:r>
+      <w:r>
+        <w:rPr>
+          <w:rFonts w:ascii="Consolas" w:eastAsia="Times New Roman" w:hAnsi="Consolas" w:cs="Times New Roman"/>
+          <w:color w:val="A5D6FF"/>
+          <w:sz w:val="21"/>
+          <w:szCs w:val="21"/>
+        </w:rPr>
+        <w:t>"</w:t>
+      </w:r>
+      <w:proofErr w:type="gramStart"/>
+      <w:r>
+        <w:rPr>
+          <w:rFonts w:ascii="Consolas" w:eastAsia="Times New Roman" w:hAnsi="Consolas" w:cs="Times New Roman"/>
+          <w:color w:val="A5D6FF"/>
+          <w:sz w:val="21"/>
+          <w:szCs w:val="21"/>
+        </w:rPr>
+        <w:t>Success!\</w:t>
+      </w:r>
+      <w:proofErr w:type="gramEnd"/>
+      <w:r>
+        <w:rPr>
+          <w:rFonts w:ascii="Consolas" w:eastAsia="Times New Roman" w:hAnsi="Consolas" w:cs="Times New Roman"/>
+          <w:color w:val="A5D6FF"/>
+          <w:sz w:val="21"/>
+          <w:szCs w:val="21"/>
+        </w:rPr>
+        <w:t>n"</w:t>
+      </w:r>
+      <w:r>
+        <w:rPr>
+          <w:rFonts w:ascii="Consolas" w:eastAsia="Times New Roman" w:hAnsi="Consolas" w:cs="Times New Roman"/>
+          <w:color w:val="BBBEBF"/>
+          <w:sz w:val="21"/>
+          <w:szCs w:val="21"/>
+        </w:rPr>
+        <w:t>;</w:t>
+      </w:r>
+    </w:p>
+    <w:p>
+      <w:pPr>
+        <w:shd w:val="clear" w:color="auto" w:fill="121314"/>
+        <w:spacing w:after="0" w:line="285" w:lineRule="atLeast"/>
+        <w:rPr>
+          <w:rFonts w:ascii="Consolas" w:eastAsia="Times New Roman" w:hAnsi="Consolas" w:cs="Times New Roman"/>
+          <w:color w:val="BBBEBF"/>
+          <w:sz w:val="21"/>
+          <w:szCs w:val="21"/>
+        </w:rPr>
+      </w:pPr>
+      <w:r>
+        <w:rPr>
+          <w:rFonts w:ascii="Consolas" w:eastAsia="Times New Roman" w:hAnsi="Consolas" w:cs="Times New Roman"/>
+          <w:color w:val="BBBEBF"/>
+          <w:sz w:val="21"/>
+          <w:szCs w:val="21"/>
+        </w:rPr>
+        <w:t xml:space="preserve">    </w:t>
+      </w:r>
+      <w:r>
+        <w:rPr>
+          <w:rFonts w:ascii="Consolas" w:eastAsia="Times New Roman" w:hAnsi="Consolas" w:cs="Times New Roman"/>
+          <w:color w:val="C586C0"/>
+          <w:sz w:val="21"/>
+          <w:szCs w:val="21"/>
+        </w:rPr>
+        <w:t>else</w:t>
+      </w:r>
+    </w:p>
+    <w:p>
+      <w:pPr>
+        <w:shd w:val="clear" w:color="auto" w:fill="121314"/>
+        <w:spacing w:after="0" w:line="285" w:lineRule="atLeast"/>
+        <w:rPr>
+          <w:rFonts w:ascii="Consolas" w:eastAsia="Times New Roman" w:hAnsi="Consolas" w:cs="Times New Roman"/>
+          <w:color w:val="BBBEBF"/>
+          <w:sz w:val="21"/>
+          <w:szCs w:val="21"/>
+        </w:rPr>
+      </w:pPr>
+      <w:r>
+        <w:rPr>
+          <w:rFonts w:ascii="Consolas" w:eastAsia="Times New Roman" w:hAnsi="Consolas" w:cs="Times New Roman"/>
+          <w:color w:val="BBBEBF"/>
+          <w:sz w:val="21"/>
+          <w:szCs w:val="21"/>
+        </w:rPr>
+        <w:t xml:space="preserve">    </w:t>
+      </w:r>
+      <w:r>
+        <w:rPr>
+          <w:rFonts w:ascii="Consolas" w:eastAsia="Times New Roman" w:hAnsi="Consolas" w:cs="Times New Roman"/>
+          <w:color w:val="DCDCAA"/>
+          <w:sz w:val="21"/>
+          <w:szCs w:val="21"/>
+        </w:rPr>
+        <w:t>echo</w:t>
+      </w:r>
+      <w:r>
+        <w:rPr>
+          <w:rFonts w:ascii="Consolas" w:eastAsia="Times New Roman" w:hAnsi="Consolas" w:cs="Times New Roman"/>
+          <w:color w:val="BBBEBF"/>
+          <w:sz w:val="21"/>
+          <w:szCs w:val="21"/>
+        </w:rPr>
+        <w:t xml:space="preserve"> </w:t>
+      </w:r>
+      <w:r>
+        <w:rPr>
+          <w:rFonts w:ascii="Consolas" w:eastAsia="Times New Roman" w:hAnsi="Consolas" w:cs="Times New Roman"/>
+          <w:color w:val="569CD6"/>
+          <w:sz w:val="21"/>
+          <w:szCs w:val="21"/>
+        </w:rPr>
+        <w:t>-e</w:t>
+      </w:r>
+      <w:r>
+        <w:rPr>
+          <w:rFonts w:ascii="Consolas" w:eastAsia="Times New Roman" w:hAnsi="Consolas" w:cs="Times New Roman"/>
+          <w:color w:val="BBBEBF"/>
+          <w:sz w:val="21"/>
+          <w:szCs w:val="21"/>
+        </w:rPr>
+        <w:t xml:space="preserve"> </w:t>
+      </w:r>
+      <w:r>
+        <w:rPr>
+          <w:rFonts w:ascii="Consolas" w:eastAsia="Times New Roman" w:hAnsi="Consolas" w:cs="Times New Roman"/>
+          <w:color w:val="A5D6FF"/>
+          <w:sz w:val="21"/>
+          <w:szCs w:val="21"/>
+        </w:rPr>
+        <w:t>"\n"</w:t>
+      </w:r>
+      <w:r>
+        <w:rPr>
+          <w:rFonts w:ascii="Consolas" w:eastAsia="Times New Roman" w:hAnsi="Consolas" w:cs="Times New Roman"/>
+          <w:color w:val="BBBEBF"/>
+          <w:sz w:val="21"/>
+          <w:szCs w:val="21"/>
+        </w:rPr>
+        <w:t>;</w:t>
+      </w:r>
+    </w:p>
+    <w:p>
+      <w:pPr>
+        <w:shd w:val="clear" w:color="auto" w:fill="121314"/>
+        <w:spacing w:after="0" w:line="285" w:lineRule="atLeast"/>
+        <w:rPr>
+          <w:rFonts w:ascii="Consolas" w:eastAsia="Times New Roman" w:hAnsi="Consolas" w:cs="Times New Roman"/>
+          <w:color w:val="BBBEBF"/>
+          <w:sz w:val="21"/>
+          <w:szCs w:val="21"/>
+        </w:rPr>
+      </w:pPr>
+      <w:r>
+        <w:rPr>
+          <w:rFonts w:ascii="Consolas" w:eastAsia="Times New Roman" w:hAnsi="Consolas" w:cs="Times New Roman"/>
+          <w:color w:val="BBBEBF"/>
+          <w:sz w:val="21"/>
+          <w:szCs w:val="21"/>
+        </w:rPr>
+        <w:t xml:space="preserve">    </w:t>
+      </w:r>
+      <w:r>
+        <w:rPr>
+          <w:rFonts w:ascii="Consolas" w:eastAsia="Times New Roman" w:hAnsi="Consolas" w:cs="Times New Roman"/>
+          <w:color w:val="C586C0"/>
+          <w:sz w:val="21"/>
+          <w:szCs w:val="21"/>
+        </w:rPr>
+        <w:t>fi</w:t>
+      </w:r>
+    </w:p>
+    <w:p>
+      <w:pPr>
+        <w:shd w:val="clear" w:color="auto" w:fill="121314"/>
+        <w:spacing w:after="0" w:line="285" w:lineRule="atLeast"/>
+        <w:rPr>
+          <w:rFonts w:ascii="Consolas" w:eastAsia="Times New Roman" w:hAnsi="Consolas" w:cs="Times New Roman"/>
+          <w:color w:val="BBBEBF"/>
+          <w:sz w:val="21"/>
+          <w:szCs w:val="21"/>
+        </w:rPr>
+      </w:pPr>
+      <w:r>
+        <w:rPr>
+          <w:rFonts w:ascii="Consolas" w:eastAsia="Times New Roman" w:hAnsi="Consolas" w:cs="Times New Roman"/>
+          <w:color w:val="BBBEBF"/>
+          <w:sz w:val="21"/>
+          <w:szCs w:val="21"/>
+        </w:rPr>
+        <w:t xml:space="preserve">    </w:t>
+      </w:r>
+    </w:p>
+    <w:p>
+      <w:pPr>
+        <w:shd w:val="clear" w:color="auto" w:fill="121314"/>
+        <w:spacing w:after="0" w:line="285" w:lineRule="atLeast"/>
+        <w:rPr>
+          <w:rFonts w:ascii="Consolas" w:eastAsia="Times New Roman" w:hAnsi="Consolas" w:cs="Times New Roman"/>
+          <w:color w:val="BBBEBF"/>
+          <w:sz w:val="21"/>
+          <w:szCs w:val="21"/>
+        </w:rPr>
+      </w:pPr>
+      <w:r>
+        <w:rPr>
+          <w:rFonts w:ascii="Consolas" w:eastAsia="Times New Roman" w:hAnsi="Consolas" w:cs="Times New Roman"/>
+          <w:color w:val="BBBEBF"/>
+          <w:sz w:val="21"/>
+          <w:szCs w:val="21"/>
+        </w:rPr>
+        <w:t xml:space="preserve">    </w:t>
+      </w:r>
+      <w:r>
+        <w:rPr>
+          <w:rFonts w:ascii="Consolas" w:eastAsia="Times New Roman" w:hAnsi="Consolas" w:cs="Times New Roman"/>
+          <w:color w:val="DCDCAA"/>
+          <w:sz w:val="21"/>
+          <w:szCs w:val="21"/>
+        </w:rPr>
+        <w:t>cd</w:t>
+      </w:r>
+      <w:proofErr w:type="gramStart"/>
+      <w:r>
+        <w:rPr>
+          <w:rFonts w:ascii="Consolas" w:eastAsia="Times New Roman" w:hAnsi="Consolas" w:cs="Times New Roman"/>
+          <w:color w:val="BBBEBF"/>
+          <w:sz w:val="21"/>
+          <w:szCs w:val="21"/>
+        </w:rPr>
+        <w:t xml:space="preserve"> </w:t>
+      </w:r>
+      <w:r>
+        <w:rPr>
+          <w:rFonts w:ascii="Consolas" w:eastAsia="Times New Roman" w:hAnsi="Consolas" w:cs="Times New Roman"/>
+          <w:color w:val="A5D6FF"/>
+          <w:sz w:val="21"/>
+          <w:szCs w:val="21"/>
+        </w:rPr>
+        <w:t>..</w:t>
+      </w:r>
+      <w:proofErr w:type="gramEnd"/>
+      <w:r>
+        <w:rPr>
+          <w:rFonts w:ascii="Consolas" w:eastAsia="Times New Roman" w:hAnsi="Consolas" w:cs="Times New Roman"/>
+          <w:color w:val="A5D6FF"/>
+          <w:sz w:val="21"/>
+          <w:szCs w:val="21"/>
+        </w:rPr>
+        <w:t>/</w:t>
+      </w:r>
+      <w:r>
+        <w:rPr>
+          <w:rFonts w:ascii="Consolas" w:eastAsia="Times New Roman" w:hAnsi="Consolas" w:cs="Times New Roman"/>
+          <w:color w:val="BBBEBF"/>
+          <w:sz w:val="21"/>
+          <w:szCs w:val="21"/>
+        </w:rPr>
+        <w:t>;</w:t>
+      </w:r>
+    </w:p>
+    <w:p>
+      <w:pPr>
+        <w:shd w:val="clear" w:color="auto" w:fill="121314"/>
+        <w:spacing w:after="0" w:line="285" w:lineRule="atLeast"/>
+        <w:rPr>
+          <w:rFonts w:ascii="Consolas" w:eastAsia="Times New Roman" w:hAnsi="Consolas" w:cs="Times New Roman"/>
+          <w:color w:val="BBBEBF"/>
+          <w:sz w:val="21"/>
+          <w:szCs w:val="21"/>
+        </w:rPr>
+      </w:pPr>
+      <w:r>
+        <w:rPr>
+          <w:rFonts w:ascii="Consolas" w:eastAsia="Times New Roman" w:hAnsi="Consolas" w:cs="Times New Roman"/>
+          <w:color w:val="C586C0"/>
+          <w:sz w:val="21"/>
+          <w:szCs w:val="21"/>
+        </w:rPr>
+        <w:t>done</w:t>
+      </w:r>
+    </w:p>
+    <w:p>
+      <w:pPr>
+        <w:shd w:val="clear" w:color="auto" w:fill="121314"/>
+        <w:spacing w:after="0" w:line="285" w:lineRule="atLeast"/>
+        <w:rPr>
+          <w:rFonts w:ascii="Consolas" w:eastAsia="Times New Roman" w:hAnsi="Consolas" w:cs="Times New Roman"/>
+          <w:color w:val="BBBEBF"/>
+          <w:sz w:val="21"/>
+          <w:szCs w:val="21"/>
+        </w:rPr>
+      </w:pPr>
+    </w:p>
+    <w:p>
+      <w:pPr>
+        <w:shd w:val="clear" w:color="auto" w:fill="121314"/>
+        <w:spacing w:after="0" w:line="285" w:lineRule="atLeast"/>
+        <w:rPr>
+          <w:rFonts w:ascii="Consolas" w:eastAsia="Times New Roman" w:hAnsi="Consolas" w:cs="Times New Roman"/>
+          <w:color w:val="BBBEBF"/>
+          <w:sz w:val="21"/>
+          <w:szCs w:val="21"/>
+        </w:rPr>
+      </w:pPr>
+      <w:r>
+        <w:rPr>
+          <w:rFonts w:ascii="Consolas" w:eastAsia="Times New Roman" w:hAnsi="Consolas" w:cs="Times New Roman"/>
+          <w:color w:val="8B949E"/>
+          <w:sz w:val="21"/>
+          <w:szCs w:val="21"/>
+        </w:rPr>
+        <w:t>#Using append operator to generate report of the directory in file called info</w:t>
+      </w:r>
+    </w:p>
+    <w:p>
+      <w:pPr>
+        <w:shd w:val="clear" w:color="auto" w:fill="121314"/>
+        <w:spacing w:after="0" w:line="285" w:lineRule="atLeast"/>
+        <w:rPr>
+          <w:rFonts w:ascii="Consolas" w:eastAsia="Times New Roman" w:hAnsi="Consolas" w:cs="Times New Roman"/>
+          <w:color w:val="BBBEBF"/>
+          <w:sz w:val="21"/>
+          <w:szCs w:val="21"/>
+        </w:rPr>
+      </w:pPr>
+    </w:p>
+    <w:p>
+      <w:pPr>
+        <w:shd w:val="clear" w:color="auto" w:fill="121314"/>
+        <w:spacing w:after="0" w:line="285" w:lineRule="atLeast"/>
+        <w:rPr>
+          <w:rFonts w:ascii="Consolas" w:eastAsia="Times New Roman" w:hAnsi="Consolas" w:cs="Times New Roman"/>
+          <w:color w:val="BBBEBF"/>
+          <w:sz w:val="21"/>
+          <w:szCs w:val="21"/>
+        </w:rPr>
+      </w:pPr>
+      <w:r>
+        <w:rPr>
+          <w:rFonts w:ascii="Consolas" w:eastAsia="Times New Roman" w:hAnsi="Consolas" w:cs="Times New Roman"/>
+          <w:color w:val="DCDCAA"/>
+          <w:sz w:val="21"/>
+          <w:szCs w:val="21"/>
+        </w:rPr>
+        <w:t>echo</w:t>
+      </w:r>
+      <w:r>
+        <w:rPr>
+          <w:rFonts w:ascii="Consolas" w:eastAsia="Times New Roman" w:hAnsi="Consolas" w:cs="Times New Roman"/>
+          <w:color w:val="BBBEBF"/>
+          <w:sz w:val="21"/>
+          <w:szCs w:val="21"/>
+        </w:rPr>
+        <w:t xml:space="preserve"> </w:t>
+      </w:r>
+      <w:r>
+        <w:rPr>
+          <w:rFonts w:ascii="Consolas" w:eastAsia="Times New Roman" w:hAnsi="Consolas" w:cs="Times New Roman"/>
+          <w:color w:val="569CD6"/>
+          <w:sz w:val="21"/>
+          <w:szCs w:val="21"/>
+        </w:rPr>
+        <w:t>-e</w:t>
+      </w:r>
+      <w:r>
+        <w:rPr>
+          <w:rFonts w:ascii="Consolas" w:eastAsia="Times New Roman" w:hAnsi="Consolas" w:cs="Times New Roman"/>
+          <w:color w:val="BBBEBF"/>
+          <w:sz w:val="21"/>
+          <w:szCs w:val="21"/>
+        </w:rPr>
+        <w:t xml:space="preserve"> </w:t>
+      </w:r>
+      <w:r>
+        <w:rPr>
+          <w:rFonts w:ascii="Consolas" w:eastAsia="Times New Roman" w:hAnsi="Consolas" w:cs="Times New Roman"/>
+          <w:color w:val="A5D6FF"/>
+          <w:sz w:val="21"/>
+          <w:szCs w:val="21"/>
+        </w:rPr>
+        <w:t>"\n\n***********************************************************************"</w:t>
+      </w:r>
+      <w:r>
+        <w:rPr>
+          <w:rFonts w:ascii="Consolas" w:eastAsia="Times New Roman" w:hAnsi="Consolas" w:cs="Times New Roman"/>
+          <w:color w:val="BBBEBF"/>
+          <w:sz w:val="21"/>
+          <w:szCs w:val="21"/>
+        </w:rPr>
+        <w:t xml:space="preserve"> </w:t>
+      </w:r>
+      <w:r>
+        <w:rPr>
+          <w:rFonts w:ascii="Consolas" w:eastAsia="Times New Roman" w:hAnsi="Consolas" w:cs="Times New Roman"/>
+          <w:color w:val="D4D4D4"/>
+          <w:sz w:val="21"/>
+          <w:szCs w:val="21"/>
+        </w:rPr>
+        <w:t>&gt;&gt;</w:t>
+      </w:r>
+      <w:r>
+        <w:rPr>
+          <w:rFonts w:ascii="Consolas" w:eastAsia="Times New Roman" w:hAnsi="Consolas" w:cs="Times New Roman"/>
+          <w:color w:val="BBBEBF"/>
+          <w:sz w:val="21"/>
+          <w:szCs w:val="21"/>
+        </w:rPr>
+        <w:t xml:space="preserve"> </w:t>
+      </w:r>
+      <w:r>
+        <w:rPr>
+          <w:rFonts w:ascii="Consolas" w:eastAsia="Times New Roman" w:hAnsi="Consolas" w:cs="Times New Roman"/>
+          <w:color w:val="A5D6FF"/>
+          <w:sz w:val="21"/>
+          <w:szCs w:val="21"/>
+        </w:rPr>
+        <w:t>info</w:t>
+      </w:r>
+      <w:r>
+        <w:rPr>
+          <w:rFonts w:ascii="Consolas" w:eastAsia="Times New Roman" w:hAnsi="Consolas" w:cs="Times New Roman"/>
+          <w:color w:val="BBBEBF"/>
+          <w:sz w:val="21"/>
+          <w:szCs w:val="21"/>
+        </w:rPr>
+        <w:t>;</w:t>
+      </w:r>
+    </w:p>
+    <w:p>
+      <w:pPr>
+        <w:shd w:val="clear" w:color="auto" w:fill="121314"/>
+        <w:spacing w:after="0" w:line="285" w:lineRule="atLeast"/>
+        <w:rPr>
+          <w:rFonts w:ascii="Consolas" w:eastAsia="Times New Roman" w:hAnsi="Consolas" w:cs="Times New Roman"/>
+          <w:color w:val="BBBEBF"/>
+          <w:sz w:val="21"/>
+          <w:szCs w:val="21"/>
+        </w:rPr>
+      </w:pPr>
+      <w:r>
+        <w:rPr>
+          <w:rFonts w:ascii="Consolas" w:eastAsia="Times New Roman" w:hAnsi="Consolas" w:cs="Times New Roman"/>
+          <w:color w:val="DCDCAA"/>
+          <w:sz w:val="21"/>
+          <w:szCs w:val="21"/>
+        </w:rPr>
+        <w:t>echo</w:t>
+      </w:r>
+      <w:r>
+        <w:rPr>
+          <w:rFonts w:ascii="Consolas" w:eastAsia="Times New Roman" w:hAnsi="Consolas" w:cs="Times New Roman"/>
+          <w:color w:val="BBBEBF"/>
+          <w:sz w:val="21"/>
+          <w:szCs w:val="21"/>
+        </w:rPr>
+        <w:t xml:space="preserve"> </w:t>
+      </w:r>
+      <w:r>
+        <w:rPr>
+          <w:rFonts w:ascii="Consolas" w:eastAsia="Times New Roman" w:hAnsi="Consolas" w:cs="Times New Roman"/>
+          <w:color w:val="A5D6FF"/>
+          <w:sz w:val="21"/>
+          <w:szCs w:val="21"/>
+        </w:rPr>
+        <w:t xml:space="preserve">"      Your </w:t>
+      </w:r>
+      <w:r>
+        <w:rPr>
+          <w:rFonts w:ascii="Consolas" w:eastAsia="Times New Roman" w:hAnsi="Consolas" w:cs="Times New Roman"/>
+          <w:color w:val="C9D1D9"/>
+          <w:sz w:val="21"/>
+          <w:szCs w:val="21"/>
+        </w:rPr>
+        <w:t>$semester</w:t>
+      </w:r>
+      <w:r>
+        <w:rPr>
+          <w:rFonts w:ascii="Consolas" w:eastAsia="Times New Roman" w:hAnsi="Consolas" w:cs="Times New Roman"/>
+          <w:color w:val="A5D6FF"/>
+          <w:sz w:val="21"/>
+          <w:szCs w:val="21"/>
+        </w:rPr>
+        <w:t xml:space="preserve"> </w:t>
+      </w:r>
+      <w:proofErr w:type="spellStart"/>
+      <w:r>
+        <w:rPr>
+          <w:rFonts w:ascii="Consolas" w:eastAsia="Times New Roman" w:hAnsi="Consolas" w:cs="Times New Roman"/>
+          <w:color w:val="A5D6FF"/>
+          <w:sz w:val="21"/>
+          <w:szCs w:val="21"/>
+        </w:rPr>
+        <w:t>semester</w:t>
+      </w:r>
+      <w:proofErr w:type="spellEnd"/>
+      <w:r>
+        <w:rPr>
+          <w:rFonts w:ascii="Consolas" w:eastAsia="Times New Roman" w:hAnsi="Consolas" w:cs="Times New Roman"/>
+          <w:color w:val="A5D6FF"/>
+          <w:sz w:val="21"/>
+          <w:szCs w:val="21"/>
+        </w:rPr>
+        <w:t xml:space="preserve"> directory setup processed successfully"</w:t>
+      </w:r>
+      <w:r>
+        <w:rPr>
+          <w:rFonts w:ascii="Consolas" w:eastAsia="Times New Roman" w:hAnsi="Consolas" w:cs="Times New Roman"/>
+          <w:color w:val="BBBEBF"/>
+          <w:sz w:val="21"/>
+          <w:szCs w:val="21"/>
+        </w:rPr>
+        <w:t xml:space="preserve"> </w:t>
+      </w:r>
+      <w:r>
+        <w:rPr>
+          <w:rFonts w:ascii="Consolas" w:eastAsia="Times New Roman" w:hAnsi="Consolas" w:cs="Times New Roman"/>
+          <w:color w:val="D4D4D4"/>
+          <w:sz w:val="21"/>
+          <w:szCs w:val="21"/>
+        </w:rPr>
+        <w:t>&gt;&gt;</w:t>
+      </w:r>
+      <w:r>
+        <w:rPr>
+          <w:rFonts w:ascii="Consolas" w:eastAsia="Times New Roman" w:hAnsi="Consolas" w:cs="Times New Roman"/>
+          <w:color w:val="BBBEBF"/>
+          <w:sz w:val="21"/>
+          <w:szCs w:val="21"/>
+        </w:rPr>
+        <w:t xml:space="preserve"> </w:t>
+      </w:r>
+      <w:r>
+        <w:rPr>
+          <w:rFonts w:ascii="Consolas" w:eastAsia="Times New Roman" w:hAnsi="Consolas" w:cs="Times New Roman"/>
+          <w:color w:val="A5D6FF"/>
+          <w:sz w:val="21"/>
+          <w:szCs w:val="21"/>
+        </w:rPr>
+        <w:t>info</w:t>
+      </w:r>
+      <w:r>
+        <w:rPr>
+          <w:rFonts w:ascii="Consolas" w:eastAsia="Times New Roman" w:hAnsi="Consolas" w:cs="Times New Roman"/>
+          <w:color w:val="BBBEBF"/>
+          <w:sz w:val="21"/>
+          <w:szCs w:val="21"/>
+        </w:rPr>
+        <w:t>;</w:t>
+      </w:r>
+    </w:p>
+    <w:p>
+      <w:pPr>
+        <w:shd w:val="clear" w:color="auto" w:fill="121314"/>
+        <w:spacing w:after="0" w:line="285" w:lineRule="atLeast"/>
+        <w:rPr>
+          <w:rFonts w:ascii="Consolas" w:eastAsia="Times New Roman" w:hAnsi="Consolas" w:cs="Times New Roman"/>
+          <w:color w:val="BBBEBF"/>
+          <w:sz w:val="21"/>
+          <w:szCs w:val="21"/>
+        </w:rPr>
+      </w:pPr>
+      <w:r>
+        <w:rPr>
+          <w:rFonts w:ascii="Consolas" w:eastAsia="Times New Roman" w:hAnsi="Consolas" w:cs="Times New Roman"/>
+          <w:color w:val="DCDCAA"/>
+          <w:sz w:val="21"/>
+          <w:szCs w:val="21"/>
+        </w:rPr>
+        <w:t>echo</w:t>
+      </w:r>
+      <w:r>
+        <w:rPr>
+          <w:rFonts w:ascii="Consolas" w:eastAsia="Times New Roman" w:hAnsi="Consolas" w:cs="Times New Roman"/>
+          <w:color w:val="BBBEBF"/>
+          <w:sz w:val="21"/>
+          <w:szCs w:val="21"/>
+        </w:rPr>
+        <w:t xml:space="preserve"> </w:t>
+      </w:r>
+      <w:r>
+        <w:rPr>
+          <w:rFonts w:ascii="Consolas" w:eastAsia="Times New Roman" w:hAnsi="Consolas" w:cs="Times New Roman"/>
+          <w:color w:val="569CD6"/>
+          <w:sz w:val="21"/>
+          <w:szCs w:val="21"/>
+        </w:rPr>
+        <w:t>-e</w:t>
+      </w:r>
+      <w:r>
+        <w:rPr>
+          <w:rFonts w:ascii="Consolas" w:eastAsia="Times New Roman" w:hAnsi="Consolas" w:cs="Times New Roman"/>
+          <w:color w:val="BBBEBF"/>
+          <w:sz w:val="21"/>
+          <w:szCs w:val="21"/>
+        </w:rPr>
+        <w:t xml:space="preserve"> </w:t>
+      </w:r>
+      <w:r>
+        <w:rPr>
+          <w:rFonts w:ascii="Consolas" w:eastAsia="Times New Roman" w:hAnsi="Consolas" w:cs="Times New Roman"/>
+          <w:color w:val="A5D6FF"/>
+          <w:sz w:val="21"/>
+          <w:szCs w:val="21"/>
+        </w:rPr>
+        <w:t>"***********************************************************************\n"</w:t>
+      </w:r>
+      <w:r>
+        <w:rPr>
+          <w:rFonts w:ascii="Consolas" w:eastAsia="Times New Roman" w:hAnsi="Consolas" w:cs="Times New Roman"/>
+          <w:color w:val="BBBEBF"/>
+          <w:sz w:val="21"/>
+          <w:szCs w:val="21"/>
+        </w:rPr>
+        <w:t xml:space="preserve"> </w:t>
+      </w:r>
+      <w:r>
+        <w:rPr>
+          <w:rFonts w:ascii="Consolas" w:eastAsia="Times New Roman" w:hAnsi="Consolas" w:cs="Times New Roman"/>
+          <w:color w:val="D4D4D4"/>
+          <w:sz w:val="21"/>
+          <w:szCs w:val="21"/>
+        </w:rPr>
+        <w:t>&gt;&gt;</w:t>
+      </w:r>
+      <w:r>
+        <w:rPr>
+          <w:rFonts w:ascii="Consolas" w:eastAsia="Times New Roman" w:hAnsi="Consolas" w:cs="Times New Roman"/>
+          <w:color w:val="BBBEBF"/>
+          <w:sz w:val="21"/>
+          <w:szCs w:val="21"/>
+        </w:rPr>
+        <w:t xml:space="preserve"> </w:t>
+      </w:r>
+      <w:r>
+        <w:rPr>
+          <w:rFonts w:ascii="Consolas" w:eastAsia="Times New Roman" w:hAnsi="Consolas" w:cs="Times New Roman"/>
+          <w:color w:val="A5D6FF"/>
+          <w:sz w:val="21"/>
+          <w:szCs w:val="21"/>
+        </w:rPr>
+        <w:t>info</w:t>
+      </w:r>
+      <w:r>
+        <w:rPr>
+          <w:rFonts w:ascii="Consolas" w:eastAsia="Times New Roman" w:hAnsi="Consolas" w:cs="Times New Roman"/>
+          <w:color w:val="BBBEBF"/>
+          <w:sz w:val="21"/>
+          <w:szCs w:val="21"/>
+        </w:rPr>
+        <w:t>;</w:t>
+      </w:r>
+    </w:p>
+    <w:p>
+      <w:pPr>
+        <w:shd w:val="clear" w:color="auto" w:fill="121314"/>
+        <w:spacing w:after="0" w:line="285" w:lineRule="atLeast"/>
+        <w:rPr>
+          <w:rFonts w:ascii="Consolas" w:eastAsia="Times New Roman" w:hAnsi="Consolas" w:cs="Times New Roman"/>
+          <w:color w:val="BBBEBF"/>
+          <w:sz w:val="21"/>
+          <w:szCs w:val="21"/>
+        </w:rPr>
+      </w:pPr>
+    </w:p>
+    <w:p>
+      <w:pPr>
+        <w:shd w:val="clear" w:color="auto" w:fill="121314"/>
+        <w:spacing w:after="0" w:line="285" w:lineRule="atLeast"/>
+        <w:rPr>
+          <w:rFonts w:ascii="Consolas" w:eastAsia="Times New Roman" w:hAnsi="Consolas" w:cs="Times New Roman"/>
+          <w:color w:val="BBBEBF"/>
+          <w:sz w:val="21"/>
+          <w:szCs w:val="21"/>
+        </w:rPr>
+      </w:pPr>
+      <w:r>
+        <w:rPr>
+          <w:rFonts w:ascii="Consolas" w:eastAsia="Times New Roman" w:hAnsi="Consolas" w:cs="Times New Roman"/>
+          <w:color w:val="DCDCAA"/>
+          <w:sz w:val="21"/>
+          <w:szCs w:val="21"/>
+        </w:rPr>
+        <w:t>echo</w:t>
+      </w:r>
+      <w:r>
+        <w:rPr>
+          <w:rFonts w:ascii="Consolas" w:eastAsia="Times New Roman" w:hAnsi="Consolas" w:cs="Times New Roman"/>
+          <w:color w:val="BBBEBF"/>
+          <w:sz w:val="21"/>
+          <w:szCs w:val="21"/>
+        </w:rPr>
+        <w:t xml:space="preserve"> </w:t>
+      </w:r>
+      <w:r>
+        <w:rPr>
+          <w:rFonts w:ascii="Consolas" w:eastAsia="Times New Roman" w:hAnsi="Consolas" w:cs="Times New Roman"/>
+          <w:color w:val="A5D6FF"/>
+          <w:sz w:val="21"/>
+          <w:szCs w:val="21"/>
+        </w:rPr>
+        <w:t xml:space="preserve">"Student Name: </w:t>
+      </w:r>
+      <w:r>
+        <w:rPr>
+          <w:rFonts w:ascii="Consolas" w:eastAsia="Times New Roman" w:hAnsi="Consolas" w:cs="Times New Roman"/>
+          <w:color w:val="C9D1D9"/>
+          <w:sz w:val="21"/>
+          <w:szCs w:val="21"/>
+        </w:rPr>
+        <w:t>$name</w:t>
+      </w:r>
+      <w:r>
+        <w:rPr>
+          <w:rFonts w:ascii="Consolas" w:eastAsia="Times New Roman" w:hAnsi="Consolas" w:cs="Times New Roman"/>
+          <w:color w:val="A5D6FF"/>
+          <w:sz w:val="21"/>
+          <w:szCs w:val="21"/>
+        </w:rPr>
+        <w:t>"</w:t>
+      </w:r>
+      <w:r>
+        <w:rPr>
+          <w:rFonts w:ascii="Consolas" w:eastAsia="Times New Roman" w:hAnsi="Consolas" w:cs="Times New Roman"/>
+          <w:color w:val="D4D4D4"/>
+          <w:sz w:val="21"/>
+          <w:szCs w:val="21"/>
+        </w:rPr>
+        <w:t>&gt;&gt;</w:t>
+      </w:r>
+      <w:r>
+        <w:rPr>
+          <w:rFonts w:ascii="Consolas" w:eastAsia="Times New Roman" w:hAnsi="Consolas" w:cs="Times New Roman"/>
+          <w:color w:val="BBBEBF"/>
+          <w:sz w:val="21"/>
+          <w:szCs w:val="21"/>
+        </w:rPr>
+        <w:t xml:space="preserve"> </w:t>
+      </w:r>
+      <w:r>
+        <w:rPr>
+          <w:rFonts w:ascii="Consolas" w:eastAsia="Times New Roman" w:hAnsi="Consolas" w:cs="Times New Roman"/>
+          <w:color w:val="A5D6FF"/>
+          <w:sz w:val="21"/>
+          <w:szCs w:val="21"/>
+        </w:rPr>
+        <w:t>info</w:t>
+      </w:r>
+      <w:r>
+        <w:rPr>
+          <w:rFonts w:ascii="Consolas" w:eastAsia="Times New Roman" w:hAnsi="Consolas" w:cs="Times New Roman"/>
+          <w:color w:val="BBBEBF"/>
+          <w:sz w:val="21"/>
+          <w:szCs w:val="21"/>
+        </w:rPr>
+        <w:t>;</w:t>
+      </w:r>
+    </w:p>
+    <w:p>
+      <w:pPr>
+        <w:shd w:val="clear" w:color="auto" w:fill="121314"/>
+        <w:spacing w:after="0" w:line="285" w:lineRule="atLeast"/>
+        <w:rPr>
+          <w:rFonts w:ascii="Consolas" w:eastAsia="Times New Roman" w:hAnsi="Consolas" w:cs="Times New Roman"/>
+          <w:color w:val="BBBEBF"/>
+          <w:sz w:val="21"/>
+          <w:szCs w:val="21"/>
+        </w:rPr>
+      </w:pPr>
+      <w:r>
+        <w:rPr>
+          <w:rFonts w:ascii="Consolas" w:eastAsia="Times New Roman" w:hAnsi="Consolas" w:cs="Times New Roman"/>
+          <w:color w:val="DCDCAA"/>
+          <w:sz w:val="21"/>
+          <w:szCs w:val="21"/>
+        </w:rPr>
+        <w:t>echo</w:t>
+      </w:r>
+      <w:r>
+        <w:rPr>
+          <w:rFonts w:ascii="Consolas" w:eastAsia="Times New Roman" w:hAnsi="Consolas" w:cs="Times New Roman"/>
+          <w:color w:val="BBBEBF"/>
+          <w:sz w:val="21"/>
+          <w:szCs w:val="21"/>
+        </w:rPr>
+        <w:t xml:space="preserve"> </w:t>
+      </w:r>
+      <w:r>
+        <w:rPr>
+          <w:rFonts w:ascii="Consolas" w:eastAsia="Times New Roman" w:hAnsi="Consolas" w:cs="Times New Roman"/>
+          <w:color w:val="A5D6FF"/>
+          <w:sz w:val="21"/>
+          <w:szCs w:val="21"/>
+        </w:rPr>
+        <w:t xml:space="preserve">"Semester name: </w:t>
+      </w:r>
+      <w:r>
+        <w:rPr>
+          <w:rFonts w:ascii="Consolas" w:eastAsia="Times New Roman" w:hAnsi="Consolas" w:cs="Times New Roman"/>
+          <w:color w:val="C9D1D9"/>
+          <w:sz w:val="21"/>
+          <w:szCs w:val="21"/>
+        </w:rPr>
+        <w:t>$semester</w:t>
+      </w:r>
+      <w:r>
+        <w:rPr>
+          <w:rFonts w:ascii="Consolas" w:eastAsia="Times New Roman" w:hAnsi="Consolas" w:cs="Times New Roman"/>
+          <w:color w:val="A5D6FF"/>
+          <w:sz w:val="21"/>
+          <w:szCs w:val="21"/>
+        </w:rPr>
+        <w:t>"</w:t>
+      </w:r>
+      <w:r>
+        <w:rPr>
+          <w:rFonts w:ascii="Consolas" w:eastAsia="Times New Roman" w:hAnsi="Consolas" w:cs="Times New Roman"/>
+          <w:color w:val="BBBEBF"/>
+          <w:sz w:val="21"/>
+          <w:szCs w:val="21"/>
+        </w:rPr>
+        <w:t xml:space="preserve"> </w:t>
+      </w:r>
+      <w:r>
+        <w:rPr>
+          <w:rFonts w:ascii="Consolas" w:eastAsia="Times New Roman" w:hAnsi="Consolas" w:cs="Times New Roman"/>
+          <w:color w:val="D4D4D4"/>
+          <w:sz w:val="21"/>
+          <w:szCs w:val="21"/>
+        </w:rPr>
+        <w:t>&gt;&gt;</w:t>
+      </w:r>
+      <w:r>
+        <w:rPr>
+          <w:rFonts w:ascii="Consolas" w:eastAsia="Times New Roman" w:hAnsi="Consolas" w:cs="Times New Roman"/>
+          <w:color w:val="BBBEBF"/>
+          <w:sz w:val="21"/>
+          <w:szCs w:val="21"/>
+        </w:rPr>
+        <w:t xml:space="preserve"> </w:t>
+      </w:r>
+      <w:r>
+        <w:rPr>
+          <w:rFonts w:ascii="Consolas" w:eastAsia="Times New Roman" w:hAnsi="Consolas" w:cs="Times New Roman"/>
+          <w:color w:val="A5D6FF"/>
+          <w:sz w:val="21"/>
+          <w:szCs w:val="21"/>
+        </w:rPr>
+        <w:t>info</w:t>
+      </w:r>
+      <w:r>
+        <w:rPr>
+          <w:rFonts w:ascii="Consolas" w:eastAsia="Times New Roman" w:hAnsi="Consolas" w:cs="Times New Roman"/>
+          <w:color w:val="BBBEBF"/>
+          <w:sz w:val="21"/>
+          <w:szCs w:val="21"/>
+        </w:rPr>
+        <w:t>;</w:t>
+      </w:r>
+    </w:p>
+    <w:p>
+      <w:pPr>
+        <w:shd w:val="clear" w:color="auto" w:fill="121314"/>
+        <w:spacing w:after="0" w:line="285" w:lineRule="atLeast"/>
+        <w:rPr>
+          <w:rFonts w:ascii="Consolas" w:eastAsia="Times New Roman" w:hAnsi="Consolas" w:cs="Times New Roman"/>
+          <w:color w:val="BBBEBF"/>
+          <w:sz w:val="21"/>
+          <w:szCs w:val="21"/>
+        </w:rPr>
+      </w:pPr>
+      <w:r>
+        <w:rPr>
+          <w:rFonts w:ascii="Consolas" w:eastAsia="Times New Roman" w:hAnsi="Consolas" w:cs="Times New Roman"/>
+          <w:color w:val="DCDCAA"/>
+          <w:sz w:val="21"/>
+          <w:szCs w:val="21"/>
+        </w:rPr>
+        <w:t>echo</w:t>
+      </w:r>
+      <w:r>
+        <w:rPr>
+          <w:rFonts w:ascii="Consolas" w:eastAsia="Times New Roman" w:hAnsi="Consolas" w:cs="Times New Roman"/>
+          <w:color w:val="BBBEBF"/>
+          <w:sz w:val="21"/>
+          <w:szCs w:val="21"/>
+        </w:rPr>
+        <w:t xml:space="preserve"> </w:t>
+      </w:r>
+      <w:r>
+        <w:rPr>
+          <w:rFonts w:ascii="Consolas" w:eastAsia="Times New Roman" w:hAnsi="Consolas" w:cs="Times New Roman"/>
+          <w:color w:val="A5D6FF"/>
+          <w:sz w:val="21"/>
+          <w:szCs w:val="21"/>
+        </w:rPr>
+        <w:t xml:space="preserve">"Number of courses: </w:t>
+      </w:r>
+      <w:r>
+        <w:rPr>
+          <w:rFonts w:ascii="Consolas" w:eastAsia="Times New Roman" w:hAnsi="Consolas" w:cs="Times New Roman"/>
+          <w:color w:val="C9D1D9"/>
+          <w:sz w:val="21"/>
+          <w:szCs w:val="21"/>
+        </w:rPr>
+        <w:t>$</w:t>
+      </w:r>
+      <w:proofErr w:type="spellStart"/>
+      <w:r>
+        <w:rPr>
+          <w:rFonts w:ascii="Consolas" w:eastAsia="Times New Roman" w:hAnsi="Consolas" w:cs="Times New Roman"/>
+          <w:color w:val="C9D1D9"/>
+          <w:sz w:val="21"/>
+          <w:szCs w:val="21"/>
+        </w:rPr>
+        <w:t>num_courses</w:t>
+      </w:r>
+      <w:proofErr w:type="spellEnd"/>
+      <w:r>
+        <w:rPr>
+          <w:rFonts w:ascii="Consolas" w:eastAsia="Times New Roman" w:hAnsi="Consolas" w:cs="Times New Roman"/>
+          <w:color w:val="A5D6FF"/>
+          <w:sz w:val="21"/>
+          <w:szCs w:val="21"/>
+        </w:rPr>
+        <w:t>"</w:t>
+      </w:r>
+      <w:r>
+        <w:rPr>
+          <w:rFonts w:ascii="Consolas" w:eastAsia="Times New Roman" w:hAnsi="Consolas" w:cs="Times New Roman"/>
+          <w:color w:val="BBBEBF"/>
+          <w:sz w:val="21"/>
+          <w:szCs w:val="21"/>
+        </w:rPr>
+        <w:t xml:space="preserve"> </w:t>
+      </w:r>
+      <w:r>
+        <w:rPr>
+          <w:rFonts w:ascii="Consolas" w:eastAsia="Times New Roman" w:hAnsi="Consolas" w:cs="Times New Roman"/>
+          <w:color w:val="D4D4D4"/>
+          <w:sz w:val="21"/>
+          <w:szCs w:val="21"/>
+        </w:rPr>
+        <w:t>&gt;&gt;</w:t>
+      </w:r>
+      <w:r>
+        <w:rPr>
+          <w:rFonts w:ascii="Consolas" w:eastAsia="Times New Roman" w:hAnsi="Consolas" w:cs="Times New Roman"/>
+          <w:color w:val="BBBEBF"/>
+          <w:sz w:val="21"/>
+          <w:szCs w:val="21"/>
+        </w:rPr>
+        <w:t xml:space="preserve"> </w:t>
+      </w:r>
+      <w:r>
+        <w:rPr>
+          <w:rFonts w:ascii="Consolas" w:eastAsia="Times New Roman" w:hAnsi="Consolas" w:cs="Times New Roman"/>
+          <w:color w:val="A5D6FF"/>
+          <w:sz w:val="21"/>
+          <w:szCs w:val="21"/>
+        </w:rPr>
+        <w:t>info</w:t>
+      </w:r>
+      <w:r>
+        <w:rPr>
+          <w:rFonts w:ascii="Consolas" w:eastAsia="Times New Roman" w:hAnsi="Consolas" w:cs="Times New Roman"/>
+          <w:color w:val="BBBEBF"/>
+          <w:sz w:val="21"/>
+          <w:szCs w:val="21"/>
+        </w:rPr>
+        <w:t>;</w:t>
+      </w:r>
+    </w:p>
+    <w:p>
+      <w:pPr>
+        <w:shd w:val="clear" w:color="auto" w:fill="121314"/>
+        <w:spacing w:after="0" w:line="285" w:lineRule="atLeast"/>
+        <w:rPr>
+          <w:rFonts w:ascii="Consolas" w:eastAsia="Times New Roman" w:hAnsi="Consolas" w:cs="Times New Roman"/>
+          <w:color w:val="BBBEBF"/>
+          <w:sz w:val="21"/>
+          <w:szCs w:val="21"/>
+        </w:rPr>
+      </w:pPr>
+      <w:r>
+        <w:rPr>
+          <w:rFonts w:ascii="Consolas" w:eastAsia="Times New Roman" w:hAnsi="Consolas" w:cs="Times New Roman"/>
+          <w:color w:val="DCDCAA"/>
+          <w:sz w:val="21"/>
+          <w:szCs w:val="21"/>
+        </w:rPr>
+        <w:t>echo</w:t>
+      </w:r>
+      <w:r>
+        <w:rPr>
+          <w:rFonts w:ascii="Consolas" w:eastAsia="Times New Roman" w:hAnsi="Consolas" w:cs="Times New Roman"/>
+          <w:color w:val="BBBEBF"/>
+          <w:sz w:val="21"/>
+          <w:szCs w:val="21"/>
+        </w:rPr>
+        <w:t xml:space="preserve"> </w:t>
+      </w:r>
+      <w:r>
+        <w:rPr>
+          <w:rFonts w:ascii="Consolas" w:eastAsia="Times New Roman" w:hAnsi="Consolas" w:cs="Times New Roman"/>
+          <w:color w:val="A5D6FF"/>
+          <w:sz w:val="21"/>
+          <w:szCs w:val="21"/>
+        </w:rPr>
+        <w:t>"Disk usage: $(</w:t>
+      </w:r>
+      <w:r>
+        <w:rPr>
+          <w:rFonts w:ascii="Consolas" w:eastAsia="Times New Roman" w:hAnsi="Consolas" w:cs="Times New Roman"/>
+          <w:color w:val="FFA657"/>
+          <w:sz w:val="21"/>
+          <w:szCs w:val="21"/>
+        </w:rPr>
+        <w:t>du</w:t>
+      </w:r>
+      <w:r>
+        <w:rPr>
+          <w:rFonts w:ascii="Consolas" w:eastAsia="Times New Roman" w:hAnsi="Consolas" w:cs="Times New Roman"/>
+          <w:color w:val="A5D6FF"/>
+          <w:sz w:val="21"/>
+          <w:szCs w:val="21"/>
+        </w:rPr>
+        <w:t xml:space="preserve"> </w:t>
+      </w:r>
+      <w:r>
+        <w:rPr>
+          <w:rFonts w:ascii="Consolas" w:eastAsia="Times New Roman" w:hAnsi="Consolas" w:cs="Times New Roman"/>
+          <w:color w:val="569CD6"/>
+          <w:sz w:val="21"/>
+          <w:szCs w:val="21"/>
+        </w:rPr>
+        <w:t>-</w:t>
+      </w:r>
+      <w:proofErr w:type="spellStart"/>
+      <w:r>
+        <w:rPr>
+          <w:rFonts w:ascii="Consolas" w:eastAsia="Times New Roman" w:hAnsi="Consolas" w:cs="Times New Roman"/>
+          <w:color w:val="569CD6"/>
+          <w:sz w:val="21"/>
+          <w:szCs w:val="21"/>
+        </w:rPr>
+        <w:t>sh</w:t>
+      </w:r>
+      <w:proofErr w:type="spellEnd"/>
+      <w:r>
+        <w:rPr>
+          <w:rFonts w:ascii="Consolas" w:eastAsia="Times New Roman" w:hAnsi="Consolas" w:cs="Times New Roman"/>
+          <w:color w:val="A5D6FF"/>
+          <w:sz w:val="21"/>
+          <w:szCs w:val="21"/>
+        </w:rPr>
+        <w:t>)"</w:t>
+      </w:r>
+      <w:r>
+        <w:rPr>
+          <w:rFonts w:ascii="Consolas" w:eastAsia="Times New Roman" w:hAnsi="Consolas" w:cs="Times New Roman"/>
+          <w:color w:val="BBBEBF"/>
+          <w:sz w:val="21"/>
+          <w:szCs w:val="21"/>
+        </w:rPr>
+        <w:t xml:space="preserve"> </w:t>
+      </w:r>
+      <w:r>
+        <w:rPr>
+          <w:rFonts w:ascii="Consolas" w:eastAsia="Times New Roman" w:hAnsi="Consolas" w:cs="Times New Roman"/>
+          <w:color w:val="D4D4D4"/>
+          <w:sz w:val="21"/>
+          <w:szCs w:val="21"/>
+        </w:rPr>
+        <w:t>&gt;&gt;</w:t>
+      </w:r>
+      <w:r>
+        <w:rPr>
+          <w:rFonts w:ascii="Consolas" w:eastAsia="Times New Roman" w:hAnsi="Consolas" w:cs="Times New Roman"/>
+          <w:color w:val="BBBEBF"/>
+          <w:sz w:val="21"/>
+          <w:szCs w:val="21"/>
+        </w:rPr>
+        <w:t xml:space="preserve"> </w:t>
+      </w:r>
+      <w:r>
+        <w:rPr>
+          <w:rFonts w:ascii="Consolas" w:eastAsia="Times New Roman" w:hAnsi="Consolas" w:cs="Times New Roman"/>
+          <w:color w:val="A5D6FF"/>
+          <w:sz w:val="21"/>
+          <w:szCs w:val="21"/>
+        </w:rPr>
+        <w:t>info</w:t>
+      </w:r>
+      <w:r>
+        <w:rPr>
+          <w:rFonts w:ascii="Consolas" w:eastAsia="Times New Roman" w:hAnsi="Consolas" w:cs="Times New Roman"/>
+          <w:color w:val="BBBEBF"/>
+          <w:sz w:val="21"/>
+          <w:szCs w:val="21"/>
+        </w:rPr>
+        <w:t>;</w:t>
+      </w:r>
+    </w:p>
+    <w:p>
+      <w:pPr>
+        <w:shd w:val="clear" w:color="auto" w:fill="121314"/>
+        <w:spacing w:after="0" w:line="285" w:lineRule="atLeast"/>
+        <w:rPr>
+          <w:rFonts w:ascii="Consolas" w:eastAsia="Times New Roman" w:hAnsi="Consolas" w:cs="Times New Roman"/>
+          <w:color w:val="BBBEBF"/>
+          <w:sz w:val="21"/>
+          <w:szCs w:val="21"/>
+        </w:rPr>
+      </w:pPr>
+      <w:r>
+        <w:rPr>
+          <w:rFonts w:ascii="Consolas" w:eastAsia="Times New Roman" w:hAnsi="Consolas" w:cs="Times New Roman"/>
+          <w:color w:val="DCDCAA"/>
+          <w:sz w:val="21"/>
+          <w:szCs w:val="21"/>
+        </w:rPr>
+        <w:t>echo</w:t>
+      </w:r>
+      <w:r>
+        <w:rPr>
+          <w:rFonts w:ascii="Consolas" w:eastAsia="Times New Roman" w:hAnsi="Consolas" w:cs="Times New Roman"/>
+          <w:color w:val="BBBEBF"/>
+          <w:sz w:val="21"/>
+          <w:szCs w:val="21"/>
+        </w:rPr>
+        <w:t xml:space="preserve"> </w:t>
+      </w:r>
+      <w:r>
+        <w:rPr>
+          <w:rFonts w:ascii="Consolas" w:eastAsia="Times New Roman" w:hAnsi="Consolas" w:cs="Times New Roman"/>
+          <w:color w:val="A5D6FF"/>
+          <w:sz w:val="21"/>
+          <w:szCs w:val="21"/>
+        </w:rPr>
+        <w:t xml:space="preserve">"Directory path: </w:t>
+      </w:r>
+      <w:r>
+        <w:rPr>
+          <w:rFonts w:ascii="Consolas" w:eastAsia="Times New Roman" w:hAnsi="Consolas" w:cs="Times New Roman"/>
+          <w:color w:val="C9D1D9"/>
+          <w:sz w:val="21"/>
+          <w:szCs w:val="21"/>
+        </w:rPr>
+        <w:t>$path</w:t>
+      </w:r>
+      <w:r>
+        <w:rPr>
+          <w:rFonts w:ascii="Consolas" w:eastAsia="Times New Roman" w:hAnsi="Consolas" w:cs="Times New Roman"/>
+          <w:color w:val="A5D6FF"/>
+          <w:sz w:val="21"/>
+          <w:szCs w:val="21"/>
+        </w:rPr>
+        <w:t>"</w:t>
+      </w:r>
+      <w:r>
+        <w:rPr>
+          <w:rFonts w:ascii="Consolas" w:eastAsia="Times New Roman" w:hAnsi="Consolas" w:cs="Times New Roman"/>
+          <w:color w:val="BBBEBF"/>
+          <w:sz w:val="21"/>
+          <w:szCs w:val="21"/>
+        </w:rPr>
+        <w:t xml:space="preserve"> </w:t>
+      </w:r>
+      <w:r>
+        <w:rPr>
+          <w:rFonts w:ascii="Consolas" w:eastAsia="Times New Roman" w:hAnsi="Consolas" w:cs="Times New Roman"/>
+          <w:color w:val="D4D4D4"/>
+          <w:sz w:val="21"/>
+          <w:szCs w:val="21"/>
+        </w:rPr>
+        <w:t>&gt;&gt;</w:t>
+      </w:r>
+      <w:r>
+        <w:rPr>
+          <w:rFonts w:ascii="Consolas" w:eastAsia="Times New Roman" w:hAnsi="Consolas" w:cs="Times New Roman"/>
+          <w:color w:val="BBBEBF"/>
+          <w:sz w:val="21"/>
+          <w:szCs w:val="21"/>
+        </w:rPr>
+        <w:t xml:space="preserve"> </w:t>
+      </w:r>
+      <w:r>
+        <w:rPr>
+          <w:rFonts w:ascii="Consolas" w:eastAsia="Times New Roman" w:hAnsi="Consolas" w:cs="Times New Roman"/>
+          <w:color w:val="A5D6FF"/>
+          <w:sz w:val="21"/>
+          <w:szCs w:val="21"/>
+        </w:rPr>
+        <w:t>info</w:t>
+      </w:r>
+      <w:r>
+        <w:rPr>
+          <w:rFonts w:ascii="Consolas" w:eastAsia="Times New Roman" w:hAnsi="Consolas" w:cs="Times New Roman"/>
+          <w:color w:val="BBBEBF"/>
+          <w:sz w:val="21"/>
+          <w:szCs w:val="21"/>
+        </w:rPr>
+        <w:t>;</w:t>
+      </w:r>
+    </w:p>
+    <w:p>
+      <w:pPr>
+        <w:shd w:val="clear" w:color="auto" w:fill="121314"/>
+        <w:spacing w:after="0" w:line="285" w:lineRule="atLeast"/>
+        <w:rPr>
+          <w:rFonts w:ascii="Consolas" w:eastAsia="Times New Roman" w:hAnsi="Consolas" w:cs="Times New Roman"/>
+          <w:color w:val="BBBEBF"/>
+          <w:sz w:val="21"/>
+          <w:szCs w:val="21"/>
+        </w:rPr>
+      </w:pPr>
+      <w:r>
+        <w:rPr>
+          <w:rFonts w:ascii="Consolas" w:eastAsia="Times New Roman" w:hAnsi="Consolas" w:cs="Times New Roman"/>
+          <w:color w:val="DCDCAA"/>
+          <w:sz w:val="21"/>
+          <w:szCs w:val="21"/>
+        </w:rPr>
+        <w:t>echo</w:t>
+      </w:r>
+      <w:r>
+        <w:rPr>
+          <w:rFonts w:ascii="Consolas" w:eastAsia="Times New Roman" w:hAnsi="Consolas" w:cs="Times New Roman"/>
+          <w:color w:val="BBBEBF"/>
+          <w:sz w:val="21"/>
+          <w:szCs w:val="21"/>
+        </w:rPr>
+        <w:t xml:space="preserve"> </w:t>
+      </w:r>
+      <w:r>
+        <w:rPr>
+          <w:rFonts w:ascii="Consolas" w:eastAsia="Times New Roman" w:hAnsi="Consolas" w:cs="Times New Roman"/>
+          <w:color w:val="A5D6FF"/>
+          <w:sz w:val="21"/>
+          <w:szCs w:val="21"/>
+        </w:rPr>
+        <w:t>"Created on: $(</w:t>
+      </w:r>
+      <w:r>
+        <w:rPr>
+          <w:rFonts w:ascii="Consolas" w:eastAsia="Times New Roman" w:hAnsi="Consolas" w:cs="Times New Roman"/>
+          <w:color w:val="FFA657"/>
+          <w:sz w:val="21"/>
+          <w:szCs w:val="21"/>
+        </w:rPr>
+        <w:t>date</w:t>
+      </w:r>
+      <w:r>
+        <w:rPr>
+          <w:rFonts w:ascii="Consolas" w:eastAsia="Times New Roman" w:hAnsi="Consolas" w:cs="Times New Roman"/>
+          <w:color w:val="A5D6FF"/>
+          <w:sz w:val="21"/>
+          <w:szCs w:val="21"/>
+        </w:rPr>
+        <w:t>)"</w:t>
+      </w:r>
+      <w:r>
+        <w:rPr>
+          <w:rFonts w:ascii="Consolas" w:eastAsia="Times New Roman" w:hAnsi="Consolas" w:cs="Times New Roman"/>
+          <w:color w:val="BBBEBF"/>
+          <w:sz w:val="21"/>
+          <w:szCs w:val="21"/>
+        </w:rPr>
+        <w:t xml:space="preserve"> </w:t>
+      </w:r>
+      <w:r>
+        <w:rPr>
+          <w:rFonts w:ascii="Consolas" w:eastAsia="Times New Roman" w:hAnsi="Consolas" w:cs="Times New Roman"/>
+          <w:color w:val="D4D4D4"/>
+          <w:sz w:val="21"/>
+          <w:szCs w:val="21"/>
+        </w:rPr>
+        <w:t>&gt;&gt;</w:t>
+      </w:r>
+      <w:r>
+        <w:rPr>
+          <w:rFonts w:ascii="Consolas" w:eastAsia="Times New Roman" w:hAnsi="Consolas" w:cs="Times New Roman"/>
+          <w:color w:val="BBBEBF"/>
+          <w:sz w:val="21"/>
+          <w:szCs w:val="21"/>
+        </w:rPr>
+        <w:t xml:space="preserve"> </w:t>
+      </w:r>
+      <w:r>
+        <w:rPr>
+          <w:rFonts w:ascii="Consolas" w:eastAsia="Times New Roman" w:hAnsi="Consolas" w:cs="Times New Roman"/>
+          <w:color w:val="A5D6FF"/>
+          <w:sz w:val="21"/>
+          <w:szCs w:val="21"/>
+        </w:rPr>
+        <w:t>info</w:t>
+      </w:r>
+      <w:r>
+        <w:rPr>
+          <w:rFonts w:ascii="Consolas" w:eastAsia="Times New Roman" w:hAnsi="Consolas" w:cs="Times New Roman"/>
+          <w:color w:val="BBBEBF"/>
+          <w:sz w:val="21"/>
+          <w:szCs w:val="21"/>
+        </w:rPr>
+        <w:t>;</w:t>
+      </w:r>
+    </w:p>
+    <w:p>
+      <w:pPr>
+        <w:shd w:val="clear" w:color="auto" w:fill="121314"/>
+        <w:spacing w:after="0" w:line="285" w:lineRule="atLeast"/>
+        <w:rPr>
+          <w:rFonts w:ascii="Consolas" w:eastAsia="Times New Roman" w:hAnsi="Consolas" w:cs="Times New Roman"/>
+          <w:color w:val="BBBEBF"/>
+          <w:sz w:val="21"/>
+          <w:szCs w:val="21"/>
+        </w:rPr>
+      </w:pPr>
+      <w:r>
+        <w:rPr>
+          <w:rFonts w:ascii="Consolas" w:eastAsia="Times New Roman" w:hAnsi="Consolas" w:cs="Times New Roman"/>
+          <w:color w:val="FFA657"/>
+          <w:sz w:val="21"/>
+          <w:szCs w:val="21"/>
+        </w:rPr>
+        <w:t>cat</w:t>
+      </w:r>
+      <w:r>
+        <w:rPr>
+          <w:rFonts w:ascii="Consolas" w:eastAsia="Times New Roman" w:hAnsi="Consolas" w:cs="Times New Roman"/>
+          <w:color w:val="BBBEBF"/>
+          <w:sz w:val="21"/>
+          <w:szCs w:val="21"/>
+        </w:rPr>
+        <w:t xml:space="preserve"> </w:t>
+      </w:r>
+      <w:r>
+        <w:rPr>
+          <w:rFonts w:ascii="Consolas" w:eastAsia="Times New Roman" w:hAnsi="Consolas" w:cs="Times New Roman"/>
+          <w:color w:val="A5D6FF"/>
+          <w:sz w:val="21"/>
+          <w:szCs w:val="21"/>
+        </w:rPr>
+        <w:t>info</w:t>
+      </w:r>
+      <w:r>
+        <w:rPr>
+          <w:rFonts w:ascii="Consolas" w:eastAsia="Times New Roman" w:hAnsi="Consolas" w:cs="Times New Roman"/>
+          <w:color w:val="BBBEBF"/>
+          <w:sz w:val="21"/>
+          <w:szCs w:val="21"/>
+        </w:rPr>
+        <w:t>;</w:t>
+      </w:r>
+    </w:p>
+    <w:p>
+      <w:pPr>
+        <w:shd w:val="clear" w:color="auto" w:fill="121314"/>
+        <w:spacing w:after="0" w:line="285" w:lineRule="atLeast"/>
+        <w:rPr>
+          <w:rFonts w:ascii="Consolas" w:eastAsia="Times New Roman" w:hAnsi="Consolas" w:cs="Times New Roman"/>
+          <w:color w:val="BBBEBF"/>
+          <w:sz w:val="21"/>
+          <w:szCs w:val="21"/>
+        </w:rPr>
+      </w:pPr>
+    </w:p>
+    <w:p>
+      <w:pPr>
+        <w:shd w:val="clear" w:color="auto" w:fill="121314"/>
+        <w:spacing w:after="0" w:line="285" w:lineRule="atLeast"/>
+        <w:rPr>
+          <w:rFonts w:ascii="Consolas" w:eastAsia="Times New Roman" w:hAnsi="Consolas" w:cs="Times New Roman"/>
+          <w:color w:val="BBBEBF"/>
+          <w:sz w:val="21"/>
+          <w:szCs w:val="21"/>
+        </w:rPr>
+      </w:pPr>
+      <w:r>
+        <w:rPr>
+          <w:rFonts w:ascii="Consolas" w:eastAsia="Times New Roman" w:hAnsi="Consolas" w:cs="Times New Roman"/>
+          <w:color w:val="8B949E"/>
+          <w:sz w:val="21"/>
+          <w:szCs w:val="21"/>
+        </w:rPr>
+        <w:t>#End of the scripts</w:t>
+      </w:r>
+    </w:p>
+    <w:p>
+      <w:pPr>
+        <w:shd w:val="clear" w:color="auto" w:fill="121314"/>
+        <w:spacing w:after="0" w:line="285" w:lineRule="atLeast"/>
+        <w:rPr>
+          <w:rFonts w:ascii="Consolas" w:eastAsia="Times New Roman" w:hAnsi="Consolas" w:cs="Times New Roman"/>
+          <w:color w:val="BBBEBF"/>
+          <w:sz w:val="21"/>
+          <w:szCs w:val="21"/>
+        </w:rPr>
       </w:pPr>
     </w:p>
     <w:p/>
     <w:sectPr>
-      <w:headerReference w:type="default" r:id="rId12"/>
+      <w:headerReference w:type="default" r:id="rId15"/>
       <w:pgSz w:w="12240" w:h="15840"/>
       <w:pgMar w:top="1440" w:right="1440" w:bottom="1440" w:left="1440" w:header="720" w:footer="720" w:gutter="0"/>
       <w:cols w:space="720"/>
